--- a/Manutenção Industrial 4.0.docx
+++ b/Manutenção Industrial 4.0.docx
@@ -6,6 +6,7 @@
       <w:pPr>
         <w:jc w:val="center"/>
         <w:rPr>
+          <w:rFonts w:ascii="Times New Roman" w:hAnsi="Times New Roman" w:cs="Times New Roman"/>
           <w:b/>
           <w:bCs/>
           <w:sz w:val="32"/>
@@ -14,6 +15,7 @@
       </w:pPr>
       <w:r>
         <w:rPr>
+          <w:rFonts w:ascii="Times New Roman" w:hAnsi="Times New Roman" w:cs="Times New Roman"/>
           <w:b/>
           <w:bCs/>
           <w:sz w:val="32"/>
@@ -77,6 +79,140 @@
       <w:pPr>
         <w:jc w:val="center"/>
         <w:rPr>
+          <w:rFonts w:ascii="Times New Roman" w:hAnsi="Times New Roman" w:cs="Times New Roman"/>
+          <w:b/>
+          <w:bCs/>
+          <w:sz w:val="32"/>
+          <w:szCs w:val="32"/>
+        </w:rPr>
+      </w:pPr>
+      <w:r>
+        <w:rPr>
+          <w:rFonts w:ascii="Times New Roman" w:hAnsi="Times New Roman" w:cs="Times New Roman"/>
+          <w:b/>
+          <w:bCs/>
+          <w:sz w:val="32"/>
+          <w:szCs w:val="32"/>
+        </w:rPr>
+        <w:t>PROJETO INTEGRADOR - 3° TERMO</w:t>
+      </w:r>
+    </w:p>
+    <w:p>
+      <w:pPr>
+        <w:jc w:val="center"/>
+        <w:rPr>
+          <w:rFonts w:ascii="Times New Roman" w:hAnsi="Times New Roman" w:cs="Times New Roman"/>
+          <w:i/>
+          <w:iCs/>
+          <w:sz w:val="32"/>
+          <w:szCs w:val="32"/>
+        </w:rPr>
+      </w:pPr>
+      <w:r>
+        <w:rPr>
+          <w:rFonts w:ascii="Times New Roman" w:hAnsi="Times New Roman" w:cs="Times New Roman"/>
+          <w:i/>
+          <w:iCs/>
+          <w:sz w:val="32"/>
+          <w:szCs w:val="32"/>
+        </w:rPr>
+        <w:t>Manutenção Industrial 4.0</w:t>
+      </w:r>
+    </w:p>
+    <w:p>
+      <w:pPr>
+        <w:jc w:val="center"/>
+        <w:rPr>
+          <w:i/>
+          <w:iCs/>
+        </w:rPr>
+      </w:pPr>
+    </w:p>
+    <w:p>
+      <w:pPr>
+        <w:jc w:val="center"/>
+        <w:rPr>
+          <w:i/>
+          <w:iCs/>
+        </w:rPr>
+      </w:pPr>
+    </w:p>
+    <w:p>
+      <w:pPr>
+        <w:jc w:val="center"/>
+        <w:rPr>
+          <w:i/>
+          <w:iCs/>
+        </w:rPr>
+      </w:pPr>
+    </w:p>
+    <w:p>
+      <w:pPr>
+        <w:rPr>
+          <w:i/>
+          <w:iCs/>
+        </w:rPr>
+      </w:pPr>
+    </w:p>
+    <w:p>
+      <w:pPr>
+        <w:jc w:val="center"/>
+        <w:rPr>
+          <w:i/>
+          <w:iCs/>
+        </w:rPr>
+      </w:pPr>
+    </w:p>
+    <w:p>
+      <w:pPr>
+        <w:jc w:val="center"/>
+        <w:rPr>
+          <w:i/>
+          <w:iCs/>
+        </w:rPr>
+      </w:pPr>
+    </w:p>
+    <w:p>
+      <w:pPr>
+        <w:jc w:val="center"/>
+        <w:rPr>
+          <w:i/>
+          <w:iCs/>
+        </w:rPr>
+      </w:pPr>
+    </w:p>
+    <w:p>
+      <w:pPr>
+        <w:jc w:val="center"/>
+        <w:rPr>
+          <w:i/>
+          <w:iCs/>
+        </w:rPr>
+      </w:pPr>
+    </w:p>
+    <w:p>
+      <w:pPr>
+        <w:jc w:val="center"/>
+        <w:rPr>
+          <w:i/>
+          <w:iCs/>
+        </w:rPr>
+      </w:pPr>
+    </w:p>
+    <w:p>
+      <w:pPr>
+        <w:jc w:val="center"/>
+        <w:rPr>
+          <w:i/>
+          <w:iCs/>
+        </w:rPr>
+      </w:pPr>
+    </w:p>
+    <w:p>
+      <w:pPr>
+        <w:jc w:val="center"/>
+        <w:rPr>
+          <w:rFonts w:ascii="Times New Roman" w:hAnsi="Times New Roman" w:cs="Times New Roman"/>
           <w:b/>
           <w:bCs/>
           <w:sz w:val="28"/>
@@ -85,12 +221,35 @@
       </w:pPr>
       <w:r>
         <w:rPr>
+          <w:rFonts w:ascii="Times New Roman" w:hAnsi="Times New Roman" w:cs="Times New Roman"/>
           <w:b/>
           <w:bCs/>
           <w:sz w:val="28"/>
           <w:szCs w:val="28"/>
         </w:rPr>
-        <w:t>PROJETO INTEGRADOR - 3° TERMO</w:t>
+        <w:t xml:space="preserve"> LIMEIRA – SP</w:t>
+      </w:r>
+    </w:p>
+    <w:p>
+      <w:pPr>
+        <w:jc w:val="center"/>
+        <w:rPr>
+          <w:rFonts w:ascii="Times New Roman" w:hAnsi="Times New Roman" w:cs="Times New Roman"/>
+          <w:b/>
+          <w:bCs/>
+          <w:sz w:val="28"/>
+          <w:szCs w:val="28"/>
+        </w:rPr>
+      </w:pPr>
+      <w:r>
+        <w:rPr>
+          <w:rFonts w:ascii="Times New Roman" w:hAnsi="Times New Roman" w:cs="Times New Roman"/>
+          <w:b/>
+          <w:bCs/>
+          <w:sz w:val="28"/>
+          <w:szCs w:val="28"/>
+        </w:rPr>
+        <w:t>2026</w:t>
       </w:r>
     </w:p>
     <w:p>
@@ -103,349 +262,1164 @@
           <w:szCs w:val="28"/>
         </w:rPr>
       </w:pPr>
-      <w:r>
-        <w:rPr>
-          <w:i/>
-          <w:iCs/>
-          <w:sz w:val="28"/>
-          <w:szCs w:val="28"/>
-        </w:rPr>
-        <w:t>Manutenção Industrial 4.0</w:t>
-      </w:r>
-    </w:p>
-    <w:p>
-      <w:pPr>
-        <w:jc w:val="center"/>
-        <w:rPr>
-          <w:i/>
-          <w:iCs/>
-        </w:rPr>
-      </w:pPr>
-    </w:p>
-    <w:p>
-      <w:pPr>
-        <w:jc w:val="center"/>
-        <w:rPr>
-          <w:i/>
-          <w:iCs/>
-        </w:rPr>
-      </w:pPr>
-    </w:p>
-    <w:p>
-      <w:pPr>
-        <w:jc w:val="center"/>
-        <w:rPr>
-          <w:i/>
-          <w:iCs/>
-        </w:rPr>
-      </w:pPr>
-    </w:p>
-    <w:p>
-      <w:pPr>
-        <w:rPr>
-          <w:i/>
-          <w:iCs/>
-        </w:rPr>
-      </w:pPr>
-    </w:p>
-    <w:p>
-      <w:pPr>
-        <w:jc w:val="center"/>
-        <w:rPr>
-          <w:i/>
-          <w:iCs/>
-        </w:rPr>
-      </w:pPr>
-    </w:p>
-    <w:p>
-      <w:pPr>
-        <w:jc w:val="center"/>
-        <w:rPr>
-          <w:i/>
-          <w:iCs/>
-        </w:rPr>
-      </w:pPr>
-    </w:p>
-    <w:p>
-      <w:pPr>
-        <w:jc w:val="center"/>
-        <w:rPr>
-          <w:i/>
-          <w:iCs/>
-        </w:rPr>
-      </w:pPr>
-    </w:p>
-    <w:p>
-      <w:pPr>
-        <w:jc w:val="center"/>
-        <w:rPr>
-          <w:i/>
-          <w:iCs/>
-        </w:rPr>
-      </w:pPr>
-    </w:p>
-    <w:p>
-      <w:pPr>
-        <w:jc w:val="center"/>
-        <w:rPr>
-          <w:i/>
-          <w:iCs/>
-        </w:rPr>
-      </w:pPr>
-    </w:p>
-    <w:p>
-      <w:pPr>
-        <w:jc w:val="center"/>
-        <w:rPr>
-          <w:i/>
-          <w:iCs/>
-        </w:rPr>
-      </w:pPr>
-    </w:p>
-    <w:p>
-      <w:pPr>
-        <w:jc w:val="center"/>
-        <w:rPr>
-          <w:i/>
-          <w:iCs/>
-          <w:sz w:val="28"/>
-          <w:szCs w:val="28"/>
-        </w:rPr>
-      </w:pPr>
-      <w:r>
-        <w:rPr>
-          <w:i/>
-          <w:iCs/>
-          <w:sz w:val="28"/>
-          <w:szCs w:val="28"/>
-        </w:rPr>
-        <w:t>SENAI, LIMEIRA – SP</w:t>
-      </w:r>
-    </w:p>
-    <w:p>
-      <w:pPr>
-        <w:jc w:val="center"/>
-        <w:rPr>
-          <w:i/>
-          <w:iCs/>
-          <w:sz w:val="28"/>
-          <w:szCs w:val="28"/>
-        </w:rPr>
-      </w:pPr>
-      <w:r>
-        <w:rPr>
-          <w:i/>
-          <w:iCs/>
-          <w:sz w:val="28"/>
-          <w:szCs w:val="28"/>
-        </w:rPr>
-        <w:t>2026</w:t>
-      </w:r>
-    </w:p>
-    <w:p>
-      <w:pPr>
-        <w:jc w:val="center"/>
-        <w:rPr>
-          <w:i/>
-          <w:iCs/>
-          <w:sz w:val="28"/>
-          <w:szCs w:val="28"/>
-        </w:rPr>
-      </w:pPr>
-    </w:p>
-    <w:p>
-      <w:pPr>
-        <w:jc w:val="center"/>
-        <w:rPr>
-          <w:b/>
-          <w:bCs/>
-          <w:sz w:val="28"/>
-          <w:szCs w:val="28"/>
-        </w:rPr>
-      </w:pPr>
-      <w:r>
-        <w:rPr>
-          <w:b/>
-          <w:bCs/>
-          <w:sz w:val="28"/>
-          <w:szCs w:val="28"/>
+    </w:p>
+    <w:sdt>
+      <w:sdtPr>
+        <w:id w:val="1814291681"/>
+        <w:docPartObj>
+          <w:docPartGallery w:val="Table of Contents"/>
+          <w:docPartUnique/>
+        </w:docPartObj>
+      </w:sdtPr>
+      <w:sdtEndPr>
+        <w:rPr>
+          <w:rFonts w:asciiTheme="minorHAnsi" w:eastAsiaTheme="minorHAnsi" w:hAnsiTheme="minorHAnsi" w:cstheme="minorBidi"/>
+          <w:b/>
+          <w:bCs/>
+          <w:color w:val="auto"/>
+          <w:kern w:val="2"/>
+          <w:sz w:val="24"/>
+          <w:szCs w:val="24"/>
+          <w14:ligatures w14:val="standardContextual"/>
+        </w:rPr>
+      </w:sdtEndPr>
+      <w:sdtContent>
+        <w:p>
+          <w:pPr>
+            <w:pStyle w:val="CabealhodoSumrio"/>
+          </w:pPr>
+          <w:r>
+            <w:t>Sumário</w:t>
+          </w:r>
+        </w:p>
+        <w:p>
+          <w:pPr>
+            <w:pStyle w:val="Sumrio1"/>
+            <w:rPr>
+              <w:rFonts w:asciiTheme="minorHAnsi" w:hAnsiTheme="minorHAnsi" w:cstheme="minorBidi"/>
+              <w:b w:val="0"/>
+              <w:bCs w:val="0"/>
+              <w:kern w:val="2"/>
+              <w:sz w:val="24"/>
+              <w:szCs w:val="24"/>
+              <w14:ligatures w14:val="standardContextual"/>
+            </w:rPr>
+          </w:pPr>
+          <w:r>
+            <w:fldChar w:fldCharType="begin"/>
+          </w:r>
+          <w:r>
+            <w:instrText xml:space="preserve"> TOC \o "1-3" \h \z \u </w:instrText>
+          </w:r>
+          <w:r>
+            <w:fldChar w:fldCharType="separate"/>
+          </w:r>
+          <w:hyperlink w:anchor="_Toc224744513" w:history="1">
+            <w:r>
+              <w:rPr>
+                <w:rStyle w:val="Hyperlink"/>
+              </w:rPr>
+              <w:t>1.</w:t>
+            </w:r>
+            <w:r>
+              <w:rPr>
+                <w:rFonts w:asciiTheme="minorHAnsi" w:hAnsiTheme="minorHAnsi" w:cstheme="minorBidi"/>
+                <w:b w:val="0"/>
+                <w:bCs w:val="0"/>
+                <w:kern w:val="2"/>
+                <w:sz w:val="24"/>
+                <w:szCs w:val="24"/>
+                <w14:ligatures w14:val="standardContextual"/>
+              </w:rPr>
+              <w:tab/>
+            </w:r>
+            <w:r>
+              <w:rPr>
+                <w:rStyle w:val="Hyperlink"/>
+              </w:rPr>
+              <w:t>Proposta 2: Manutenção Industrial 4.0</w:t>
+            </w:r>
+            <w:r>
+              <w:rPr>
+                <w:webHidden/>
+              </w:rPr>
+              <w:tab/>
+            </w:r>
+            <w:r>
+              <w:rPr>
+                <w:webHidden/>
+              </w:rPr>
+              <w:fldChar w:fldCharType="begin"/>
+            </w:r>
+            <w:r>
+              <w:rPr>
+                <w:webHidden/>
+              </w:rPr>
+              <w:instrText xml:space="preserve"> PAGEREF _Toc224744513 \h </w:instrText>
+            </w:r>
+            <w:r>
+              <w:rPr>
+                <w:webHidden/>
+              </w:rPr>
+            </w:r>
+            <w:r>
+              <w:rPr>
+                <w:webHidden/>
+              </w:rPr>
+              <w:fldChar w:fldCharType="separate"/>
+            </w:r>
+            <w:r>
+              <w:rPr>
+                <w:webHidden/>
+              </w:rPr>
+              <w:t>3</w:t>
+            </w:r>
+            <w:r>
+              <w:rPr>
+                <w:webHidden/>
+              </w:rPr>
+              <w:fldChar w:fldCharType="end"/>
+            </w:r>
+          </w:hyperlink>
+        </w:p>
+        <w:p>
+          <w:pPr>
+            <w:pStyle w:val="Sumrio1"/>
+            <w:rPr>
+              <w:rFonts w:asciiTheme="minorHAnsi" w:hAnsiTheme="minorHAnsi" w:cstheme="minorBidi"/>
+              <w:b w:val="0"/>
+              <w:bCs w:val="0"/>
+              <w:kern w:val="2"/>
+              <w:sz w:val="24"/>
+              <w:szCs w:val="24"/>
+              <w14:ligatures w14:val="standardContextual"/>
+            </w:rPr>
+          </w:pPr>
+          <w:hyperlink w:anchor="_Toc224744514" w:history="1">
+            <w:r>
+              <w:rPr>
+                <w:rStyle w:val="Hyperlink"/>
+              </w:rPr>
+              <w:t>2.</w:t>
+            </w:r>
+            <w:r>
+              <w:rPr>
+                <w:rFonts w:asciiTheme="minorHAnsi" w:hAnsiTheme="minorHAnsi" w:cstheme="minorBidi"/>
+                <w:b w:val="0"/>
+                <w:bCs w:val="0"/>
+                <w:kern w:val="2"/>
+                <w:sz w:val="24"/>
+                <w:szCs w:val="24"/>
+                <w14:ligatures w14:val="standardContextual"/>
+              </w:rPr>
+              <w:tab/>
+            </w:r>
+            <w:r>
+              <w:rPr>
+                <w:rStyle w:val="Hyperlink"/>
+              </w:rPr>
+              <w:t>LEVANTAMENTO DE REQUISITOS</w:t>
+            </w:r>
+            <w:r>
+              <w:rPr>
+                <w:webHidden/>
+              </w:rPr>
+              <w:tab/>
+            </w:r>
+            <w:r>
+              <w:rPr>
+                <w:webHidden/>
+              </w:rPr>
+              <w:fldChar w:fldCharType="begin"/>
+            </w:r>
+            <w:r>
+              <w:rPr>
+                <w:webHidden/>
+              </w:rPr>
+              <w:instrText xml:space="preserve"> PAGEREF _Toc224744514 \h </w:instrText>
+            </w:r>
+            <w:r>
+              <w:rPr>
+                <w:webHidden/>
+              </w:rPr>
+            </w:r>
+            <w:r>
+              <w:rPr>
+                <w:webHidden/>
+              </w:rPr>
+              <w:fldChar w:fldCharType="separate"/>
+            </w:r>
+            <w:r>
+              <w:rPr>
+                <w:webHidden/>
+              </w:rPr>
+              <w:t>4</w:t>
+            </w:r>
+            <w:r>
+              <w:rPr>
+                <w:webHidden/>
+              </w:rPr>
+              <w:fldChar w:fldCharType="end"/>
+            </w:r>
+          </w:hyperlink>
+        </w:p>
+        <w:p>
+          <w:pPr>
+            <w:pStyle w:val="Sumrio2"/>
+            <w:tabs>
+              <w:tab w:val="left" w:pos="960"/>
+              <w:tab w:val="right" w:leader="dot" w:pos="8494"/>
+            </w:tabs>
+            <w:rPr>
+              <w:rFonts w:cstheme="minorBidi"/>
+              <w:noProof/>
+              <w:kern w:val="2"/>
+              <w:sz w:val="24"/>
+              <w:szCs w:val="24"/>
+              <w14:ligatures w14:val="standardContextual"/>
+            </w:rPr>
+          </w:pPr>
+          <w:hyperlink w:anchor="_Toc224744515" w:history="1">
+            <w:r>
+              <w:rPr>
+                <w:rStyle w:val="Hyperlink"/>
+                <w:rFonts w:ascii="Times New Roman" w:hAnsi="Times New Roman"/>
+                <w:i/>
+                <w:iCs/>
+                <w:noProof/>
+              </w:rPr>
+              <w:t>2.1.</w:t>
+            </w:r>
+            <w:r>
+              <w:rPr>
+                <w:rFonts w:cstheme="minorBidi"/>
+                <w:noProof/>
+                <w:kern w:val="2"/>
+                <w:sz w:val="24"/>
+                <w:szCs w:val="24"/>
+                <w14:ligatures w14:val="standardContextual"/>
+              </w:rPr>
+              <w:tab/>
+            </w:r>
+            <w:r>
+              <w:rPr>
+                <w:rStyle w:val="Hyperlink"/>
+                <w:rFonts w:ascii="Times New Roman" w:hAnsi="Times New Roman"/>
+                <w:i/>
+                <w:iCs/>
+                <w:noProof/>
+              </w:rPr>
+              <w:t>REQUISITOS FUNCIONAIS</w:t>
+            </w:r>
+            <w:r>
+              <w:rPr>
+                <w:noProof/>
+                <w:webHidden/>
+              </w:rPr>
+              <w:tab/>
+            </w:r>
+            <w:r>
+              <w:rPr>
+                <w:noProof/>
+                <w:webHidden/>
+              </w:rPr>
+              <w:fldChar w:fldCharType="begin"/>
+            </w:r>
+            <w:r>
+              <w:rPr>
+                <w:noProof/>
+                <w:webHidden/>
+              </w:rPr>
+              <w:instrText xml:space="preserve"> PAGEREF _Toc224744515 \h </w:instrText>
+            </w:r>
+            <w:r>
+              <w:rPr>
+                <w:noProof/>
+                <w:webHidden/>
+              </w:rPr>
+            </w:r>
+            <w:r>
+              <w:rPr>
+                <w:noProof/>
+                <w:webHidden/>
+              </w:rPr>
+              <w:fldChar w:fldCharType="separate"/>
+            </w:r>
+            <w:r>
+              <w:rPr>
+                <w:noProof/>
+                <w:webHidden/>
+              </w:rPr>
+              <w:t>4</w:t>
+            </w:r>
+            <w:r>
+              <w:rPr>
+                <w:noProof/>
+                <w:webHidden/>
+              </w:rPr>
+              <w:fldChar w:fldCharType="end"/>
+            </w:r>
+          </w:hyperlink>
+        </w:p>
+        <w:p>
+          <w:pPr>
+            <w:pStyle w:val="Sumrio2"/>
+            <w:tabs>
+              <w:tab w:val="left" w:pos="960"/>
+              <w:tab w:val="right" w:leader="dot" w:pos="8494"/>
+            </w:tabs>
+            <w:rPr>
+              <w:rFonts w:cstheme="minorBidi"/>
+              <w:noProof/>
+              <w:kern w:val="2"/>
+              <w:sz w:val="24"/>
+              <w:szCs w:val="24"/>
+              <w14:ligatures w14:val="standardContextual"/>
+            </w:rPr>
+          </w:pPr>
+          <w:hyperlink w:anchor="_Toc224744516" w:history="1">
+            <w:r>
+              <w:rPr>
+                <w:rStyle w:val="Hyperlink"/>
+                <w:rFonts w:ascii="Times New Roman" w:hAnsi="Times New Roman"/>
+                <w:i/>
+                <w:iCs/>
+                <w:noProof/>
+              </w:rPr>
+              <w:t>2.2.</w:t>
+            </w:r>
+            <w:r>
+              <w:rPr>
+                <w:rFonts w:cstheme="minorBidi"/>
+                <w:noProof/>
+                <w:kern w:val="2"/>
+                <w:sz w:val="24"/>
+                <w:szCs w:val="24"/>
+                <w14:ligatures w14:val="standardContextual"/>
+              </w:rPr>
+              <w:tab/>
+            </w:r>
+            <w:r>
+              <w:rPr>
+                <w:rStyle w:val="Hyperlink"/>
+                <w:rFonts w:ascii="Times New Roman" w:hAnsi="Times New Roman"/>
+                <w:i/>
+                <w:iCs/>
+                <w:noProof/>
+              </w:rPr>
+              <w:t>REQUISITOS NÃO FUNCIONAIS</w:t>
+            </w:r>
+            <w:r>
+              <w:rPr>
+                <w:noProof/>
+                <w:webHidden/>
+              </w:rPr>
+              <w:tab/>
+            </w:r>
+            <w:r>
+              <w:rPr>
+                <w:noProof/>
+                <w:webHidden/>
+              </w:rPr>
+              <w:fldChar w:fldCharType="begin"/>
+            </w:r>
+            <w:r>
+              <w:rPr>
+                <w:noProof/>
+                <w:webHidden/>
+              </w:rPr>
+              <w:instrText xml:space="preserve"> PAGEREF _Toc224744516 \h </w:instrText>
+            </w:r>
+            <w:r>
+              <w:rPr>
+                <w:noProof/>
+                <w:webHidden/>
+              </w:rPr>
+            </w:r>
+            <w:r>
+              <w:rPr>
+                <w:noProof/>
+                <w:webHidden/>
+              </w:rPr>
+              <w:fldChar w:fldCharType="separate"/>
+            </w:r>
+            <w:r>
+              <w:rPr>
+                <w:noProof/>
+                <w:webHidden/>
+              </w:rPr>
+              <w:t>4</w:t>
+            </w:r>
+            <w:r>
+              <w:rPr>
+                <w:noProof/>
+                <w:webHidden/>
+              </w:rPr>
+              <w:fldChar w:fldCharType="end"/>
+            </w:r>
+          </w:hyperlink>
+        </w:p>
+        <w:p>
+          <w:pPr>
+            <w:pStyle w:val="Sumrio1"/>
+            <w:rPr>
+              <w:rFonts w:asciiTheme="minorHAnsi" w:hAnsiTheme="minorHAnsi" w:cstheme="minorBidi"/>
+              <w:b w:val="0"/>
+              <w:bCs w:val="0"/>
+              <w:kern w:val="2"/>
+              <w:sz w:val="24"/>
+              <w:szCs w:val="24"/>
+              <w14:ligatures w14:val="standardContextual"/>
+            </w:rPr>
+          </w:pPr>
+          <w:hyperlink w:anchor="_Toc224744517" w:history="1">
+            <w:r>
+              <w:rPr>
+                <w:rStyle w:val="Hyperlink"/>
+                <w:rFonts w:eastAsiaTheme="minorHAnsi"/>
+              </w:rPr>
+              <w:t>3.</w:t>
+            </w:r>
+            <w:r>
+              <w:rPr>
+                <w:rFonts w:asciiTheme="minorHAnsi" w:hAnsiTheme="minorHAnsi" w:cstheme="minorBidi"/>
+                <w:b w:val="0"/>
+                <w:bCs w:val="0"/>
+                <w:kern w:val="2"/>
+                <w:sz w:val="24"/>
+                <w:szCs w:val="24"/>
+                <w14:ligatures w14:val="standardContextual"/>
+              </w:rPr>
+              <w:tab/>
+            </w:r>
+            <w:r>
+              <w:rPr>
+                <w:rStyle w:val="Hyperlink"/>
+              </w:rPr>
+              <w:t>PRIORIZAÇÃO</w:t>
+            </w:r>
+            <w:r>
+              <w:rPr>
+                <w:webHidden/>
+              </w:rPr>
+              <w:tab/>
+            </w:r>
+            <w:r>
+              <w:rPr>
+                <w:webHidden/>
+              </w:rPr>
+              <w:fldChar w:fldCharType="begin"/>
+            </w:r>
+            <w:r>
+              <w:rPr>
+                <w:webHidden/>
+              </w:rPr>
+              <w:instrText xml:space="preserve"> PAGEREF _Toc224744517 \h </w:instrText>
+            </w:r>
+            <w:r>
+              <w:rPr>
+                <w:webHidden/>
+              </w:rPr>
+            </w:r>
+            <w:r>
+              <w:rPr>
+                <w:webHidden/>
+              </w:rPr>
+              <w:fldChar w:fldCharType="separate"/>
+            </w:r>
+            <w:r>
+              <w:rPr>
+                <w:webHidden/>
+              </w:rPr>
+              <w:t>5</w:t>
+            </w:r>
+            <w:r>
+              <w:rPr>
+                <w:webHidden/>
+              </w:rPr>
+              <w:fldChar w:fldCharType="end"/>
+            </w:r>
+          </w:hyperlink>
+        </w:p>
+        <w:p>
+          <w:pPr>
+            <w:pStyle w:val="Sumrio1"/>
+            <w:rPr>
+              <w:rFonts w:asciiTheme="minorHAnsi" w:hAnsiTheme="minorHAnsi" w:cstheme="minorBidi"/>
+              <w:b w:val="0"/>
+              <w:bCs w:val="0"/>
+              <w:kern w:val="2"/>
+              <w:sz w:val="24"/>
+              <w:szCs w:val="24"/>
+              <w14:ligatures w14:val="standardContextual"/>
+            </w:rPr>
+          </w:pPr>
+          <w:hyperlink w:anchor="_Toc224744518" w:history="1">
+            <w:r>
+              <w:rPr>
+                <w:rStyle w:val="Hyperlink"/>
+              </w:rPr>
+              <w:t>4.</w:t>
+            </w:r>
+            <w:r>
+              <w:rPr>
+                <w:rFonts w:asciiTheme="minorHAnsi" w:hAnsiTheme="minorHAnsi" w:cstheme="minorBidi"/>
+                <w:b w:val="0"/>
+                <w:bCs w:val="0"/>
+                <w:kern w:val="2"/>
+                <w:sz w:val="24"/>
+                <w:szCs w:val="24"/>
+                <w14:ligatures w14:val="standardContextual"/>
+              </w:rPr>
+              <w:tab/>
+            </w:r>
+            <w:r>
+              <w:rPr>
+                <w:rStyle w:val="Hyperlink"/>
+              </w:rPr>
+              <w:t>FIGMA</w:t>
+            </w:r>
+            <w:r>
+              <w:rPr>
+                <w:webHidden/>
+              </w:rPr>
+              <w:tab/>
+            </w:r>
+            <w:r>
+              <w:rPr>
+                <w:webHidden/>
+              </w:rPr>
+              <w:fldChar w:fldCharType="begin"/>
+            </w:r>
+            <w:r>
+              <w:rPr>
+                <w:webHidden/>
+              </w:rPr>
+              <w:instrText xml:space="preserve"> PAGEREF _Toc224744518 \h </w:instrText>
+            </w:r>
+            <w:r>
+              <w:rPr>
+                <w:webHidden/>
+              </w:rPr>
+            </w:r>
+            <w:r>
+              <w:rPr>
+                <w:webHidden/>
+              </w:rPr>
+              <w:fldChar w:fldCharType="separate"/>
+            </w:r>
+            <w:r>
+              <w:rPr>
+                <w:webHidden/>
+              </w:rPr>
+              <w:t>7</w:t>
+            </w:r>
+            <w:r>
+              <w:rPr>
+                <w:webHidden/>
+              </w:rPr>
+              <w:fldChar w:fldCharType="end"/>
+            </w:r>
+          </w:hyperlink>
+        </w:p>
+        <w:p>
+          <w:pPr>
+            <w:pStyle w:val="Sumrio1"/>
+            <w:rPr>
+              <w:rFonts w:asciiTheme="minorHAnsi" w:hAnsiTheme="minorHAnsi" w:cstheme="minorBidi"/>
+              <w:b w:val="0"/>
+              <w:bCs w:val="0"/>
+              <w:kern w:val="2"/>
+              <w:sz w:val="24"/>
+              <w:szCs w:val="24"/>
+              <w14:ligatures w14:val="standardContextual"/>
+            </w:rPr>
+          </w:pPr>
+          <w:hyperlink w:anchor="_Toc224744519" w:history="1">
+            <w:r>
+              <w:rPr>
+                <w:rStyle w:val="Hyperlink"/>
+              </w:rPr>
+              <w:t>5.</w:t>
+            </w:r>
+            <w:r>
+              <w:rPr>
+                <w:rFonts w:asciiTheme="minorHAnsi" w:hAnsiTheme="minorHAnsi" w:cstheme="minorBidi"/>
+                <w:b w:val="0"/>
+                <w:bCs w:val="0"/>
+                <w:kern w:val="2"/>
+                <w:sz w:val="24"/>
+                <w:szCs w:val="24"/>
+                <w14:ligatures w14:val="standardContextual"/>
+              </w:rPr>
+              <w:tab/>
+            </w:r>
+            <w:r>
+              <w:rPr>
+                <w:rStyle w:val="Hyperlink"/>
+              </w:rPr>
+              <w:t>METODOLOGIAS ÁGEIS</w:t>
+            </w:r>
+            <w:r>
+              <w:rPr>
+                <w:webHidden/>
+              </w:rPr>
+              <w:tab/>
+            </w:r>
+            <w:r>
+              <w:rPr>
+                <w:webHidden/>
+              </w:rPr>
+              <w:fldChar w:fldCharType="begin"/>
+            </w:r>
+            <w:r>
+              <w:rPr>
+                <w:webHidden/>
+              </w:rPr>
+              <w:instrText xml:space="preserve"> PAGEREF _Toc224744519 \h </w:instrText>
+            </w:r>
+            <w:r>
+              <w:rPr>
+                <w:webHidden/>
+              </w:rPr>
+            </w:r>
+            <w:r>
+              <w:rPr>
+                <w:webHidden/>
+              </w:rPr>
+              <w:fldChar w:fldCharType="separate"/>
+            </w:r>
+            <w:r>
+              <w:rPr>
+                <w:webHidden/>
+              </w:rPr>
+              <w:t>8</w:t>
+            </w:r>
+            <w:r>
+              <w:rPr>
+                <w:webHidden/>
+              </w:rPr>
+              <w:fldChar w:fldCharType="end"/>
+            </w:r>
+          </w:hyperlink>
+        </w:p>
+        <w:p>
+          <w:pPr>
+            <w:pStyle w:val="Sumrio1"/>
+            <w:rPr>
+              <w:rFonts w:asciiTheme="minorHAnsi" w:hAnsiTheme="minorHAnsi" w:cstheme="minorBidi"/>
+              <w:b w:val="0"/>
+              <w:bCs w:val="0"/>
+              <w:kern w:val="2"/>
+              <w:sz w:val="24"/>
+              <w:szCs w:val="24"/>
+              <w14:ligatures w14:val="standardContextual"/>
+            </w:rPr>
+          </w:pPr>
+          <w:hyperlink w:anchor="_Toc224744520" w:history="1">
+            <w:r>
+              <w:rPr>
+                <w:rStyle w:val="Hyperlink"/>
+              </w:rPr>
+              <w:t>6.</w:t>
+            </w:r>
+            <w:r>
+              <w:rPr>
+                <w:rFonts w:asciiTheme="minorHAnsi" w:hAnsiTheme="minorHAnsi" w:cstheme="minorBidi"/>
+                <w:b w:val="0"/>
+                <w:bCs w:val="0"/>
+                <w:kern w:val="2"/>
+                <w:sz w:val="24"/>
+                <w:szCs w:val="24"/>
+                <w14:ligatures w14:val="standardContextual"/>
+              </w:rPr>
+              <w:tab/>
+            </w:r>
+            <w:r>
+              <w:rPr>
+                <w:rStyle w:val="Hyperlink"/>
+              </w:rPr>
+              <w:t>README e Versionamento (GIT)</w:t>
+            </w:r>
+            <w:r>
+              <w:rPr>
+                <w:webHidden/>
+              </w:rPr>
+              <w:tab/>
+            </w:r>
+            <w:r>
+              <w:rPr>
+                <w:webHidden/>
+              </w:rPr>
+              <w:fldChar w:fldCharType="begin"/>
+            </w:r>
+            <w:r>
+              <w:rPr>
+                <w:webHidden/>
+              </w:rPr>
+              <w:instrText xml:space="preserve"> PAGEREF _Toc224744520 \h </w:instrText>
+            </w:r>
+            <w:r>
+              <w:rPr>
+                <w:webHidden/>
+              </w:rPr>
+            </w:r>
+            <w:r>
+              <w:rPr>
+                <w:webHidden/>
+              </w:rPr>
+              <w:fldChar w:fldCharType="separate"/>
+            </w:r>
+            <w:r>
+              <w:rPr>
+                <w:webHidden/>
+              </w:rPr>
+              <w:t>9</w:t>
+            </w:r>
+            <w:r>
+              <w:rPr>
+                <w:webHidden/>
+              </w:rPr>
+              <w:fldChar w:fldCharType="end"/>
+            </w:r>
+          </w:hyperlink>
+        </w:p>
+        <w:p>
+          <w:pPr>
+            <w:pStyle w:val="Sumrio1"/>
+            <w:rPr>
+              <w:rFonts w:asciiTheme="minorHAnsi" w:hAnsiTheme="minorHAnsi" w:cstheme="minorBidi"/>
+              <w:b w:val="0"/>
+              <w:bCs w:val="0"/>
+              <w:kern w:val="2"/>
+              <w:sz w:val="24"/>
+              <w:szCs w:val="24"/>
+              <w14:ligatures w14:val="standardContextual"/>
+            </w:rPr>
+          </w:pPr>
+          <w:hyperlink w:anchor="_Toc224744521" w:history="1">
+            <w:r>
+              <w:rPr>
+                <w:rStyle w:val="Hyperlink"/>
+              </w:rPr>
+              <w:t>7.</w:t>
+            </w:r>
+            <w:r>
+              <w:rPr>
+                <w:rFonts w:asciiTheme="minorHAnsi" w:hAnsiTheme="minorHAnsi" w:cstheme="minorBidi"/>
+                <w:b w:val="0"/>
+                <w:bCs w:val="0"/>
+                <w:kern w:val="2"/>
+                <w:sz w:val="24"/>
+                <w:szCs w:val="24"/>
+                <w14:ligatures w14:val="standardContextual"/>
+              </w:rPr>
+              <w:tab/>
+            </w:r>
+            <w:r>
+              <w:rPr>
+                <w:rStyle w:val="Hyperlink"/>
+              </w:rPr>
+              <w:t>DIAGRAMA DE CLASSE</w:t>
+            </w:r>
+            <w:r>
+              <w:rPr>
+                <w:webHidden/>
+              </w:rPr>
+              <w:tab/>
+            </w:r>
+            <w:r>
+              <w:rPr>
+                <w:webHidden/>
+              </w:rPr>
+              <w:fldChar w:fldCharType="begin"/>
+            </w:r>
+            <w:r>
+              <w:rPr>
+                <w:webHidden/>
+              </w:rPr>
+              <w:instrText xml:space="preserve"> PAGEREF _Toc224744521 \h </w:instrText>
+            </w:r>
+            <w:r>
+              <w:rPr>
+                <w:webHidden/>
+              </w:rPr>
+            </w:r>
+            <w:r>
+              <w:rPr>
+                <w:webHidden/>
+              </w:rPr>
+              <w:fldChar w:fldCharType="separate"/>
+            </w:r>
+            <w:r>
+              <w:rPr>
+                <w:webHidden/>
+              </w:rPr>
+              <w:t>10</w:t>
+            </w:r>
+            <w:r>
+              <w:rPr>
+                <w:webHidden/>
+              </w:rPr>
+              <w:fldChar w:fldCharType="end"/>
+            </w:r>
+          </w:hyperlink>
+        </w:p>
+        <w:p>
+          <w:pPr>
+            <w:pStyle w:val="Sumrio1"/>
+            <w:rPr>
+              <w:rFonts w:asciiTheme="minorHAnsi" w:hAnsiTheme="minorHAnsi" w:cstheme="minorBidi"/>
+              <w:b w:val="0"/>
+              <w:bCs w:val="0"/>
+              <w:kern w:val="2"/>
+              <w:sz w:val="24"/>
+              <w:szCs w:val="24"/>
+              <w14:ligatures w14:val="standardContextual"/>
+            </w:rPr>
+          </w:pPr>
+          <w:hyperlink w:anchor="_Toc224744522" w:history="1">
+            <w:r>
+              <w:rPr>
+                <w:rStyle w:val="Hyperlink"/>
+              </w:rPr>
+              <w:t>8.</w:t>
+            </w:r>
+            <w:r>
+              <w:rPr>
+                <w:rFonts w:asciiTheme="minorHAnsi" w:hAnsiTheme="minorHAnsi" w:cstheme="minorBidi"/>
+                <w:b w:val="0"/>
+                <w:bCs w:val="0"/>
+                <w:kern w:val="2"/>
+                <w:sz w:val="24"/>
+                <w:szCs w:val="24"/>
+                <w14:ligatures w14:val="standardContextual"/>
+              </w:rPr>
+              <w:tab/>
+            </w:r>
+            <w:r>
+              <w:rPr>
+                <w:rStyle w:val="Hyperlink"/>
+              </w:rPr>
+              <w:t>DIAGRAMA DE SEQUÊNCIA</w:t>
+            </w:r>
+            <w:r>
+              <w:rPr>
+                <w:webHidden/>
+              </w:rPr>
+              <w:tab/>
+            </w:r>
+            <w:r>
+              <w:rPr>
+                <w:webHidden/>
+              </w:rPr>
+              <w:fldChar w:fldCharType="begin"/>
+            </w:r>
+            <w:r>
+              <w:rPr>
+                <w:webHidden/>
+              </w:rPr>
+              <w:instrText xml:space="preserve"> PAGEREF _Toc224744522 \h </w:instrText>
+            </w:r>
+            <w:r>
+              <w:rPr>
+                <w:webHidden/>
+              </w:rPr>
+            </w:r>
+            <w:r>
+              <w:rPr>
+                <w:webHidden/>
+              </w:rPr>
+              <w:fldChar w:fldCharType="separate"/>
+            </w:r>
+            <w:r>
+              <w:rPr>
+                <w:webHidden/>
+              </w:rPr>
+              <w:t>11</w:t>
+            </w:r>
+            <w:r>
+              <w:rPr>
+                <w:webHidden/>
+              </w:rPr>
+              <w:fldChar w:fldCharType="end"/>
+            </w:r>
+          </w:hyperlink>
+        </w:p>
+        <w:p>
+          <w:r>
+            <w:rPr>
+              <w:b/>
+              <w:bCs/>
+            </w:rPr>
+            <w:fldChar w:fldCharType="end"/>
+          </w:r>
+        </w:p>
+      </w:sdtContent>
+    </w:sdt>
+    <w:p>
+      <w:r>
+        <w:br w:type="page"/>
+      </w:r>
+    </w:p>
+    <w:p>
+      <w:pPr>
+        <w:pStyle w:val="Ttulo1"/>
+        <w:numPr>
+          <w:ilvl w:val="0"/>
+          <w:numId w:val="27"/>
+        </w:numPr>
+        <w:rPr>
+          <w:rFonts w:ascii="Times New Roman" w:hAnsi="Times New Roman" w:cs="Times New Roman"/>
+          <w:b/>
+          <w:bCs/>
+          <w:color w:val="auto"/>
+          <w:sz w:val="32"/>
+          <w:szCs w:val="32"/>
+        </w:rPr>
+      </w:pPr>
+      <w:bookmarkStart w:id="0" w:name="_Ref224738976"/>
+      <w:bookmarkStart w:id="1" w:name="_Toc224744513"/>
+      <w:r>
+        <w:rPr>
+          <w:rFonts w:ascii="Times New Roman" w:hAnsi="Times New Roman" w:cs="Times New Roman"/>
+          <w:b/>
+          <w:bCs/>
+          <w:color w:val="auto"/>
+          <w:sz w:val="32"/>
+          <w:szCs w:val="32"/>
         </w:rPr>
         <w:lastRenderedPageBreak/>
         <w:t>Proposta 2: Manutenção Industrial 4.0</w:t>
       </w:r>
-    </w:p>
-    <w:p>
-      <w:r>
-        <w:rPr>
-          <w:b/>
-          <w:bCs/>
-          <w:sz w:val="28"/>
-          <w:szCs w:val="28"/>
-        </w:rPr>
-        <w:t>Situação Problema</w:t>
-      </w:r>
-      <w:r>
-        <w:rPr>
-          <w:b/>
-          <w:bCs/>
-          <w:sz w:val="28"/>
-          <w:szCs w:val="28"/>
-        </w:rPr>
-        <w:t>:</w:t>
-      </w:r>
-      <w:r>
-        <w:rPr>
-          <w:b/>
-          <w:bCs/>
+      <w:bookmarkEnd w:id="0"/>
+      <w:bookmarkEnd w:id="1"/>
+    </w:p>
+    <w:p>
+      <w:pPr>
+        <w:rPr>
+          <w:rFonts w:ascii="Times New Roman" w:hAnsi="Times New Roman" w:cs="Times New Roman"/>
+        </w:rPr>
+      </w:pPr>
+      <w:r>
+        <w:rPr>
+          <w:rFonts w:ascii="Times New Roman" w:hAnsi="Times New Roman" w:cs="Times New Roman"/>
+          <w:b/>
+          <w:bCs/>
+        </w:rPr>
+        <w:t xml:space="preserve">Situação Problema: </w:t>
+      </w:r>
+      <w:r>
+        <w:rPr>
+          <w:rFonts w:ascii="Times New Roman" w:hAnsi="Times New Roman" w:cs="Times New Roman"/>
+        </w:rPr>
+        <w:t>"Na era da Indústria 4.0, a disponibilidade das máquinas é crucial para a produtividade. Paradas não planejadas custam milhares de reais e atrasam toda a cadeia produtiva. Fábricas modernas buscam migrar de anotações em papel para sistemas digitais que prevejam e registrem manutenções de forma eficiente." "O Senai contratou sua consultoria para acabar com as 'fichas de papel' penduradas nas máquinas. Eles precisam de um sistema centralizado onde a equipe de manutenção possa registrar intervenções e os gerentes possam acompanhar a saúde dos equipamentos em tempo real."</w:t>
+      </w:r>
+    </w:p>
+    <w:p>
+      <w:pPr>
+        <w:rPr>
+          <w:rFonts w:ascii="Times New Roman" w:hAnsi="Times New Roman" w:cs="Times New Roman"/>
+        </w:rPr>
+      </w:pPr>
+      <w:r>
+        <w:rPr>
+          <w:rFonts w:ascii="Times New Roman" w:hAnsi="Times New Roman" w:cs="Times New Roman"/>
+          <w:b/>
+          <w:bCs/>
+        </w:rPr>
+        <w:t>Desafio:</w:t>
+      </w:r>
+      <w:r>
+        <w:rPr>
+          <w:rFonts w:ascii="Times New Roman" w:hAnsi="Times New Roman" w:cs="Times New Roman"/>
+        </w:rPr>
+        <w:t xml:space="preserve"> "Sua equipe deve implementar o Back-</w:t>
+      </w:r>
+      <w:proofErr w:type="spellStart"/>
+      <w:r>
+        <w:rPr>
+          <w:rFonts w:ascii="Times New Roman" w:hAnsi="Times New Roman" w:cs="Times New Roman"/>
+        </w:rPr>
+        <w:t>End</w:t>
+      </w:r>
+      <w:proofErr w:type="spellEnd"/>
+      <w:r>
+        <w:rPr>
+          <w:rFonts w:ascii="Times New Roman" w:hAnsi="Times New Roman" w:cs="Times New Roman"/>
+        </w:rPr>
+        <w:t xml:space="preserve"> do '</w:t>
+      </w:r>
+      <w:proofErr w:type="spellStart"/>
+      <w:r>
+        <w:rPr>
+          <w:rFonts w:ascii="Times New Roman" w:hAnsi="Times New Roman" w:cs="Times New Roman"/>
+        </w:rPr>
+        <w:t>MaintSys</w:t>
+      </w:r>
+      <w:proofErr w:type="spellEnd"/>
+      <w:r>
+        <w:rPr>
+          <w:rFonts w:ascii="Times New Roman" w:hAnsi="Times New Roman" w:cs="Times New Roman"/>
+        </w:rPr>
+        <w:t>', uma API para controle de manutenção de maquinário industrial. O sistema deve garantir a integridade dos dados e permitir que técnicos registrem atividades através de futuros tablets ou terminais industriais."</w:t>
+      </w:r>
+    </w:p>
+    <w:p>
+      <w:pPr>
+        <w:rPr>
+          <w:rFonts w:ascii="Times New Roman" w:hAnsi="Times New Roman" w:cs="Times New Roman"/>
+          <w:b/>
+          <w:bCs/>
+        </w:rPr>
+      </w:pPr>
+      <w:r>
+        <w:rPr>
+          <w:rFonts w:ascii="Times New Roman" w:hAnsi="Times New Roman" w:cs="Times New Roman"/>
+          <w:b/>
+          <w:bCs/>
+        </w:rPr>
+        <w:t>Funcionalidades Essenciais:</w:t>
+      </w:r>
+    </w:p>
+    <w:p>
+      <w:pPr>
+        <w:rPr>
+          <w:rFonts w:ascii="Times New Roman" w:hAnsi="Times New Roman" w:cs="Times New Roman"/>
+        </w:rPr>
+      </w:pPr>
+      <w:r>
+        <w:rPr>
+          <w:rFonts w:ascii="Times New Roman" w:hAnsi="Times New Roman" w:cs="Times New Roman"/>
+          <w:b/>
+          <w:bCs/>
+        </w:rPr>
+        <w:t xml:space="preserve">1. </w:t>
+      </w:r>
+      <w:r>
+        <w:rPr>
+          <w:rFonts w:ascii="Times New Roman" w:hAnsi="Times New Roman" w:cs="Times New Roman"/>
+        </w:rPr>
+        <w:t xml:space="preserve">Gestão de Técnicos e Acesso: Cadastro de técnicos especializados com autenticação segura. </w:t>
+      </w:r>
+    </w:p>
+    <w:p>
+      <w:pPr>
+        <w:rPr>
+          <w:rFonts w:ascii="Times New Roman" w:hAnsi="Times New Roman" w:cs="Times New Roman"/>
+        </w:rPr>
+      </w:pPr>
+      <w:r>
+        <w:rPr>
+          <w:rFonts w:ascii="Times New Roman" w:hAnsi="Times New Roman" w:cs="Times New Roman"/>
+          <w:b/>
+          <w:bCs/>
+        </w:rPr>
+        <w:t>2.</w:t>
+      </w:r>
+      <w:r>
+        <w:rPr>
+          <w:rFonts w:ascii="Times New Roman" w:hAnsi="Times New Roman" w:cs="Times New Roman"/>
+        </w:rPr>
+        <w:t xml:space="preserve"> Inventário de Máquinas: Cadastro de equipamentos (Número de Série, Modelo, Localização no Galpão, Data de Instalação). </w:t>
+      </w:r>
+    </w:p>
+    <w:p>
+      <w:pPr>
+        <w:rPr>
+          <w:rFonts w:ascii="Times New Roman" w:hAnsi="Times New Roman" w:cs="Times New Roman"/>
+        </w:rPr>
+      </w:pPr>
+      <w:r>
+        <w:rPr>
+          <w:rFonts w:ascii="Times New Roman" w:hAnsi="Times New Roman" w:cs="Times New Roman"/>
+          <w:b/>
+          <w:bCs/>
+        </w:rPr>
+        <w:t>3.</w:t>
+      </w:r>
+      <w:r>
+        <w:rPr>
+          <w:rFonts w:ascii="Times New Roman" w:hAnsi="Times New Roman" w:cs="Times New Roman"/>
+        </w:rPr>
+        <w:t xml:space="preserve"> Ordens de Serviço (O.S.): Criação de ordens de manutenção (Preventiva ou Corretiva), vinculando um técnico a uma máquina específica. </w:t>
+      </w:r>
+    </w:p>
+    <w:p>
+      <w:pPr>
+        <w:rPr>
+          <w:rFonts w:ascii="Times New Roman" w:hAnsi="Times New Roman" w:cs="Times New Roman"/>
+        </w:rPr>
+      </w:pPr>
+      <w:r>
+        <w:rPr>
+          <w:rFonts w:ascii="Times New Roman" w:hAnsi="Times New Roman" w:cs="Times New Roman"/>
+          <w:b/>
+          <w:bCs/>
+        </w:rPr>
+        <w:t>4.</w:t>
+      </w:r>
+      <w:r>
+        <w:rPr>
+          <w:rFonts w:ascii="Times New Roman" w:hAnsi="Times New Roman" w:cs="Times New Roman"/>
+        </w:rPr>
+        <w:t xml:space="preserve"> Histórico de Manutenções: Log completo de todas as intervenções realizadas em uma máquina, permitindo análise de reincidência de defeitos.</w:t>
+      </w:r>
+    </w:p>
+    <w:p>
+      <w:pPr>
+        <w:rPr>
+          <w:rFonts w:ascii="Times New Roman" w:hAnsi="Times New Roman" w:cs="Times New Roman"/>
+        </w:rPr>
+      </w:pPr>
+      <w:r>
+        <w:rPr>
+          <w:rFonts w:ascii="Times New Roman" w:hAnsi="Times New Roman" w:cs="Times New Roman"/>
         </w:rPr>
         <w:t xml:space="preserve"> </w:t>
       </w:r>
       <w:r>
-        <w:t>"Na era da Indústria 4.0, a disponibilidade das máquinas é crucial para a produtividade. Paradas não planejadas custam milhares de reais e atrasam toda a cadeia produtiva. Fábricas modernas buscam migrar de anotações em papel para sistemas digitais que prevejam e registrem manutenções de forma eficiente." "O Senai contratou sua consultoria para acabar com as 'fichas de papel' penduradas nas máquinas. Eles precisam de um sistema centralizado onde a equipe de manutenção possa registrar intervenções e os gerentes possam acompanhar a saúde dos equipamentos em tempo real."</w:t>
-      </w:r>
-    </w:p>
-    <w:p>
-      <w:r>
-        <w:rPr>
-          <w:b/>
-          <w:bCs/>
-          <w:sz w:val="28"/>
-          <w:szCs w:val="28"/>
-        </w:rPr>
-        <w:t>Desafio:</w:t>
-      </w:r>
-      <w:r>
-        <w:rPr>
-          <w:sz w:val="28"/>
-          <w:szCs w:val="28"/>
-        </w:rPr>
-        <w:t xml:space="preserve"> </w:t>
-      </w:r>
-      <w:r>
-        <w:t>"Sua equipe deve implementar o Back-</w:t>
+        <w:rPr>
+          <w:rFonts w:ascii="Times New Roman" w:hAnsi="Times New Roman" w:cs="Times New Roman"/>
+          <w:b/>
+          <w:bCs/>
+        </w:rPr>
+        <w:t>5.</w:t>
+      </w:r>
+      <w:r>
+        <w:rPr>
+          <w:rFonts w:ascii="Times New Roman" w:hAnsi="Times New Roman" w:cs="Times New Roman"/>
+        </w:rPr>
+        <w:t xml:space="preserve"> Alertas de Status: Sistema para notificar quando uma máquina muda de status (</w:t>
       </w:r>
       <w:proofErr w:type="spellStart"/>
       <w:r>
-        <w:t>End</w:t>
+        <w:rPr>
+          <w:rFonts w:ascii="Times New Roman" w:hAnsi="Times New Roman" w:cs="Times New Roman"/>
+        </w:rPr>
+        <w:t>ex</w:t>
       </w:r>
       <w:proofErr w:type="spellEnd"/>
       <w:r>
-        <w:t xml:space="preserve"> do '</w:t>
-      </w:r>
-      <w:proofErr w:type="spellStart"/>
-      <w:r>
-        <w:t>MaintSys</w:t>
-      </w:r>
-      <w:proofErr w:type="spellEnd"/>
-      <w:r>
-        <w:t>', uma API para controle de manutenção de maquinário industrial. O sistema deve garantir a integridade dos dados e permitir que técnicos registrem atividades através de futuros tablets ou terminais industriais."</w:t>
-      </w:r>
-    </w:p>
-    <w:p>
-      <w:pPr>
-        <w:rPr>
-          <w:b/>
-          <w:bCs/>
-          <w:sz w:val="28"/>
-          <w:szCs w:val="28"/>
-        </w:rPr>
-      </w:pPr>
-      <w:r>
-        <w:rPr>
-          <w:b/>
-          <w:bCs/>
-          <w:sz w:val="28"/>
-          <w:szCs w:val="28"/>
-        </w:rPr>
-        <w:t>Funcionalidades Essenciais:</w:t>
-      </w:r>
-    </w:p>
-    <w:p>
-      <w:r>
-        <w:rPr>
-          <w:b/>
-          <w:bCs/>
-        </w:rPr>
-        <w:t xml:space="preserve">1. </w:t>
-      </w:r>
-      <w:r>
-        <w:t xml:space="preserve">Gestão de Técnicos e Acesso: Cadastro de técnicos especializados com autenticação segura. </w:t>
-      </w:r>
-    </w:p>
-    <w:p>
-      <w:r>
-        <w:rPr>
-          <w:b/>
-          <w:bCs/>
-        </w:rPr>
-        <w:t>2.</w:t>
-      </w:r>
-      <w:r>
-        <w:t xml:space="preserve"> Inventário de Máquinas: Cadastro de equipamentos (Número de Série, Modelo, Localização no Galpão, Data de Instalação). </w:t>
-      </w:r>
-    </w:p>
-    <w:p>
-      <w:r>
-        <w:rPr>
-          <w:b/>
-          <w:bCs/>
-        </w:rPr>
-        <w:t>3.</w:t>
-      </w:r>
-      <w:r>
-        <w:t xml:space="preserve"> Ordens de Serviço (O.S.): Criação de ordens de manutenção (Preventiva ou Corretiva), vinculando um técnico a uma máquina específica. </w:t>
-      </w:r>
-    </w:p>
-    <w:p>
-      <w:r>
-        <w:rPr>
-          <w:b/>
-          <w:bCs/>
-        </w:rPr>
-        <w:t>4.</w:t>
-      </w:r>
-      <w:r>
-        <w:t xml:space="preserve"> Histórico de Manutenções: Log completo de todas as intervenções realizadas em uma máquina, permitindo análise de reincidência de defeitos.</w:t>
-      </w:r>
-    </w:p>
-    <w:p>
-      <w:r>
-        <w:t xml:space="preserve"> </w:t>
-      </w:r>
-      <w:r>
-        <w:rPr>
-          <w:b/>
-          <w:bCs/>
-        </w:rPr>
-        <w:t>5.</w:t>
-      </w:r>
-      <w:r>
-        <w:t xml:space="preserve"> Alertas de Status: Sistema para notificar quando uma máquina muda de status (</w:t>
-      </w:r>
-      <w:proofErr w:type="spellStart"/>
-      <w:r>
-        <w:t>ex</w:t>
-      </w:r>
-      <w:proofErr w:type="spellEnd"/>
-      <w:r>
+        <w:rPr>
+          <w:rFonts w:ascii="Times New Roman" w:hAnsi="Times New Roman" w:cs="Times New Roman"/>
+        </w:rPr>
         <w:t>: "Máquina 04 em Parada Crítica" ou "Manutenção Concluída").</w:t>
       </w:r>
     </w:p>
     <w:p>
       <w:pPr>
         <w:rPr>
-          <w:b/>
-          <w:bCs/>
-          <w:sz w:val="28"/>
-          <w:szCs w:val="28"/>
-        </w:rPr>
-      </w:pPr>
-      <w:r>
-        <w:rPr>
-          <w:b/>
-          <w:bCs/>
-          <w:sz w:val="28"/>
-          <w:szCs w:val="28"/>
+          <w:rFonts w:ascii="Times New Roman" w:hAnsi="Times New Roman" w:cs="Times New Roman"/>
+          <w:b/>
+          <w:bCs/>
+        </w:rPr>
+      </w:pPr>
+      <w:r>
+        <w:rPr>
+          <w:rFonts w:ascii="Times New Roman" w:hAnsi="Times New Roman" w:cs="Times New Roman"/>
+          <w:b/>
+          <w:bCs/>
         </w:rPr>
         <w:t>Requisitos e Restrições:</w:t>
       </w:r>
@@ -457,24 +1431,42 @@
           <w:ilvl w:val="0"/>
           <w:numId w:val="1"/>
         </w:numPr>
-      </w:pPr>
-      <w:r>
+        <w:rPr>
+          <w:rFonts w:ascii="Times New Roman" w:hAnsi="Times New Roman" w:cs="Times New Roman"/>
+        </w:rPr>
+      </w:pPr>
+      <w:r>
+        <w:rPr>
+          <w:rFonts w:ascii="Times New Roman" w:hAnsi="Times New Roman" w:cs="Times New Roman"/>
+        </w:rPr>
         <w:t>Back-</w:t>
       </w:r>
       <w:proofErr w:type="spellStart"/>
       <w:r>
+        <w:rPr>
+          <w:rFonts w:ascii="Times New Roman" w:hAnsi="Times New Roman" w:cs="Times New Roman"/>
+        </w:rPr>
         <w:t>End</w:t>
       </w:r>
       <w:proofErr w:type="spellEnd"/>
       <w:r>
+        <w:rPr>
+          <w:rFonts w:ascii="Times New Roman" w:hAnsi="Times New Roman" w:cs="Times New Roman"/>
+        </w:rPr>
         <w:t xml:space="preserve"> desenvolvido em </w:t>
       </w:r>
       <w:proofErr w:type="spellStart"/>
       <w:r>
+        <w:rPr>
+          <w:rFonts w:ascii="Times New Roman" w:hAnsi="Times New Roman" w:cs="Times New Roman"/>
+        </w:rPr>
         <w:t>Laravel</w:t>
       </w:r>
       <w:proofErr w:type="spellEnd"/>
       <w:r>
+        <w:rPr>
+          <w:rFonts w:ascii="Times New Roman" w:hAnsi="Times New Roman" w:cs="Times New Roman"/>
+        </w:rPr>
         <w:t xml:space="preserve"> (PHP).</w:t>
       </w:r>
     </w:p>
@@ -485,8 +1477,14 @@
           <w:ilvl w:val="0"/>
           <w:numId w:val="1"/>
         </w:numPr>
-      </w:pPr>
-      <w:r>
+        <w:rPr>
+          <w:rFonts w:ascii="Times New Roman" w:hAnsi="Times New Roman" w:cs="Times New Roman"/>
+        </w:rPr>
+      </w:pPr>
+      <w:r>
+        <w:rPr>
+          <w:rFonts w:ascii="Times New Roman" w:hAnsi="Times New Roman" w:cs="Times New Roman"/>
+        </w:rPr>
         <w:t>Banco de dados relacional MySQL.</w:t>
       </w:r>
     </w:p>
@@ -497,24 +1495,42 @@
           <w:ilvl w:val="0"/>
           <w:numId w:val="1"/>
         </w:numPr>
-      </w:pPr>
-      <w:r>
+        <w:rPr>
+          <w:rFonts w:ascii="Times New Roman" w:hAnsi="Times New Roman" w:cs="Times New Roman"/>
+        </w:rPr>
+      </w:pPr>
+      <w:r>
+        <w:rPr>
+          <w:rFonts w:ascii="Times New Roman" w:hAnsi="Times New Roman" w:cs="Times New Roman"/>
+        </w:rPr>
         <w:t xml:space="preserve">Utilizar o </w:t>
       </w:r>
       <w:proofErr w:type="spellStart"/>
       <w:r>
+        <w:rPr>
+          <w:rFonts w:ascii="Times New Roman" w:hAnsi="Times New Roman" w:cs="Times New Roman"/>
+        </w:rPr>
         <w:t>Eloquent</w:t>
       </w:r>
       <w:proofErr w:type="spellEnd"/>
       <w:r>
+        <w:rPr>
+          <w:rFonts w:ascii="Times New Roman" w:hAnsi="Times New Roman" w:cs="Times New Roman"/>
+        </w:rPr>
         <w:t xml:space="preserve"> ORM para modelar as tabelas e relações (</w:t>
       </w:r>
       <w:proofErr w:type="spellStart"/>
       <w:r>
+        <w:rPr>
+          <w:rFonts w:ascii="Times New Roman" w:hAnsi="Times New Roman" w:cs="Times New Roman"/>
+        </w:rPr>
         <w:t>ex</w:t>
       </w:r>
       <w:proofErr w:type="spellEnd"/>
       <w:r>
+        <w:rPr>
+          <w:rFonts w:ascii="Times New Roman" w:hAnsi="Times New Roman" w:cs="Times New Roman"/>
+        </w:rPr>
         <w:t xml:space="preserve">: Uma Máquina tem muitas Ordens de Serviço). </w:t>
       </w:r>
     </w:p>
@@ -525,16 +1541,28 @@
           <w:ilvl w:val="0"/>
           <w:numId w:val="1"/>
         </w:numPr>
-      </w:pPr>
-      <w:r>
+        <w:rPr>
+          <w:rFonts w:ascii="Times New Roman" w:hAnsi="Times New Roman" w:cs="Times New Roman"/>
+        </w:rPr>
+      </w:pPr>
+      <w:r>
+        <w:rPr>
+          <w:rFonts w:ascii="Times New Roman" w:hAnsi="Times New Roman" w:cs="Times New Roman"/>
+        </w:rPr>
         <w:t xml:space="preserve"> API </w:t>
       </w:r>
       <w:proofErr w:type="spellStart"/>
       <w:r>
+        <w:rPr>
+          <w:rFonts w:ascii="Times New Roman" w:hAnsi="Times New Roman" w:cs="Times New Roman"/>
+        </w:rPr>
         <w:t>RESTful</w:t>
       </w:r>
       <w:proofErr w:type="spellEnd"/>
       <w:r>
+        <w:rPr>
+          <w:rFonts w:ascii="Times New Roman" w:hAnsi="Times New Roman" w:cs="Times New Roman"/>
+        </w:rPr>
         <w:t xml:space="preserve"> retornando JSON.</w:t>
       </w:r>
     </w:p>
@@ -545,16 +1573,28 @@
           <w:ilvl w:val="0"/>
           <w:numId w:val="1"/>
         </w:numPr>
-      </w:pPr>
-      <w:r>
+        <w:rPr>
+          <w:rFonts w:ascii="Times New Roman" w:hAnsi="Times New Roman" w:cs="Times New Roman"/>
+        </w:rPr>
+      </w:pPr>
+      <w:r>
+        <w:rPr>
+          <w:rFonts w:ascii="Times New Roman" w:hAnsi="Times New Roman" w:cs="Times New Roman"/>
+        </w:rPr>
         <w:t xml:space="preserve"> Código seguindo padrões PSR e Clean </w:t>
       </w:r>
       <w:proofErr w:type="spellStart"/>
       <w:r>
+        <w:rPr>
+          <w:rFonts w:ascii="Times New Roman" w:hAnsi="Times New Roman" w:cs="Times New Roman"/>
+        </w:rPr>
         <w:t>Code</w:t>
       </w:r>
       <w:proofErr w:type="spellEnd"/>
       <w:r>
+        <w:rPr>
+          <w:rFonts w:ascii="Times New Roman" w:hAnsi="Times New Roman" w:cs="Times New Roman"/>
+        </w:rPr>
         <w:t>.</w:t>
       </w:r>
     </w:p>
@@ -565,41 +1605,72 @@
           <w:ilvl w:val="0"/>
           <w:numId w:val="1"/>
         </w:numPr>
-      </w:pPr>
-      <w:r>
+        <w:rPr>
+          <w:rFonts w:ascii="Times New Roman" w:hAnsi="Times New Roman" w:cs="Times New Roman"/>
+        </w:rPr>
+      </w:pPr>
+      <w:r>
+        <w:rPr>
+          <w:rFonts w:ascii="Times New Roman" w:hAnsi="Times New Roman" w:cs="Times New Roman"/>
+        </w:rPr>
         <w:t xml:space="preserve">Publicação no GitHub e testes via </w:t>
       </w:r>
       <w:proofErr w:type="spellStart"/>
       <w:r>
+        <w:rPr>
+          <w:rFonts w:ascii="Times New Roman" w:hAnsi="Times New Roman" w:cs="Times New Roman"/>
+        </w:rPr>
         <w:t>Insomnia</w:t>
       </w:r>
       <w:proofErr w:type="spellEnd"/>
       <w:r>
+        <w:rPr>
+          <w:rFonts w:ascii="Times New Roman" w:hAnsi="Times New Roman" w:cs="Times New Roman"/>
+        </w:rPr>
         <w:t>/</w:t>
       </w:r>
       <w:proofErr w:type="spellStart"/>
       <w:r>
+        <w:rPr>
+          <w:rFonts w:ascii="Times New Roman" w:hAnsi="Times New Roman" w:cs="Times New Roman"/>
+        </w:rPr>
         <w:t>Postman</w:t>
       </w:r>
       <w:proofErr w:type="spellEnd"/>
       <w:r>
+        <w:rPr>
+          <w:rFonts w:ascii="Times New Roman" w:hAnsi="Times New Roman" w:cs="Times New Roman"/>
+        </w:rPr>
         <w:t>.</w:t>
       </w:r>
+    </w:p>
+    <w:p>
+      <w:pPr>
+        <w:rPr>
+          <w:rFonts w:ascii="Times New Roman" w:hAnsi="Times New Roman" w:cs="Times New Roman"/>
+        </w:rPr>
+      </w:pPr>
     </w:p>
     <w:p/>
     <w:p/>
-    <w:p>
-      <w:pPr>
-        <w:jc w:val="center"/>
-        <w:rPr>
-          <w:b/>
-          <w:bCs/>
-        </w:rPr>
-      </w:pPr>
-      <w:r>
-        <w:rPr>
-          <w:b/>
-          <w:bCs/>
+    <w:p/>
+    <w:p>
+      <w:pPr>
+        <w:rPr>
+          <w:rFonts w:ascii="Times New Roman" w:hAnsi="Times New Roman" w:cs="Times New Roman"/>
+          <w:b/>
+          <w:bCs/>
+          <w:sz w:val="20"/>
+          <w:szCs w:val="20"/>
+        </w:rPr>
+      </w:pPr>
+      <w:r>
+        <w:rPr>
+          <w:rFonts w:ascii="Times New Roman" w:hAnsi="Times New Roman" w:cs="Times New Roman"/>
+          <w:b/>
+          <w:bCs/>
+          <w:sz w:val="20"/>
+          <w:szCs w:val="20"/>
         </w:rPr>
         <w:lastRenderedPageBreak/>
         <w:t>SPRINT - 25/02/2026</w:t>
@@ -607,18 +1678,788 @@
     </w:p>
     <w:p>
       <w:pPr>
-        <w:jc w:val="center"/>
-        <w:rPr>
-          <w:b/>
-          <w:bCs/>
-        </w:rPr>
-      </w:pPr>
-      <w:r>
-        <w:rPr>
-          <w:b/>
-          <w:bCs/>
+        <w:pStyle w:val="Ttulo1"/>
+        <w:numPr>
+          <w:ilvl w:val="0"/>
+          <w:numId w:val="27"/>
+        </w:numPr>
+        <w:rPr>
+          <w:rFonts w:ascii="Times New Roman" w:hAnsi="Times New Roman" w:cs="Times New Roman"/>
+          <w:b/>
+          <w:bCs/>
+          <w:color w:val="auto"/>
+          <w:sz w:val="32"/>
+          <w:szCs w:val="32"/>
+        </w:rPr>
+      </w:pPr>
+      <w:bookmarkStart w:id="2" w:name="_Toc224744514"/>
+      <w:r>
+        <w:rPr>
+          <w:rFonts w:ascii="Times New Roman" w:hAnsi="Times New Roman" w:cs="Times New Roman"/>
+          <w:b/>
+          <w:bCs/>
+          <w:color w:val="auto"/>
+          <w:sz w:val="32"/>
+          <w:szCs w:val="32"/>
         </w:rPr>
         <w:t>LEVANTAMENTO DE REQUISITOS</w:t>
+      </w:r>
+      <w:bookmarkEnd w:id="2"/>
+    </w:p>
+    <w:p>
+      <w:pPr>
+        <w:pStyle w:val="Ttulo2"/>
+        <w:numPr>
+          <w:ilvl w:val="1"/>
+          <w:numId w:val="27"/>
+        </w:numPr>
+        <w:spacing w:before="80" w:after="0" w:line="240" w:lineRule="auto"/>
+        <w:rPr>
+          <w:rFonts w:ascii="Times New Roman" w:hAnsi="Times New Roman" w:cs="Times New Roman"/>
+          <w:i/>
+          <w:iCs/>
+          <w:color w:val="auto"/>
+          <w:kern w:val="0"/>
+          <w:sz w:val="28"/>
+          <w:szCs w:val="28"/>
+          <w14:ligatures w14:val="none"/>
+        </w:rPr>
+      </w:pPr>
+      <w:bookmarkStart w:id="3" w:name="_Toc224738680"/>
+      <w:bookmarkStart w:id="4" w:name="_Toc224738719"/>
+      <w:bookmarkStart w:id="5" w:name="_Toc224738844"/>
+      <w:bookmarkStart w:id="6" w:name="_Toc224744515"/>
+      <w:r>
+        <w:rPr>
+          <w:rFonts w:ascii="Times New Roman" w:hAnsi="Times New Roman" w:cs="Times New Roman"/>
+          <w:i/>
+          <w:iCs/>
+          <w:color w:val="auto"/>
+          <w:kern w:val="0"/>
+          <w:sz w:val="28"/>
+          <w:szCs w:val="28"/>
+          <w14:ligatures w14:val="none"/>
+        </w:rPr>
+        <w:t>REQUISITOS FUNCIONAIS</w:t>
+      </w:r>
+      <w:bookmarkEnd w:id="3"/>
+      <w:bookmarkEnd w:id="4"/>
+      <w:bookmarkEnd w:id="5"/>
+      <w:bookmarkEnd w:id="6"/>
+    </w:p>
+    <w:p/>
+    <w:p>
+      <w:pPr>
+        <w:pStyle w:val="PargrafodaLista"/>
+        <w:numPr>
+          <w:ilvl w:val="0"/>
+          <w:numId w:val="1"/>
+        </w:numPr>
+        <w:rPr>
+          <w:rFonts w:ascii="Times New Roman" w:hAnsi="Times New Roman" w:cs="Times New Roman"/>
+        </w:rPr>
+      </w:pPr>
+      <w:r>
+        <w:rPr>
+          <w:rFonts w:ascii="Times New Roman" w:hAnsi="Times New Roman" w:cs="Times New Roman"/>
+          <w:b/>
+          <w:bCs/>
+        </w:rPr>
+        <w:t>RF1</w:t>
+      </w:r>
+      <w:r>
+        <w:rPr>
+          <w:rFonts w:ascii="Times New Roman" w:hAnsi="Times New Roman" w:cs="Times New Roman"/>
+        </w:rPr>
+        <w:t xml:space="preserve"> </w:t>
+      </w:r>
+      <w:r>
+        <w:rPr>
+          <w:rFonts w:ascii="Times New Roman" w:hAnsi="Times New Roman" w:cs="Times New Roman"/>
+        </w:rPr>
+        <w:t>O sistema deve coletar dados de sensores (vibração, temperatura e pressão) em tempo real.</w:t>
+      </w:r>
+    </w:p>
+    <w:p>
+      <w:pPr>
+        <w:pStyle w:val="PargrafodaLista"/>
+        <w:numPr>
+          <w:ilvl w:val="0"/>
+          <w:numId w:val="1"/>
+        </w:numPr>
+        <w:rPr>
+          <w:rFonts w:ascii="Times New Roman" w:hAnsi="Times New Roman" w:cs="Times New Roman"/>
+        </w:rPr>
+      </w:pPr>
+      <w:r>
+        <w:rPr>
+          <w:rFonts w:ascii="Times New Roman" w:hAnsi="Times New Roman" w:cs="Times New Roman"/>
+          <w:b/>
+          <w:bCs/>
+        </w:rPr>
+        <w:t>RF2</w:t>
+      </w:r>
+      <w:r>
+        <w:rPr>
+          <w:rFonts w:ascii="Times New Roman" w:hAnsi="Times New Roman" w:cs="Times New Roman"/>
+        </w:rPr>
+        <w:t xml:space="preserve"> </w:t>
+      </w:r>
+      <w:r>
+        <w:rPr>
+          <w:rFonts w:ascii="Times New Roman" w:hAnsi="Times New Roman" w:cs="Times New Roman"/>
+        </w:rPr>
+        <w:t>O sistema deve armazenar os dados coletados em banco de dados histórico.</w:t>
+      </w:r>
+    </w:p>
+    <w:p>
+      <w:pPr>
+        <w:pStyle w:val="PargrafodaLista"/>
+        <w:numPr>
+          <w:ilvl w:val="0"/>
+          <w:numId w:val="1"/>
+        </w:numPr>
+        <w:rPr>
+          <w:rFonts w:ascii="Times New Roman" w:hAnsi="Times New Roman" w:cs="Times New Roman"/>
+        </w:rPr>
+      </w:pPr>
+      <w:r>
+        <w:rPr>
+          <w:rFonts w:ascii="Times New Roman" w:hAnsi="Times New Roman" w:cs="Times New Roman"/>
+          <w:b/>
+          <w:bCs/>
+        </w:rPr>
+        <w:t>RF3</w:t>
+      </w:r>
+      <w:r>
+        <w:rPr>
+          <w:rFonts w:ascii="Times New Roman" w:hAnsi="Times New Roman" w:cs="Times New Roman"/>
+        </w:rPr>
+        <w:t xml:space="preserve"> </w:t>
+      </w:r>
+      <w:r>
+        <w:rPr>
+          <w:rFonts w:ascii="Times New Roman" w:hAnsi="Times New Roman" w:cs="Times New Roman"/>
+        </w:rPr>
+        <w:t>O sistema deve analisar automaticamente os dados utilizando algoritmos preditivos.</w:t>
+      </w:r>
+    </w:p>
+    <w:p>
+      <w:pPr>
+        <w:pStyle w:val="PargrafodaLista"/>
+        <w:numPr>
+          <w:ilvl w:val="0"/>
+          <w:numId w:val="1"/>
+        </w:numPr>
+        <w:rPr>
+          <w:rFonts w:ascii="Times New Roman" w:hAnsi="Times New Roman" w:cs="Times New Roman"/>
+        </w:rPr>
+      </w:pPr>
+      <w:r>
+        <w:rPr>
+          <w:rFonts w:ascii="Times New Roman" w:hAnsi="Times New Roman" w:cs="Times New Roman"/>
+          <w:b/>
+          <w:bCs/>
+        </w:rPr>
+        <w:t>RF4</w:t>
+      </w:r>
+      <w:r>
+        <w:rPr>
+          <w:rFonts w:ascii="Times New Roman" w:hAnsi="Times New Roman" w:cs="Times New Roman"/>
+        </w:rPr>
+        <w:t xml:space="preserve"> </w:t>
+      </w:r>
+      <w:r>
+        <w:rPr>
+          <w:rFonts w:ascii="Times New Roman" w:hAnsi="Times New Roman" w:cs="Times New Roman"/>
+        </w:rPr>
+        <w:t>O sistema deve gerar alertas automáticos quando detectar anomalias.</w:t>
+      </w:r>
+    </w:p>
+    <w:p>
+      <w:pPr>
+        <w:pStyle w:val="PargrafodaLista"/>
+        <w:numPr>
+          <w:ilvl w:val="0"/>
+          <w:numId w:val="1"/>
+        </w:numPr>
+        <w:rPr>
+          <w:rFonts w:ascii="Times New Roman" w:hAnsi="Times New Roman" w:cs="Times New Roman"/>
+        </w:rPr>
+      </w:pPr>
+      <w:r>
+        <w:rPr>
+          <w:rFonts w:ascii="Times New Roman" w:hAnsi="Times New Roman" w:cs="Times New Roman"/>
+          <w:b/>
+          <w:bCs/>
+        </w:rPr>
+        <w:t>RF5</w:t>
+      </w:r>
+      <w:r>
+        <w:rPr>
+          <w:rFonts w:ascii="Times New Roman" w:hAnsi="Times New Roman" w:cs="Times New Roman"/>
+        </w:rPr>
+        <w:t xml:space="preserve"> </w:t>
+      </w:r>
+      <w:r>
+        <w:rPr>
+          <w:rFonts w:ascii="Times New Roman" w:hAnsi="Times New Roman" w:cs="Times New Roman"/>
+        </w:rPr>
+        <w:t>O sistema deve permitir o cadastro de máquinas e equipamentos.</w:t>
+      </w:r>
+    </w:p>
+    <w:p>
+      <w:pPr>
+        <w:pStyle w:val="PargrafodaLista"/>
+        <w:numPr>
+          <w:ilvl w:val="0"/>
+          <w:numId w:val="1"/>
+        </w:numPr>
+        <w:rPr>
+          <w:rFonts w:ascii="Times New Roman" w:hAnsi="Times New Roman" w:cs="Times New Roman"/>
+        </w:rPr>
+      </w:pPr>
+      <w:r>
+        <w:rPr>
+          <w:rFonts w:ascii="Times New Roman" w:hAnsi="Times New Roman" w:cs="Times New Roman"/>
+          <w:b/>
+          <w:bCs/>
+        </w:rPr>
+        <w:t>RF6</w:t>
+      </w:r>
+      <w:r>
+        <w:rPr>
+          <w:rFonts w:ascii="Times New Roman" w:hAnsi="Times New Roman" w:cs="Times New Roman"/>
+        </w:rPr>
+        <w:t xml:space="preserve"> </w:t>
+      </w:r>
+      <w:r>
+        <w:rPr>
+          <w:rFonts w:ascii="Times New Roman" w:hAnsi="Times New Roman" w:cs="Times New Roman"/>
+        </w:rPr>
+        <w:t>O sistema deve permitir o cadastro de usuários com diferentes níveis de acesso.</w:t>
+      </w:r>
+    </w:p>
+    <w:p>
+      <w:pPr>
+        <w:pStyle w:val="PargrafodaLista"/>
+        <w:numPr>
+          <w:ilvl w:val="0"/>
+          <w:numId w:val="1"/>
+        </w:numPr>
+        <w:rPr>
+          <w:rFonts w:ascii="Times New Roman" w:hAnsi="Times New Roman" w:cs="Times New Roman"/>
+        </w:rPr>
+      </w:pPr>
+      <w:r>
+        <w:rPr>
+          <w:rFonts w:ascii="Times New Roman" w:hAnsi="Times New Roman" w:cs="Times New Roman"/>
+          <w:b/>
+          <w:bCs/>
+        </w:rPr>
+        <w:t>RF7</w:t>
+      </w:r>
+      <w:r>
+        <w:rPr>
+          <w:rFonts w:ascii="Times New Roman" w:hAnsi="Times New Roman" w:cs="Times New Roman"/>
+        </w:rPr>
+        <w:t xml:space="preserve"> </w:t>
+      </w:r>
+      <w:r>
+        <w:rPr>
+          <w:rFonts w:ascii="Times New Roman" w:hAnsi="Times New Roman" w:cs="Times New Roman"/>
+        </w:rPr>
+        <w:t>O sistema deve gerar relatórios de desempenho e histórico de falhas.</w:t>
+      </w:r>
+    </w:p>
+    <w:p>
+      <w:pPr>
+        <w:pStyle w:val="PargrafodaLista"/>
+        <w:numPr>
+          <w:ilvl w:val="0"/>
+          <w:numId w:val="1"/>
+        </w:numPr>
+        <w:rPr>
+          <w:rFonts w:ascii="Times New Roman" w:hAnsi="Times New Roman" w:cs="Times New Roman"/>
+        </w:rPr>
+      </w:pPr>
+      <w:r>
+        <w:rPr>
+          <w:rFonts w:ascii="Times New Roman" w:hAnsi="Times New Roman" w:cs="Times New Roman"/>
+          <w:b/>
+          <w:bCs/>
+        </w:rPr>
+        <w:t>RF8</w:t>
+      </w:r>
+      <w:r>
+        <w:rPr>
+          <w:rFonts w:ascii="Times New Roman" w:hAnsi="Times New Roman" w:cs="Times New Roman"/>
+        </w:rPr>
+        <w:t xml:space="preserve"> </w:t>
+      </w:r>
+      <w:r>
+        <w:rPr>
+          <w:rFonts w:ascii="Times New Roman" w:hAnsi="Times New Roman" w:cs="Times New Roman"/>
+        </w:rPr>
+        <w:t>O sistema deve enviar notificações por e-mail ou aplicativo móvel.</w:t>
+      </w:r>
+    </w:p>
+    <w:p>
+      <w:pPr>
+        <w:pStyle w:val="PargrafodaLista"/>
+        <w:numPr>
+          <w:ilvl w:val="0"/>
+          <w:numId w:val="1"/>
+        </w:numPr>
+        <w:rPr>
+          <w:rFonts w:ascii="Times New Roman" w:hAnsi="Times New Roman" w:cs="Times New Roman"/>
+        </w:rPr>
+      </w:pPr>
+      <w:r>
+        <w:rPr>
+          <w:rFonts w:ascii="Times New Roman" w:hAnsi="Times New Roman" w:cs="Times New Roman"/>
+          <w:b/>
+          <w:bCs/>
+        </w:rPr>
+        <w:t>RF9</w:t>
+      </w:r>
+      <w:r>
+        <w:rPr>
+          <w:rFonts w:ascii="Times New Roman" w:hAnsi="Times New Roman" w:cs="Times New Roman"/>
+        </w:rPr>
+        <w:t xml:space="preserve"> </w:t>
+      </w:r>
+      <w:r>
+        <w:rPr>
+          <w:rFonts w:ascii="Times New Roman" w:hAnsi="Times New Roman" w:cs="Times New Roman"/>
+        </w:rPr>
+        <w:t>O sistema deve permitir agendamento de manutenções preventivas.</w:t>
+      </w:r>
+    </w:p>
+    <w:p>
+      <w:pPr>
+        <w:pStyle w:val="PargrafodaLista"/>
+        <w:numPr>
+          <w:ilvl w:val="0"/>
+          <w:numId w:val="1"/>
+        </w:numPr>
+        <w:rPr>
+          <w:rFonts w:ascii="Times New Roman" w:hAnsi="Times New Roman" w:cs="Times New Roman"/>
+        </w:rPr>
+      </w:pPr>
+      <w:r>
+        <w:rPr>
+          <w:rFonts w:ascii="Times New Roman" w:hAnsi="Times New Roman" w:cs="Times New Roman"/>
+          <w:b/>
+          <w:bCs/>
+        </w:rPr>
+        <w:t>RF10</w:t>
+      </w:r>
+      <w:r>
+        <w:rPr>
+          <w:rFonts w:ascii="Times New Roman" w:hAnsi="Times New Roman" w:cs="Times New Roman"/>
+        </w:rPr>
+        <w:t xml:space="preserve"> </w:t>
+      </w:r>
+      <w:r>
+        <w:rPr>
+          <w:rFonts w:ascii="Times New Roman" w:hAnsi="Times New Roman" w:cs="Times New Roman"/>
+        </w:rPr>
+        <w:t>O sistema deve exibir dashboard com indicadores (MTBF, MTTR, disponibilidade).</w:t>
+      </w:r>
+    </w:p>
+    <w:p>
+      <w:pPr>
+        <w:pStyle w:val="Ttulo2"/>
+        <w:numPr>
+          <w:ilvl w:val="1"/>
+          <w:numId w:val="27"/>
+        </w:numPr>
+        <w:spacing w:before="80" w:after="0" w:line="240" w:lineRule="auto"/>
+        <w:rPr>
+          <w:rFonts w:ascii="Times New Roman" w:hAnsi="Times New Roman" w:cs="Times New Roman"/>
+          <w:i/>
+          <w:iCs/>
+          <w:color w:val="auto"/>
+          <w:kern w:val="0"/>
+          <w:sz w:val="28"/>
+          <w:szCs w:val="28"/>
+          <w14:ligatures w14:val="none"/>
+        </w:rPr>
+      </w:pPr>
+      <w:bookmarkStart w:id="7" w:name="_Toc224738681"/>
+      <w:bookmarkStart w:id="8" w:name="_Toc224738720"/>
+      <w:bookmarkStart w:id="9" w:name="_Toc224738845"/>
+      <w:bookmarkStart w:id="10" w:name="_Toc224744516"/>
+      <w:r>
+        <w:rPr>
+          <w:rFonts w:ascii="Times New Roman" w:hAnsi="Times New Roman" w:cs="Times New Roman"/>
+          <w:i/>
+          <w:iCs/>
+          <w:color w:val="auto"/>
+          <w:kern w:val="0"/>
+          <w:sz w:val="28"/>
+          <w:szCs w:val="28"/>
+          <w14:ligatures w14:val="none"/>
+        </w:rPr>
+        <w:t>REQUISITOS NÃO FUNCIONAIS</w:t>
+      </w:r>
+      <w:bookmarkEnd w:id="7"/>
+      <w:bookmarkEnd w:id="8"/>
+      <w:bookmarkEnd w:id="9"/>
+      <w:bookmarkEnd w:id="10"/>
+    </w:p>
+    <w:p/>
+    <w:p>
+      <w:pPr>
+        <w:pStyle w:val="PargrafodaLista"/>
+        <w:numPr>
+          <w:ilvl w:val="0"/>
+          <w:numId w:val="1"/>
+        </w:numPr>
+        <w:rPr>
+          <w:rFonts w:ascii="Times New Roman" w:hAnsi="Times New Roman" w:cs="Times New Roman"/>
+        </w:rPr>
+      </w:pPr>
+      <w:r>
+        <w:rPr>
+          <w:rFonts w:ascii="Times New Roman" w:hAnsi="Times New Roman" w:cs="Times New Roman"/>
+          <w:b/>
+          <w:bCs/>
+        </w:rPr>
+        <w:t>RNF1</w:t>
+      </w:r>
+      <w:r>
+        <w:rPr>
+          <w:rFonts w:ascii="Times New Roman" w:hAnsi="Times New Roman" w:cs="Times New Roman"/>
+        </w:rPr>
+        <w:t xml:space="preserve"> </w:t>
+      </w:r>
+      <w:r>
+        <w:rPr>
+          <w:rFonts w:ascii="Times New Roman" w:hAnsi="Times New Roman" w:cs="Times New Roman"/>
+        </w:rPr>
+        <w:t>Desempenho:</w:t>
+      </w:r>
+      <w:r>
+        <w:rPr>
+          <w:rFonts w:ascii="Times New Roman" w:hAnsi="Times New Roman" w:cs="Times New Roman"/>
+        </w:rPr>
+        <w:t xml:space="preserve"> </w:t>
+      </w:r>
+      <w:r>
+        <w:rPr>
+          <w:rFonts w:ascii="Times New Roman" w:hAnsi="Times New Roman" w:cs="Times New Roman"/>
+        </w:rPr>
+        <w:t>O sistema deve processar e exibir dados em até 3 segundos após a coleta.</w:t>
+      </w:r>
+    </w:p>
+    <w:p>
+      <w:pPr>
+        <w:pStyle w:val="PargrafodaLista"/>
+        <w:numPr>
+          <w:ilvl w:val="0"/>
+          <w:numId w:val="1"/>
+        </w:numPr>
+        <w:rPr>
+          <w:rFonts w:ascii="Times New Roman" w:hAnsi="Times New Roman" w:cs="Times New Roman"/>
+        </w:rPr>
+      </w:pPr>
+      <w:r>
+        <w:rPr>
+          <w:rFonts w:ascii="Times New Roman" w:hAnsi="Times New Roman" w:cs="Times New Roman"/>
+          <w:b/>
+          <w:bCs/>
+        </w:rPr>
+        <w:t>RNF2</w:t>
+      </w:r>
+      <w:r>
+        <w:rPr>
+          <w:rFonts w:ascii="Times New Roman" w:hAnsi="Times New Roman" w:cs="Times New Roman"/>
+        </w:rPr>
+        <w:t xml:space="preserve"> </w:t>
+      </w:r>
+      <w:r>
+        <w:rPr>
+          <w:rFonts w:ascii="Times New Roman" w:hAnsi="Times New Roman" w:cs="Times New Roman"/>
+        </w:rPr>
+        <w:t>Disponibilidade:</w:t>
+      </w:r>
+      <w:r>
+        <w:rPr>
+          <w:rFonts w:ascii="Times New Roman" w:hAnsi="Times New Roman" w:cs="Times New Roman"/>
+        </w:rPr>
+        <w:t xml:space="preserve"> </w:t>
+      </w:r>
+      <w:r>
+        <w:rPr>
+          <w:rFonts w:ascii="Times New Roman" w:hAnsi="Times New Roman" w:cs="Times New Roman"/>
+        </w:rPr>
+        <w:t>O sistema deve estar disponível 99% do tempo.</w:t>
+      </w:r>
+    </w:p>
+    <w:p>
+      <w:pPr>
+        <w:pStyle w:val="PargrafodaLista"/>
+        <w:numPr>
+          <w:ilvl w:val="0"/>
+          <w:numId w:val="1"/>
+        </w:numPr>
+        <w:rPr>
+          <w:rFonts w:ascii="Times New Roman" w:hAnsi="Times New Roman" w:cs="Times New Roman"/>
+        </w:rPr>
+      </w:pPr>
+      <w:r>
+        <w:rPr>
+          <w:rFonts w:ascii="Times New Roman" w:hAnsi="Times New Roman" w:cs="Times New Roman"/>
+          <w:b/>
+          <w:bCs/>
+        </w:rPr>
+        <w:t>RNF3</w:t>
+      </w:r>
+      <w:r>
+        <w:rPr>
+          <w:rFonts w:ascii="Times New Roman" w:hAnsi="Times New Roman" w:cs="Times New Roman"/>
+        </w:rPr>
+        <w:t xml:space="preserve"> </w:t>
+      </w:r>
+      <w:r>
+        <w:rPr>
+          <w:rFonts w:ascii="Times New Roman" w:hAnsi="Times New Roman" w:cs="Times New Roman"/>
+        </w:rPr>
+        <w:t>Segurança:</w:t>
+      </w:r>
+      <w:r>
+        <w:rPr>
+          <w:rFonts w:ascii="Times New Roman" w:hAnsi="Times New Roman" w:cs="Times New Roman"/>
+        </w:rPr>
+        <w:t xml:space="preserve"> </w:t>
+      </w:r>
+      <w:r>
+        <w:rPr>
+          <w:rFonts w:ascii="Times New Roman" w:hAnsi="Times New Roman" w:cs="Times New Roman"/>
+        </w:rPr>
+        <w:t>O sistema deve possuir autenticação por login e senha criptografada.</w:t>
+      </w:r>
+    </w:p>
+    <w:p>
+      <w:pPr>
+        <w:pStyle w:val="PargrafodaLista"/>
+        <w:numPr>
+          <w:ilvl w:val="0"/>
+          <w:numId w:val="1"/>
+        </w:numPr>
+        <w:rPr>
+          <w:rFonts w:ascii="Times New Roman" w:hAnsi="Times New Roman" w:cs="Times New Roman"/>
+        </w:rPr>
+      </w:pPr>
+      <w:r>
+        <w:rPr>
+          <w:rFonts w:ascii="Times New Roman" w:hAnsi="Times New Roman" w:cs="Times New Roman"/>
+          <w:b/>
+          <w:bCs/>
+        </w:rPr>
+        <w:t>RNF4</w:t>
+      </w:r>
+      <w:r>
+        <w:rPr>
+          <w:rFonts w:ascii="Times New Roman" w:hAnsi="Times New Roman" w:cs="Times New Roman"/>
+        </w:rPr>
+        <w:t xml:space="preserve"> </w:t>
+      </w:r>
+      <w:r>
+        <w:rPr>
+          <w:rFonts w:ascii="Times New Roman" w:hAnsi="Times New Roman" w:cs="Times New Roman"/>
+        </w:rPr>
+        <w:t>Escalabilidade:</w:t>
+      </w:r>
+      <w:r>
+        <w:rPr>
+          <w:rFonts w:ascii="Times New Roman" w:hAnsi="Times New Roman" w:cs="Times New Roman"/>
+        </w:rPr>
+        <w:t xml:space="preserve"> </w:t>
+      </w:r>
+      <w:r>
+        <w:rPr>
+          <w:rFonts w:ascii="Times New Roman" w:hAnsi="Times New Roman" w:cs="Times New Roman"/>
+        </w:rPr>
+        <w:t>O sistema deve suportar no mínimo 500 equipamentos cadastrados.</w:t>
+      </w:r>
+    </w:p>
+    <w:p>
+      <w:pPr>
+        <w:pStyle w:val="PargrafodaLista"/>
+        <w:numPr>
+          <w:ilvl w:val="0"/>
+          <w:numId w:val="1"/>
+        </w:numPr>
+        <w:rPr>
+          <w:rFonts w:ascii="Times New Roman" w:hAnsi="Times New Roman" w:cs="Times New Roman"/>
+        </w:rPr>
+      </w:pPr>
+      <w:r>
+        <w:rPr>
+          <w:rFonts w:ascii="Times New Roman" w:hAnsi="Times New Roman" w:cs="Times New Roman"/>
+          <w:b/>
+          <w:bCs/>
+        </w:rPr>
+        <w:t>RNF5</w:t>
+      </w:r>
+      <w:r>
+        <w:rPr>
+          <w:rFonts w:ascii="Times New Roman" w:hAnsi="Times New Roman" w:cs="Times New Roman"/>
+        </w:rPr>
+        <w:t xml:space="preserve"> </w:t>
+      </w:r>
+      <w:r>
+        <w:rPr>
+          <w:rFonts w:ascii="Times New Roman" w:hAnsi="Times New Roman" w:cs="Times New Roman"/>
+        </w:rPr>
+        <w:t>Usabilidade:</w:t>
+      </w:r>
+      <w:r>
+        <w:rPr>
+          <w:rFonts w:ascii="Times New Roman" w:hAnsi="Times New Roman" w:cs="Times New Roman"/>
+        </w:rPr>
+        <w:t xml:space="preserve"> </w:t>
+      </w:r>
+      <w:r>
+        <w:rPr>
+          <w:rFonts w:ascii="Times New Roman" w:hAnsi="Times New Roman" w:cs="Times New Roman"/>
+        </w:rPr>
+        <w:t>A interface deve ser intuitiva e permitir treinamento em no máximo 4 horas.</w:t>
+      </w:r>
+    </w:p>
+    <w:p>
+      <w:pPr>
+        <w:pStyle w:val="PargrafodaLista"/>
+        <w:numPr>
+          <w:ilvl w:val="0"/>
+          <w:numId w:val="1"/>
+        </w:numPr>
+        <w:rPr>
+          <w:rFonts w:ascii="Times New Roman" w:hAnsi="Times New Roman" w:cs="Times New Roman"/>
+        </w:rPr>
+      </w:pPr>
+      <w:r>
+        <w:rPr>
+          <w:rFonts w:ascii="Times New Roman" w:hAnsi="Times New Roman" w:cs="Times New Roman"/>
+          <w:b/>
+          <w:bCs/>
+        </w:rPr>
+        <w:t>RNF6</w:t>
+      </w:r>
+      <w:r>
+        <w:rPr>
+          <w:rFonts w:ascii="Times New Roman" w:hAnsi="Times New Roman" w:cs="Times New Roman"/>
+        </w:rPr>
+        <w:t xml:space="preserve"> </w:t>
+      </w:r>
+      <w:r>
+        <w:rPr>
+          <w:rFonts w:ascii="Times New Roman" w:hAnsi="Times New Roman" w:cs="Times New Roman"/>
+        </w:rPr>
+        <w:t>Confiabilidade:</w:t>
+      </w:r>
+      <w:r>
+        <w:rPr>
+          <w:rFonts w:ascii="Times New Roman" w:hAnsi="Times New Roman" w:cs="Times New Roman"/>
+        </w:rPr>
+        <w:t xml:space="preserve"> </w:t>
+      </w:r>
+      <w:r>
+        <w:rPr>
+          <w:rFonts w:ascii="Times New Roman" w:hAnsi="Times New Roman" w:cs="Times New Roman"/>
+        </w:rPr>
+        <w:t>Os dados devem possuir backup automático diário.</w:t>
+      </w:r>
+    </w:p>
+    <w:p>
+      <w:pPr>
+        <w:pStyle w:val="PargrafodaLista"/>
+        <w:numPr>
+          <w:ilvl w:val="0"/>
+          <w:numId w:val="1"/>
+        </w:numPr>
+        <w:rPr>
+          <w:rFonts w:ascii="Times New Roman" w:hAnsi="Times New Roman" w:cs="Times New Roman"/>
+        </w:rPr>
+      </w:pPr>
+      <w:r>
+        <w:rPr>
+          <w:rFonts w:ascii="Times New Roman" w:hAnsi="Times New Roman" w:cs="Times New Roman"/>
+          <w:b/>
+          <w:bCs/>
+        </w:rPr>
+        <w:t>RNF7</w:t>
+      </w:r>
+      <w:r>
+        <w:rPr>
+          <w:rFonts w:ascii="Times New Roman" w:hAnsi="Times New Roman" w:cs="Times New Roman"/>
+        </w:rPr>
+        <w:t xml:space="preserve"> </w:t>
+      </w:r>
+      <w:r>
+        <w:rPr>
+          <w:rFonts w:ascii="Times New Roman" w:hAnsi="Times New Roman" w:cs="Times New Roman"/>
+        </w:rPr>
+        <w:t>Compatibilidade:</w:t>
+      </w:r>
+      <w:r>
+        <w:rPr>
+          <w:rFonts w:ascii="Times New Roman" w:hAnsi="Times New Roman" w:cs="Times New Roman"/>
+        </w:rPr>
+        <w:t xml:space="preserve"> </w:t>
+      </w:r>
+      <w:r>
+        <w:rPr>
+          <w:rFonts w:ascii="Times New Roman" w:hAnsi="Times New Roman" w:cs="Times New Roman"/>
+        </w:rPr>
+        <w:t>O sistema deve funcionar em navegadores atualizados (Chrome, Edge e Firefox).</w:t>
+      </w:r>
+    </w:p>
+    <w:p>
+      <w:pPr>
+        <w:pStyle w:val="PargrafodaLista"/>
+        <w:numPr>
+          <w:ilvl w:val="0"/>
+          <w:numId w:val="1"/>
+        </w:numPr>
+        <w:rPr>
+          <w:rFonts w:ascii="Times New Roman" w:hAnsi="Times New Roman" w:cs="Times New Roman"/>
+        </w:rPr>
+      </w:pPr>
+      <w:r>
+        <w:rPr>
+          <w:rFonts w:ascii="Times New Roman" w:hAnsi="Times New Roman" w:cs="Times New Roman"/>
+          <w:b/>
+          <w:bCs/>
+        </w:rPr>
+        <w:t>RNF8</w:t>
+      </w:r>
+      <w:r>
+        <w:rPr>
+          <w:rFonts w:ascii="Times New Roman" w:hAnsi="Times New Roman" w:cs="Times New Roman"/>
+        </w:rPr>
+        <w:t xml:space="preserve"> </w:t>
+      </w:r>
+      <w:r>
+        <w:rPr>
+          <w:rFonts w:ascii="Times New Roman" w:hAnsi="Times New Roman" w:cs="Times New Roman"/>
+        </w:rPr>
+        <w:t>Manutenibilidade:</w:t>
+      </w:r>
+      <w:r>
+        <w:rPr>
+          <w:rFonts w:ascii="Times New Roman" w:hAnsi="Times New Roman" w:cs="Times New Roman"/>
+        </w:rPr>
+        <w:t xml:space="preserve"> </w:t>
+      </w:r>
+      <w:r>
+        <w:rPr>
+          <w:rFonts w:ascii="Times New Roman" w:hAnsi="Times New Roman" w:cs="Times New Roman"/>
+        </w:rPr>
+        <w:t>O sistema deve permitir atualização de software sem interromper o funcionamento por mais de 10 minutos.</w:t>
       </w:r>
     </w:p>
     <w:p>
@@ -631,7 +2472,9 @@
           <w:u w:val="single"/>
         </w:rPr>
       </w:pPr>
-      <w:r>
+    </w:p>
+    <w:p>
+      <w:pPr>
         <w:rPr>
           <w:b/>
           <w:bCs/>
@@ -639,278 +2482,7 @@
           <w:iCs/>
           <w:u w:val="single"/>
         </w:rPr>
-        <w:t>REQUISITOS FUNCIONAIS</w:t>
-      </w:r>
-    </w:p>
-    <w:p>
-      <w:pPr>
-        <w:numPr>
-          <w:ilvl w:val="0"/>
-          <w:numId w:val="3"/>
-        </w:numPr>
-      </w:pPr>
-      <w:r>
-        <w:rPr>
-          <w:b/>
-          <w:bCs/>
-        </w:rPr>
-        <w:t>RF1</w:t>
-      </w:r>
-      <w:r>
-        <w:t xml:space="preserve"> </w:t>
-      </w:r>
-      <w:r>
-        <w:t>O sistema deve coletar dados de sensores (vibração, temperatura e pressão) em tempo real.</w:t>
-      </w:r>
-    </w:p>
-    <w:p>
-      <w:pPr>
-        <w:numPr>
-          <w:ilvl w:val="0"/>
-          <w:numId w:val="3"/>
-        </w:numPr>
-      </w:pPr>
-      <w:r>
-        <w:rPr>
-          <w:b/>
-          <w:bCs/>
-        </w:rPr>
-        <w:t>RF</w:t>
-      </w:r>
-      <w:r>
-        <w:rPr>
-          <w:b/>
-          <w:bCs/>
-        </w:rPr>
-        <w:t>2</w:t>
-      </w:r>
-      <w:r>
-        <w:t xml:space="preserve"> </w:t>
-      </w:r>
-      <w:r>
-        <w:t>O sistema deve armazenar os dados coletados em banco de dados histórico.</w:t>
-      </w:r>
-    </w:p>
-    <w:p>
-      <w:pPr>
-        <w:numPr>
-          <w:ilvl w:val="0"/>
-          <w:numId w:val="3"/>
-        </w:numPr>
-      </w:pPr>
-      <w:r>
-        <w:rPr>
-          <w:b/>
-          <w:bCs/>
-        </w:rPr>
-        <w:t>RF</w:t>
-      </w:r>
-      <w:r>
-        <w:rPr>
-          <w:b/>
-          <w:bCs/>
-        </w:rPr>
-        <w:t>3</w:t>
-      </w:r>
-      <w:r>
-        <w:t xml:space="preserve"> </w:t>
-      </w:r>
-      <w:r>
-        <w:t>O sistema deve analisar automaticamente os dados utilizando algoritmos preditivos.</w:t>
-      </w:r>
-    </w:p>
-    <w:p>
-      <w:pPr>
-        <w:numPr>
-          <w:ilvl w:val="0"/>
-          <w:numId w:val="3"/>
-        </w:numPr>
-      </w:pPr>
-      <w:r>
-        <w:rPr>
-          <w:b/>
-          <w:bCs/>
-        </w:rPr>
-        <w:t>RF</w:t>
-      </w:r>
-      <w:r>
-        <w:rPr>
-          <w:b/>
-          <w:bCs/>
-        </w:rPr>
-        <w:t>4</w:t>
-      </w:r>
-      <w:r>
-        <w:t xml:space="preserve"> </w:t>
-      </w:r>
-      <w:r>
-        <w:t>O sistema deve gerar alertas automáticos quando detectar anomalias.</w:t>
-      </w:r>
-    </w:p>
-    <w:p>
-      <w:pPr>
-        <w:numPr>
-          <w:ilvl w:val="0"/>
-          <w:numId w:val="3"/>
-        </w:numPr>
-      </w:pPr>
-      <w:r>
-        <w:rPr>
-          <w:b/>
-          <w:bCs/>
-        </w:rPr>
-        <w:t>RF</w:t>
-      </w:r>
-      <w:r>
-        <w:rPr>
-          <w:b/>
-          <w:bCs/>
-        </w:rPr>
-        <w:t>5</w:t>
-      </w:r>
-      <w:r>
-        <w:t xml:space="preserve"> </w:t>
-      </w:r>
-      <w:r>
-        <w:t>O sistema deve permitir o cadastro de máquinas e equipamentos.</w:t>
-      </w:r>
-    </w:p>
-    <w:p>
-      <w:pPr>
-        <w:numPr>
-          <w:ilvl w:val="0"/>
-          <w:numId w:val="3"/>
-        </w:numPr>
-      </w:pPr>
-      <w:r>
-        <w:rPr>
-          <w:b/>
-          <w:bCs/>
-        </w:rPr>
-        <w:t>RF</w:t>
-      </w:r>
-      <w:r>
-        <w:rPr>
-          <w:b/>
-          <w:bCs/>
-        </w:rPr>
-        <w:t>6</w:t>
-      </w:r>
-      <w:r>
-        <w:t xml:space="preserve"> </w:t>
-      </w:r>
-      <w:r>
-        <w:t>O sistema deve permitir o cadastro de usuários com diferentes níveis de acesso.</w:t>
-      </w:r>
-    </w:p>
-    <w:p>
-      <w:pPr>
-        <w:numPr>
-          <w:ilvl w:val="0"/>
-          <w:numId w:val="3"/>
-        </w:numPr>
-      </w:pPr>
-      <w:r>
-        <w:rPr>
-          <w:b/>
-          <w:bCs/>
-        </w:rPr>
-        <w:t>RF</w:t>
-      </w:r>
-      <w:r>
-        <w:rPr>
-          <w:b/>
-          <w:bCs/>
-        </w:rPr>
-        <w:t>7</w:t>
-      </w:r>
-      <w:r>
-        <w:t xml:space="preserve"> </w:t>
-      </w:r>
-      <w:r>
-        <w:t>O sistema deve gerar relatórios de desempenho e histórico de falhas.</w:t>
-      </w:r>
-    </w:p>
-    <w:p>
-      <w:pPr>
-        <w:numPr>
-          <w:ilvl w:val="0"/>
-          <w:numId w:val="3"/>
-        </w:numPr>
-      </w:pPr>
-      <w:r>
-        <w:rPr>
-          <w:b/>
-          <w:bCs/>
-        </w:rPr>
-        <w:t>RF</w:t>
-      </w:r>
-      <w:r>
-        <w:rPr>
-          <w:b/>
-          <w:bCs/>
-        </w:rPr>
-        <w:t>8</w:t>
-      </w:r>
-      <w:r>
-        <w:t xml:space="preserve"> </w:t>
-      </w:r>
-      <w:r>
-        <w:t>O sistema deve enviar notificações por e-mail ou aplicativo móvel.</w:t>
-      </w:r>
-    </w:p>
-    <w:p>
-      <w:pPr>
-        <w:numPr>
-          <w:ilvl w:val="0"/>
-          <w:numId w:val="3"/>
-        </w:numPr>
-      </w:pPr>
-      <w:r>
-        <w:rPr>
-          <w:b/>
-          <w:bCs/>
-        </w:rPr>
-        <w:t>RF</w:t>
-      </w:r>
-      <w:r>
-        <w:rPr>
-          <w:b/>
-          <w:bCs/>
-        </w:rPr>
-        <w:t xml:space="preserve">9 </w:t>
-      </w:r>
-      <w:r>
-        <w:t>O sistema deve permitir agendamento de manutenções preventivas.</w:t>
-      </w:r>
-    </w:p>
-    <w:p>
-      <w:pPr>
-        <w:numPr>
-          <w:ilvl w:val="0"/>
-          <w:numId w:val="3"/>
-        </w:numPr>
-      </w:pPr>
-      <w:r>
-        <w:rPr>
-          <w:b/>
-          <w:bCs/>
-        </w:rPr>
-        <w:t>RF1</w:t>
-      </w:r>
-      <w:r>
-        <w:rPr>
-          <w:b/>
-          <w:bCs/>
-        </w:rPr>
-        <w:t>0</w:t>
-      </w:r>
-      <w:r>
-        <w:t xml:space="preserve"> </w:t>
-      </w:r>
-      <w:r>
-        <w:t>O sistema deve exibir dashboard com indicadores (MTBF, MTTR, disponibilidade).</w:t>
-      </w:r>
+      </w:pPr>
     </w:p>
     <w:p>
       <w:pPr>
@@ -922,508 +2494,154 @@
           <w:u w:val="single"/>
         </w:rPr>
       </w:pPr>
-      <w:r>
-        <w:rPr>
+    </w:p>
+    <w:p>
+      <w:pPr>
+        <w:pStyle w:val="PargrafodaLista"/>
+        <w:numPr>
+          <w:ilvl w:val="0"/>
+          <w:numId w:val="27"/>
+        </w:numPr>
+        <w:rPr>
+          <w:rFonts w:ascii="Times New Roman" w:hAnsi="Times New Roman" w:cs="Times New Roman"/>
+        </w:rPr>
+      </w:pPr>
+      <w:bookmarkStart w:id="11" w:name="_Toc224744517"/>
+      <w:r>
+        <w:rPr>
+          <w:rStyle w:val="Ttulo1Char"/>
+          <w:rFonts w:ascii="Times New Roman" w:hAnsi="Times New Roman" w:cs="Times New Roman"/>
+          <w:b/>
+          <w:bCs/>
+          <w:color w:val="auto"/>
+          <w:sz w:val="32"/>
+          <w:szCs w:val="32"/>
+        </w:rPr>
+        <w:lastRenderedPageBreak/>
+        <w:t>PRIORIZAÇÃO</w:t>
+      </w:r>
+      <w:bookmarkEnd w:id="11"/>
+      <w:r>
+        <w:rPr>
+          <w:rStyle w:val="Ttulo1Char"/>
+          <w:rFonts w:ascii="Times New Roman" w:hAnsi="Times New Roman" w:cs="Times New Roman"/>
+          <w:b/>
+          <w:bCs/>
+          <w:color w:val="auto"/>
+          <w:sz w:val="32"/>
+          <w:szCs w:val="32"/>
+        </w:rPr>
+        <w:t xml:space="preserve"> </w:t>
+      </w:r>
+      <w:r>
+        <w:rPr>
+          <w:rFonts w:ascii="Times New Roman" w:hAnsi="Times New Roman" w:cs="Times New Roman"/>
+          <w:b/>
+          <w:bCs/>
+          <w:sz w:val="32"/>
+          <w:szCs w:val="32"/>
+        </w:rPr>
+        <w:br/>
+      </w:r>
+    </w:p>
+    <w:p>
+      <w:pPr>
+        <w:pStyle w:val="PargrafodaLista"/>
+        <w:numPr>
+          <w:ilvl w:val="0"/>
+          <w:numId w:val="31"/>
+        </w:numPr>
+        <w:rPr>
+          <w:rFonts w:ascii="Times New Roman" w:hAnsi="Times New Roman" w:cs="Times New Roman"/>
+        </w:rPr>
+      </w:pPr>
+      <w:r>
+        <w:rPr>
+          <w:rFonts w:ascii="Times New Roman" w:hAnsi="Times New Roman" w:cs="Times New Roman"/>
           <w:b/>
           <w:bCs/>
           <w:i/>
           <w:iCs/>
           <w:u w:val="single"/>
         </w:rPr>
-        <w:t>REQUISITOS</w:t>
-      </w:r>
-      <w:r>
-        <w:rPr>
+        <w:t xml:space="preserve">MUST HAVE (Deve ter): </w:t>
+      </w:r>
+      <w:r>
+        <w:rPr>
+          <w:rFonts w:ascii="Times New Roman" w:hAnsi="Times New Roman" w:cs="Times New Roman"/>
+        </w:rPr>
+        <w:t>Crítico. Sem isso, o projeto não é entregue ou não funciona. Essencial.</w:t>
+      </w:r>
+    </w:p>
+    <w:p>
+      <w:pPr>
+        <w:numPr>
+          <w:ilvl w:val="0"/>
+          <w:numId w:val="19"/>
+        </w:numPr>
+        <w:rPr>
+          <w:rFonts w:ascii="Times New Roman" w:hAnsi="Times New Roman" w:cs="Times New Roman"/>
+        </w:rPr>
+      </w:pPr>
+      <w:r>
+        <w:rPr>
+          <w:rFonts w:ascii="Times New Roman" w:hAnsi="Times New Roman" w:cs="Times New Roman"/>
           <w:b/>
           <w:bCs/>
           <w:i/>
           <w:iCs/>
           <w:u w:val="single"/>
         </w:rPr>
-        <w:t xml:space="preserve"> NÃO</w:t>
-      </w:r>
-      <w:r>
-        <w:rPr>
+        <w:t xml:space="preserve">SHOULD HAVE (Deveria ter): </w:t>
+      </w:r>
+      <w:r>
+        <w:rPr>
+          <w:rFonts w:ascii="Times New Roman" w:hAnsi="Times New Roman" w:cs="Times New Roman"/>
+        </w:rPr>
+        <w:t>Importante, mas não vital. Pode ser entregue logo após o essencial. Alta Prioridade.</w:t>
+      </w:r>
+    </w:p>
+    <w:p>
+      <w:pPr>
+        <w:numPr>
+          <w:ilvl w:val="0"/>
+          <w:numId w:val="19"/>
+        </w:numPr>
+        <w:rPr>
+          <w:rFonts w:ascii="Times New Roman" w:hAnsi="Times New Roman" w:cs="Times New Roman"/>
           <w:b/>
           <w:bCs/>
           <w:i/>
           <w:iCs/>
           <w:u w:val="single"/>
         </w:rPr>
-        <w:t xml:space="preserve"> FUNCIONAIS</w:t>
-      </w:r>
-    </w:p>
-    <w:p>
-      <w:pPr>
-        <w:numPr>
-          <w:ilvl w:val="0"/>
-          <w:numId w:val="4"/>
-        </w:numPr>
-        <w:rPr>
-          <w:b/>
-          <w:bCs/>
-        </w:rPr>
-      </w:pPr>
-      <w:r>
-        <w:rPr>
-          <w:b/>
-          <w:bCs/>
-        </w:rPr>
-        <w:t>R</w:t>
-      </w:r>
-      <w:r>
-        <w:rPr>
-          <w:b/>
-          <w:bCs/>
-        </w:rPr>
-        <w:t>N</w:t>
-      </w:r>
-      <w:r>
-        <w:rPr>
-          <w:b/>
-          <w:bCs/>
-        </w:rPr>
-        <w:t>F1</w:t>
-      </w:r>
-      <w:r>
-        <w:rPr>
-          <w:b/>
-          <w:bCs/>
-        </w:rPr>
-        <w:t xml:space="preserve"> </w:t>
-      </w:r>
-      <w:r>
-        <w:rPr>
-          <w:b/>
-          <w:bCs/>
-        </w:rPr>
-        <w:t>Desempenho:</w:t>
-      </w:r>
-      <w:r>
-        <w:rPr>
-          <w:b/>
-          <w:bCs/>
-        </w:rPr>
-        <w:t xml:space="preserve"> </w:t>
-      </w:r>
-      <w:r>
-        <w:t>O sistema deve processar e exibir dados em até 3 segundos após a coleta.</w:t>
-      </w:r>
-    </w:p>
-    <w:p>
-      <w:pPr>
-        <w:numPr>
-          <w:ilvl w:val="0"/>
-          <w:numId w:val="5"/>
-        </w:numPr>
-        <w:rPr>
-          <w:b/>
-          <w:bCs/>
-        </w:rPr>
-      </w:pPr>
-      <w:r>
-        <w:rPr>
-          <w:b/>
-          <w:bCs/>
-        </w:rPr>
-        <w:t>R</w:t>
-      </w:r>
-      <w:r>
-        <w:rPr>
-          <w:b/>
-          <w:bCs/>
-        </w:rPr>
-        <w:t>N</w:t>
-      </w:r>
-      <w:r>
-        <w:rPr>
-          <w:b/>
-          <w:bCs/>
-        </w:rPr>
-        <w:t>F</w:t>
-      </w:r>
-      <w:r>
-        <w:rPr>
-          <w:b/>
-          <w:bCs/>
-        </w:rPr>
-        <w:t xml:space="preserve">2 </w:t>
-      </w:r>
-      <w:r>
-        <w:rPr>
-          <w:b/>
-          <w:bCs/>
-        </w:rPr>
-        <w:t>Disponibilidade:</w:t>
-      </w:r>
-      <w:r>
-        <w:rPr>
-          <w:b/>
-          <w:bCs/>
-        </w:rPr>
-        <w:t xml:space="preserve"> </w:t>
-      </w:r>
-      <w:r>
-        <w:t>O sistema deve estar disponível 99% do tempo.</w:t>
-      </w:r>
-    </w:p>
-    <w:p>
-      <w:pPr>
-        <w:numPr>
-          <w:ilvl w:val="0"/>
-          <w:numId w:val="6"/>
-        </w:numPr>
-        <w:rPr>
-          <w:b/>
-          <w:bCs/>
-        </w:rPr>
-      </w:pPr>
-      <w:r>
-        <w:rPr>
-          <w:b/>
-          <w:bCs/>
-        </w:rPr>
-        <w:t>R</w:t>
-      </w:r>
-      <w:r>
-        <w:rPr>
-          <w:b/>
-          <w:bCs/>
-        </w:rPr>
-        <w:t>N</w:t>
-      </w:r>
-      <w:r>
-        <w:rPr>
-          <w:b/>
-          <w:bCs/>
-        </w:rPr>
-        <w:t>F</w:t>
-      </w:r>
-      <w:r>
-        <w:rPr>
-          <w:b/>
-          <w:bCs/>
-        </w:rPr>
-        <w:t xml:space="preserve">3 </w:t>
-      </w:r>
-      <w:r>
-        <w:rPr>
-          <w:b/>
-          <w:bCs/>
-        </w:rPr>
-        <w:t>Segurança:</w:t>
-      </w:r>
-      <w:r>
-        <w:rPr>
-          <w:b/>
-          <w:bCs/>
-        </w:rPr>
-        <w:t xml:space="preserve"> </w:t>
-      </w:r>
-      <w:r>
-        <w:t>O sistema deve possuir autenticação por login e senha criptografada.</w:t>
-      </w:r>
-    </w:p>
-    <w:p>
-      <w:pPr>
-        <w:numPr>
-          <w:ilvl w:val="0"/>
-          <w:numId w:val="7"/>
-        </w:numPr>
-        <w:rPr>
-          <w:b/>
-          <w:bCs/>
-        </w:rPr>
-      </w:pPr>
-      <w:r>
-        <w:rPr>
-          <w:b/>
-          <w:bCs/>
-        </w:rPr>
-        <w:t>R</w:t>
-      </w:r>
-      <w:r>
-        <w:rPr>
-          <w:b/>
-          <w:bCs/>
-        </w:rPr>
-        <w:t>N</w:t>
-      </w:r>
-      <w:r>
-        <w:rPr>
-          <w:b/>
-          <w:bCs/>
-        </w:rPr>
-        <w:t>F</w:t>
-      </w:r>
-      <w:r>
-        <w:rPr>
-          <w:b/>
-          <w:bCs/>
-        </w:rPr>
-        <w:t xml:space="preserve">4 </w:t>
-      </w:r>
-      <w:r>
-        <w:rPr>
-          <w:b/>
-          <w:bCs/>
-        </w:rPr>
-        <w:t>Escalabilidade:</w:t>
-      </w:r>
-      <w:r>
-        <w:rPr>
-          <w:b/>
-          <w:bCs/>
-        </w:rPr>
-        <w:t xml:space="preserve"> </w:t>
-      </w:r>
-      <w:r>
-        <w:t>O sistema deve suportar no mínimo 500 equipamentos cadastrados.</w:t>
-      </w:r>
-    </w:p>
-    <w:p>
-      <w:pPr>
-        <w:numPr>
-          <w:ilvl w:val="0"/>
-          <w:numId w:val="8"/>
-        </w:numPr>
-        <w:rPr>
-          <w:b/>
-          <w:bCs/>
-        </w:rPr>
-      </w:pPr>
-      <w:r>
-        <w:rPr>
-          <w:b/>
-          <w:bCs/>
-        </w:rPr>
-        <w:t>R</w:t>
-      </w:r>
-      <w:r>
-        <w:rPr>
-          <w:b/>
-          <w:bCs/>
-        </w:rPr>
-        <w:t>N</w:t>
-      </w:r>
-      <w:r>
-        <w:rPr>
-          <w:b/>
-          <w:bCs/>
-        </w:rPr>
-        <w:t>F</w:t>
-      </w:r>
-      <w:r>
-        <w:rPr>
-          <w:b/>
-          <w:bCs/>
-        </w:rPr>
-        <w:t xml:space="preserve">5 </w:t>
-      </w:r>
-      <w:r>
-        <w:rPr>
-          <w:b/>
-          <w:bCs/>
-        </w:rPr>
-        <w:t>Usabilidade:</w:t>
-      </w:r>
-      <w:r>
-        <w:rPr>
-          <w:b/>
-          <w:bCs/>
-        </w:rPr>
-        <w:t xml:space="preserve"> </w:t>
-      </w:r>
-      <w:r>
-        <w:t>A interface deve ser intuitiva e permitir treinamento em no máximo 4 horas.</w:t>
-      </w:r>
-    </w:p>
-    <w:p>
-      <w:pPr>
-        <w:numPr>
-          <w:ilvl w:val="0"/>
-          <w:numId w:val="9"/>
-        </w:numPr>
-        <w:rPr>
-          <w:b/>
-          <w:bCs/>
-        </w:rPr>
-      </w:pPr>
-      <w:r>
-        <w:rPr>
-          <w:b/>
-          <w:bCs/>
-        </w:rPr>
-        <w:t>R</w:t>
-      </w:r>
-      <w:r>
-        <w:rPr>
-          <w:b/>
-          <w:bCs/>
-        </w:rPr>
-        <w:t>N</w:t>
-      </w:r>
-      <w:r>
-        <w:rPr>
-          <w:b/>
-          <w:bCs/>
-        </w:rPr>
-        <w:t>F</w:t>
-      </w:r>
-      <w:r>
-        <w:rPr>
-          <w:b/>
-          <w:bCs/>
-        </w:rPr>
-        <w:t xml:space="preserve">6 </w:t>
-      </w:r>
-      <w:r>
-        <w:rPr>
-          <w:b/>
-          <w:bCs/>
-        </w:rPr>
-        <w:t>Confiabilidade:</w:t>
-      </w:r>
-      <w:r>
-        <w:rPr>
-          <w:b/>
-          <w:bCs/>
-        </w:rPr>
-        <w:t xml:space="preserve"> </w:t>
-      </w:r>
-      <w:r>
-        <w:t>Os dados devem possuir backup automático diário.</w:t>
-      </w:r>
-    </w:p>
-    <w:p>
-      <w:pPr>
-        <w:numPr>
-          <w:ilvl w:val="0"/>
-          <w:numId w:val="10"/>
-        </w:numPr>
-        <w:rPr>
-          <w:b/>
-          <w:bCs/>
-        </w:rPr>
-      </w:pPr>
-      <w:r>
-        <w:rPr>
-          <w:b/>
-          <w:bCs/>
-        </w:rPr>
-        <w:t>R</w:t>
-      </w:r>
-      <w:r>
-        <w:rPr>
-          <w:b/>
-          <w:bCs/>
-        </w:rPr>
-        <w:t>N</w:t>
-      </w:r>
-      <w:r>
-        <w:rPr>
-          <w:b/>
-          <w:bCs/>
-        </w:rPr>
-        <w:t>F</w:t>
-      </w:r>
-      <w:r>
-        <w:rPr>
-          <w:b/>
-          <w:bCs/>
-        </w:rPr>
-        <w:t xml:space="preserve">7 </w:t>
-      </w:r>
-      <w:r>
-        <w:rPr>
-          <w:b/>
-          <w:bCs/>
-        </w:rPr>
-        <w:t>Compatibilidade:</w:t>
-      </w:r>
-      <w:r>
-        <w:rPr>
-          <w:b/>
-          <w:bCs/>
-        </w:rPr>
-        <w:t xml:space="preserve"> </w:t>
-      </w:r>
-      <w:r>
-        <w:t>O sistema deve funcionar em navegadores atualizados (Chrome, Edge e Firefox).</w:t>
-      </w:r>
-    </w:p>
-    <w:p>
-      <w:pPr>
-        <w:numPr>
-          <w:ilvl w:val="0"/>
-          <w:numId w:val="11"/>
-        </w:numPr>
-        <w:rPr>
-          <w:b/>
-          <w:bCs/>
-        </w:rPr>
-      </w:pPr>
-      <w:r>
-        <w:rPr>
-          <w:b/>
-          <w:bCs/>
-        </w:rPr>
-        <w:lastRenderedPageBreak/>
-        <w:t>R</w:t>
-      </w:r>
-      <w:r>
-        <w:rPr>
-          <w:b/>
-          <w:bCs/>
-        </w:rPr>
-        <w:t>N</w:t>
-      </w:r>
-      <w:r>
-        <w:rPr>
-          <w:b/>
-          <w:bCs/>
-        </w:rPr>
-        <w:t>F</w:t>
-      </w:r>
-      <w:r>
-        <w:rPr>
-          <w:b/>
-          <w:bCs/>
-        </w:rPr>
-        <w:t xml:space="preserve">8 </w:t>
-      </w:r>
-      <w:r>
-        <w:rPr>
-          <w:b/>
-          <w:bCs/>
-        </w:rPr>
-        <w:t>Manutenibilidade:</w:t>
-      </w:r>
-      <w:r>
-        <w:rPr>
-          <w:b/>
-          <w:bCs/>
-        </w:rPr>
-        <w:t xml:space="preserve"> </w:t>
-      </w:r>
-      <w:r>
-        <w:t>O sistema deve permitir atualização de software sem interromper o funcionamento por mais de 10 minutos.</w:t>
-      </w:r>
-    </w:p>
-    <w:p>
-      <w:pPr>
-        <w:rPr>
+      </w:pPr>
+      <w:r>
+        <w:rPr>
+          <w:rFonts w:ascii="Times New Roman" w:hAnsi="Times New Roman" w:cs="Times New Roman"/>
           <w:b/>
           <w:bCs/>
           <w:i/>
           <w:iCs/>
           <w:u w:val="single"/>
         </w:rPr>
-      </w:pPr>
-    </w:p>
-    <w:p>
-      <w:pPr>
-        <w:rPr>
+        <w:t xml:space="preserve">COULD HAVE (Poderia ter): </w:t>
+      </w:r>
+      <w:r>
+        <w:rPr>
+          <w:rFonts w:ascii="Times New Roman" w:hAnsi="Times New Roman" w:cs="Times New Roman"/>
+        </w:rPr>
+        <w:t>Desejável. É um diferencial que só será feito se sobrar tempo/recurso. Opcional.</w:t>
+      </w:r>
+    </w:p>
+    <w:p>
+      <w:pPr>
+        <w:numPr>
+          <w:ilvl w:val="0"/>
+          <w:numId w:val="19"/>
+        </w:numPr>
+        <w:rPr>
+          <w:rFonts w:ascii="Times New Roman" w:hAnsi="Times New Roman" w:cs="Times New Roman"/>
           <w:b/>
           <w:bCs/>
           <w:i/>
@@ -1433,14 +2651,32 @@
       </w:pPr>
       <w:r>
         <w:rPr>
+          <w:rFonts w:ascii="Times New Roman" w:hAnsi="Times New Roman" w:cs="Times New Roman"/>
           <w:b/>
           <w:bCs/>
           <w:i/>
           <w:iCs/>
           <w:u w:val="single"/>
         </w:rPr>
-        <w:t xml:space="preserve">PRIORIZAÇÃO </w:t>
-      </w:r>
+        <w:t>WON'T HAVE (Não terá):</w:t>
+      </w:r>
+      <w:r>
+        <w:rPr>
+          <w:rFonts w:ascii="Times New Roman" w:hAnsi="Times New Roman" w:cs="Times New Roman"/>
+        </w:rPr>
+        <w:t xml:space="preserve"> Fora de escopo para este momento. Ajuda a focar no que importa agora. Futuro.</w:t>
+      </w:r>
+    </w:p>
+    <w:p>
+      <w:pPr>
+        <w:rPr>
+          <w:rFonts w:ascii="Times New Roman" w:eastAsiaTheme="majorEastAsia" w:hAnsi="Times New Roman" w:cs="Times New Roman"/>
+          <w:b/>
+          <w:bCs/>
+          <w:sz w:val="32"/>
+          <w:szCs w:val="32"/>
+        </w:rPr>
+      </w:pPr>
     </w:p>
     <w:tbl>
       <w:tblPr>
@@ -1449,9 +2685,9 @@
         <w:tblLook w:val="04A0" w:firstRow="1" w:lastRow="0" w:firstColumn="1" w:lastColumn="0" w:noHBand="0" w:noVBand="1"/>
       </w:tblPr>
       <w:tblGrid>
-        <w:gridCol w:w="3270"/>
-        <w:gridCol w:w="1536"/>
-        <w:gridCol w:w="3688"/>
+        <w:gridCol w:w="3368"/>
+        <w:gridCol w:w="1554"/>
+        <w:gridCol w:w="3572"/>
       </w:tblGrid>
       <w:tr>
         <w:tc>
@@ -1463,12 +2699,14 @@
             <w:pPr>
               <w:spacing w:after="160" w:line="278" w:lineRule="auto"/>
               <w:rPr>
+                <w:rFonts w:ascii="Times New Roman" w:hAnsi="Times New Roman" w:cs="Times New Roman"/>
                 <w:b/>
                 <w:bCs/>
               </w:rPr>
             </w:pPr>
             <w:r>
               <w:rPr>
+                <w:rFonts w:ascii="Times New Roman" w:hAnsi="Times New Roman" w:cs="Times New Roman"/>
                 <w:b/>
                 <w:bCs/>
               </w:rPr>
@@ -1485,12 +2723,14 @@
             <w:pPr>
               <w:spacing w:after="160" w:line="278" w:lineRule="auto"/>
               <w:rPr>
+                <w:rFonts w:ascii="Times New Roman" w:hAnsi="Times New Roman" w:cs="Times New Roman"/>
                 <w:b/>
                 <w:bCs/>
               </w:rPr>
             </w:pPr>
             <w:r>
               <w:rPr>
+                <w:rFonts w:ascii="Times New Roman" w:hAnsi="Times New Roman" w:cs="Times New Roman"/>
                 <w:b/>
                 <w:bCs/>
               </w:rPr>
@@ -1507,12 +2747,14 @@
             <w:pPr>
               <w:spacing w:after="160" w:line="278" w:lineRule="auto"/>
               <w:rPr>
+                <w:rFonts w:ascii="Times New Roman" w:hAnsi="Times New Roman" w:cs="Times New Roman"/>
                 <w:b/>
                 <w:bCs/>
               </w:rPr>
             </w:pPr>
             <w:r>
               <w:rPr>
+                <w:rFonts w:ascii="Times New Roman" w:hAnsi="Times New Roman" w:cs="Times New Roman"/>
                 <w:b/>
                 <w:bCs/>
               </w:rPr>
@@ -1531,12 +2773,14 @@
             <w:pPr>
               <w:spacing w:after="160" w:line="278" w:lineRule="auto"/>
               <w:rPr>
+                <w:rFonts w:ascii="Times New Roman" w:hAnsi="Times New Roman" w:cs="Times New Roman"/>
                 <w:b/>
                 <w:bCs/>
               </w:rPr>
             </w:pPr>
             <w:r>
               <w:rPr>
+                <w:rFonts w:ascii="Times New Roman" w:hAnsi="Times New Roman" w:cs="Times New Roman"/>
                 <w:b/>
                 <w:bCs/>
               </w:rPr>
@@ -1553,12 +2797,14 @@
             <w:pPr>
               <w:spacing w:after="160" w:line="278" w:lineRule="auto"/>
               <w:rPr>
+                <w:rFonts w:ascii="Times New Roman" w:hAnsi="Times New Roman" w:cs="Times New Roman"/>
                 <w:b/>
                 <w:bCs/>
               </w:rPr>
             </w:pPr>
             <w:r>
               <w:rPr>
+                <w:rFonts w:ascii="Times New Roman" w:hAnsi="Times New Roman" w:cs="Times New Roman"/>
                 <w:b/>
                 <w:bCs/>
               </w:rPr>
@@ -1574,8 +2820,14 @@
           <w:p>
             <w:pPr>
               <w:spacing w:after="160" w:line="278" w:lineRule="auto"/>
+              <w:rPr>
+                <w:rFonts w:ascii="Times New Roman" w:hAnsi="Times New Roman" w:cs="Times New Roman"/>
+              </w:rPr>
             </w:pPr>
             <w:r>
+              <w:rPr>
+                <w:rFonts w:ascii="Times New Roman" w:hAnsi="Times New Roman" w:cs="Times New Roman"/>
+              </w:rPr>
               <w:t>Essencial para o funcionamento do sistema de monitoramento preditivo.</w:t>
             </w:r>
           </w:p>
@@ -1591,12 +2843,14 @@
             <w:pPr>
               <w:spacing w:after="160" w:line="278" w:lineRule="auto"/>
               <w:rPr>
+                <w:rFonts w:ascii="Times New Roman" w:hAnsi="Times New Roman" w:cs="Times New Roman"/>
                 <w:b/>
                 <w:bCs/>
               </w:rPr>
             </w:pPr>
             <w:r>
               <w:rPr>
+                <w:rFonts w:ascii="Times New Roman" w:hAnsi="Times New Roman" w:cs="Times New Roman"/>
                 <w:b/>
                 <w:bCs/>
               </w:rPr>
@@ -1613,12 +2867,14 @@
             <w:pPr>
               <w:spacing w:after="160" w:line="278" w:lineRule="auto"/>
               <w:rPr>
+                <w:rFonts w:ascii="Times New Roman" w:hAnsi="Times New Roman" w:cs="Times New Roman"/>
                 <w:b/>
                 <w:bCs/>
               </w:rPr>
             </w:pPr>
             <w:r>
               <w:rPr>
+                <w:rFonts w:ascii="Times New Roman" w:hAnsi="Times New Roman" w:cs="Times New Roman"/>
                 <w:b/>
                 <w:bCs/>
               </w:rPr>
@@ -1634,8 +2890,14 @@
           <w:p>
             <w:pPr>
               <w:spacing w:after="160" w:line="278" w:lineRule="auto"/>
+              <w:rPr>
+                <w:rFonts w:ascii="Times New Roman" w:hAnsi="Times New Roman" w:cs="Times New Roman"/>
+              </w:rPr>
             </w:pPr>
             <w:r>
+              <w:rPr>
+                <w:rFonts w:ascii="Times New Roman" w:hAnsi="Times New Roman" w:cs="Times New Roman"/>
+              </w:rPr>
               <w:t>Necessário para análises, rastreabilidade e geração de relatórios.</w:t>
             </w:r>
           </w:p>
@@ -1651,12 +2913,14 @@
             <w:pPr>
               <w:spacing w:after="160" w:line="278" w:lineRule="auto"/>
               <w:rPr>
+                <w:rFonts w:ascii="Times New Roman" w:hAnsi="Times New Roman" w:cs="Times New Roman"/>
                 <w:b/>
                 <w:bCs/>
               </w:rPr>
             </w:pPr>
             <w:r>
               <w:rPr>
+                <w:rFonts w:ascii="Times New Roman" w:hAnsi="Times New Roman" w:cs="Times New Roman"/>
                 <w:b/>
                 <w:bCs/>
               </w:rPr>
@@ -1673,12 +2937,14 @@
             <w:pPr>
               <w:spacing w:after="160" w:line="278" w:lineRule="auto"/>
               <w:rPr>
+                <w:rFonts w:ascii="Times New Roman" w:hAnsi="Times New Roman" w:cs="Times New Roman"/>
                 <w:b/>
                 <w:bCs/>
               </w:rPr>
             </w:pPr>
             <w:r>
               <w:rPr>
+                <w:rFonts w:ascii="Times New Roman" w:hAnsi="Times New Roman" w:cs="Times New Roman"/>
                 <w:b/>
                 <w:bCs/>
               </w:rPr>
@@ -1694,8 +2960,14 @@
           <w:p>
             <w:pPr>
               <w:spacing w:after="160" w:line="278" w:lineRule="auto"/>
+              <w:rPr>
+                <w:rFonts w:ascii="Times New Roman" w:hAnsi="Times New Roman" w:cs="Times New Roman"/>
+              </w:rPr>
             </w:pPr>
             <w:r>
+              <w:rPr>
+                <w:rFonts w:ascii="Times New Roman" w:hAnsi="Times New Roman" w:cs="Times New Roman"/>
+              </w:rPr>
               <w:t>Principal diferencial do sistema de manutenção preditiva.</w:t>
             </w:r>
           </w:p>
@@ -1711,12 +2983,14 @@
             <w:pPr>
               <w:spacing w:after="160" w:line="278" w:lineRule="auto"/>
               <w:rPr>
+                <w:rFonts w:ascii="Times New Roman" w:hAnsi="Times New Roman" w:cs="Times New Roman"/>
                 <w:b/>
                 <w:bCs/>
               </w:rPr>
             </w:pPr>
             <w:r>
               <w:rPr>
+                <w:rFonts w:ascii="Times New Roman" w:hAnsi="Times New Roman" w:cs="Times New Roman"/>
                 <w:b/>
                 <w:bCs/>
               </w:rPr>
@@ -1733,12 +3007,14 @@
             <w:pPr>
               <w:spacing w:after="160" w:line="278" w:lineRule="auto"/>
               <w:rPr>
+                <w:rFonts w:ascii="Times New Roman" w:hAnsi="Times New Roman" w:cs="Times New Roman"/>
                 <w:b/>
                 <w:bCs/>
               </w:rPr>
             </w:pPr>
             <w:r>
               <w:rPr>
+                <w:rFonts w:ascii="Times New Roman" w:hAnsi="Times New Roman" w:cs="Times New Roman"/>
                 <w:b/>
                 <w:bCs/>
               </w:rPr>
@@ -1754,8 +3030,14 @@
           <w:p>
             <w:pPr>
               <w:spacing w:after="160" w:line="278" w:lineRule="auto"/>
+              <w:rPr>
+                <w:rFonts w:ascii="Times New Roman" w:hAnsi="Times New Roman" w:cs="Times New Roman"/>
+              </w:rPr>
             </w:pPr>
             <w:r>
+              <w:rPr>
+                <w:rFonts w:ascii="Times New Roman" w:hAnsi="Times New Roman" w:cs="Times New Roman"/>
+              </w:rPr>
               <w:t>Fundamental para evitar falhas críticas e reduzir tempo de parada.</w:t>
             </w:r>
           </w:p>
@@ -1771,12 +3053,14 @@
             <w:pPr>
               <w:spacing w:after="160" w:line="278" w:lineRule="auto"/>
               <w:rPr>
+                <w:rFonts w:ascii="Times New Roman" w:hAnsi="Times New Roman" w:cs="Times New Roman"/>
                 <w:b/>
                 <w:bCs/>
               </w:rPr>
             </w:pPr>
             <w:r>
               <w:rPr>
+                <w:rFonts w:ascii="Times New Roman" w:hAnsi="Times New Roman" w:cs="Times New Roman"/>
                 <w:b/>
                 <w:bCs/>
               </w:rPr>
@@ -1793,12 +3077,14 @@
             <w:pPr>
               <w:spacing w:after="160" w:line="278" w:lineRule="auto"/>
               <w:rPr>
+                <w:rFonts w:ascii="Times New Roman" w:hAnsi="Times New Roman" w:cs="Times New Roman"/>
                 <w:b/>
                 <w:bCs/>
               </w:rPr>
             </w:pPr>
             <w:r>
               <w:rPr>
+                <w:rFonts w:ascii="Times New Roman" w:hAnsi="Times New Roman" w:cs="Times New Roman"/>
                 <w:b/>
                 <w:bCs/>
               </w:rPr>
@@ -1814,8 +3100,14 @@
           <w:p>
             <w:pPr>
               <w:spacing w:after="160" w:line="278" w:lineRule="auto"/>
+              <w:rPr>
+                <w:rFonts w:ascii="Times New Roman" w:hAnsi="Times New Roman" w:cs="Times New Roman"/>
+              </w:rPr>
             </w:pPr>
             <w:r>
+              <w:rPr>
+                <w:rFonts w:ascii="Times New Roman" w:hAnsi="Times New Roman" w:cs="Times New Roman"/>
+              </w:rPr>
               <w:t>Base estrutural para organização e monitoramento dos ativos.</w:t>
             </w:r>
           </w:p>
@@ -1831,12 +3123,14 @@
             <w:pPr>
               <w:spacing w:after="160" w:line="278" w:lineRule="auto"/>
               <w:rPr>
+                <w:rFonts w:ascii="Times New Roman" w:hAnsi="Times New Roman" w:cs="Times New Roman"/>
                 <w:b/>
                 <w:bCs/>
               </w:rPr>
             </w:pPr>
             <w:r>
               <w:rPr>
+                <w:rFonts w:ascii="Times New Roman" w:hAnsi="Times New Roman" w:cs="Times New Roman"/>
                 <w:b/>
                 <w:bCs/>
               </w:rPr>
@@ -1853,12 +3147,14 @@
             <w:pPr>
               <w:spacing w:after="160" w:line="278" w:lineRule="auto"/>
               <w:rPr>
+                <w:rFonts w:ascii="Times New Roman" w:hAnsi="Times New Roman" w:cs="Times New Roman"/>
                 <w:b/>
                 <w:bCs/>
               </w:rPr>
             </w:pPr>
             <w:r>
               <w:rPr>
+                <w:rFonts w:ascii="Times New Roman" w:hAnsi="Times New Roman" w:cs="Times New Roman"/>
                 <w:b/>
                 <w:bCs/>
               </w:rPr>
@@ -1874,8 +3170,14 @@
           <w:p>
             <w:pPr>
               <w:spacing w:after="160" w:line="278" w:lineRule="auto"/>
+              <w:rPr>
+                <w:rFonts w:ascii="Times New Roman" w:hAnsi="Times New Roman" w:cs="Times New Roman"/>
+              </w:rPr>
             </w:pPr>
             <w:r>
+              <w:rPr>
+                <w:rFonts w:ascii="Times New Roman" w:hAnsi="Times New Roman" w:cs="Times New Roman"/>
+              </w:rPr>
               <w:t>Essencial para segurança e controle de permissões.</w:t>
             </w:r>
           </w:p>
@@ -1891,12 +3193,14 @@
             <w:pPr>
               <w:spacing w:after="160" w:line="278" w:lineRule="auto"/>
               <w:rPr>
+                <w:rFonts w:ascii="Times New Roman" w:hAnsi="Times New Roman" w:cs="Times New Roman"/>
                 <w:b/>
                 <w:bCs/>
               </w:rPr>
             </w:pPr>
             <w:r>
               <w:rPr>
+                <w:rFonts w:ascii="Times New Roman" w:hAnsi="Times New Roman" w:cs="Times New Roman"/>
                 <w:b/>
                 <w:bCs/>
               </w:rPr>
@@ -1913,12 +3217,14 @@
             <w:pPr>
               <w:spacing w:after="160" w:line="278" w:lineRule="auto"/>
               <w:rPr>
+                <w:rFonts w:ascii="Times New Roman" w:hAnsi="Times New Roman" w:cs="Times New Roman"/>
                 <w:b/>
                 <w:bCs/>
               </w:rPr>
             </w:pPr>
             <w:r>
               <w:rPr>
+                <w:rFonts w:ascii="Times New Roman" w:hAnsi="Times New Roman" w:cs="Times New Roman"/>
                 <w:b/>
                 <w:bCs/>
               </w:rPr>
@@ -1934,8 +3240,14 @@
           <w:p>
             <w:pPr>
               <w:spacing w:after="160" w:line="278" w:lineRule="auto"/>
+              <w:rPr>
+                <w:rFonts w:ascii="Times New Roman" w:hAnsi="Times New Roman" w:cs="Times New Roman"/>
+              </w:rPr>
             </w:pPr>
             <w:r>
+              <w:rPr>
+                <w:rFonts w:ascii="Times New Roman" w:hAnsi="Times New Roman" w:cs="Times New Roman"/>
+              </w:rPr>
               <w:t>Importante para análise estratégica e tomada de decisão.</w:t>
             </w:r>
           </w:p>
@@ -1951,12 +3263,14 @@
             <w:pPr>
               <w:spacing w:after="160" w:line="278" w:lineRule="auto"/>
               <w:rPr>
+                <w:rFonts w:ascii="Times New Roman" w:hAnsi="Times New Roman" w:cs="Times New Roman"/>
                 <w:b/>
                 <w:bCs/>
               </w:rPr>
             </w:pPr>
             <w:r>
               <w:rPr>
+                <w:rFonts w:ascii="Times New Roman" w:hAnsi="Times New Roman" w:cs="Times New Roman"/>
                 <w:b/>
                 <w:bCs/>
               </w:rPr>
@@ -1973,12 +3287,14 @@
             <w:pPr>
               <w:spacing w:after="160" w:line="278" w:lineRule="auto"/>
               <w:rPr>
+                <w:rFonts w:ascii="Times New Roman" w:hAnsi="Times New Roman" w:cs="Times New Roman"/>
                 <w:b/>
                 <w:bCs/>
               </w:rPr>
             </w:pPr>
             <w:r>
               <w:rPr>
+                <w:rFonts w:ascii="Times New Roman" w:hAnsi="Times New Roman" w:cs="Times New Roman"/>
                 <w:b/>
                 <w:bCs/>
               </w:rPr>
@@ -1994,8 +3310,14 @@
           <w:p>
             <w:pPr>
               <w:spacing w:after="160" w:line="278" w:lineRule="auto"/>
+              <w:rPr>
+                <w:rFonts w:ascii="Times New Roman" w:hAnsi="Times New Roman" w:cs="Times New Roman"/>
+              </w:rPr>
             </w:pPr>
             <w:r>
+              <w:rPr>
+                <w:rFonts w:ascii="Times New Roman" w:hAnsi="Times New Roman" w:cs="Times New Roman"/>
+              </w:rPr>
               <w:t>Agrega agilidade na comunicação de eventos críticos.</w:t>
             </w:r>
           </w:p>
@@ -2011,12 +3333,14 @@
             <w:pPr>
               <w:spacing w:after="160" w:line="278" w:lineRule="auto"/>
               <w:rPr>
+                <w:rFonts w:ascii="Times New Roman" w:hAnsi="Times New Roman" w:cs="Times New Roman"/>
                 <w:b/>
                 <w:bCs/>
               </w:rPr>
             </w:pPr>
             <w:r>
               <w:rPr>
+                <w:rFonts w:ascii="Times New Roman" w:hAnsi="Times New Roman" w:cs="Times New Roman"/>
                 <w:b/>
                 <w:bCs/>
               </w:rPr>
@@ -2033,12 +3357,14 @@
             <w:pPr>
               <w:spacing w:after="160" w:line="278" w:lineRule="auto"/>
               <w:rPr>
+                <w:rFonts w:ascii="Times New Roman" w:hAnsi="Times New Roman" w:cs="Times New Roman"/>
                 <w:b/>
                 <w:bCs/>
               </w:rPr>
             </w:pPr>
             <w:r>
               <w:rPr>
+                <w:rFonts w:ascii="Times New Roman" w:hAnsi="Times New Roman" w:cs="Times New Roman"/>
                 <w:b/>
                 <w:bCs/>
               </w:rPr>
@@ -2054,8 +3380,14 @@
           <w:p>
             <w:pPr>
               <w:spacing w:after="160" w:line="278" w:lineRule="auto"/>
+              <w:rPr>
+                <w:rFonts w:ascii="Times New Roman" w:hAnsi="Times New Roman" w:cs="Times New Roman"/>
+              </w:rPr>
             </w:pPr>
             <w:r>
+              <w:rPr>
+                <w:rFonts w:ascii="Times New Roman" w:hAnsi="Times New Roman" w:cs="Times New Roman"/>
+              </w:rPr>
               <w:t>Complementa a estratégia de manutenção preditiva.</w:t>
             </w:r>
           </w:p>
@@ -2071,15 +3403,18 @@
             <w:pPr>
               <w:spacing w:after="160" w:line="278" w:lineRule="auto"/>
               <w:rPr>
+                <w:rFonts w:ascii="Times New Roman" w:hAnsi="Times New Roman" w:cs="Times New Roman"/>
                 <w:b/>
                 <w:bCs/>
               </w:rPr>
             </w:pPr>
             <w:r>
               <w:rPr>
+                <w:rFonts w:ascii="Times New Roman" w:hAnsi="Times New Roman" w:cs="Times New Roman"/>
                 <w:b/>
                 <w:bCs/>
               </w:rPr>
+              <w:lastRenderedPageBreak/>
               <w:t>RF10 – Dashboard com indicadores (MTBF, MTTR, disponibilidade)</w:t>
             </w:r>
           </w:p>
@@ -2093,12 +3428,14 @@
             <w:pPr>
               <w:spacing w:after="160" w:line="278" w:lineRule="auto"/>
               <w:rPr>
+                <w:rFonts w:ascii="Times New Roman" w:hAnsi="Times New Roman" w:cs="Times New Roman"/>
                 <w:b/>
                 <w:bCs/>
               </w:rPr>
             </w:pPr>
             <w:r>
               <w:rPr>
+                <w:rFonts w:ascii="Times New Roman" w:hAnsi="Times New Roman" w:cs="Times New Roman"/>
                 <w:b/>
                 <w:bCs/>
               </w:rPr>
@@ -2114,8 +3451,14 @@
           <w:p>
             <w:pPr>
               <w:spacing w:after="160" w:line="278" w:lineRule="auto"/>
+              <w:rPr>
+                <w:rFonts w:ascii="Times New Roman" w:hAnsi="Times New Roman" w:cs="Times New Roman"/>
+              </w:rPr>
             </w:pPr>
             <w:r>
+              <w:rPr>
+                <w:rFonts w:ascii="Times New Roman" w:hAnsi="Times New Roman" w:cs="Times New Roman"/>
+              </w:rPr>
               <w:t>Importante para visualização gerencial e acompanhamento de desempenho.</w:t>
             </w:r>
           </w:p>
@@ -2131,12 +3474,14 @@
             <w:pPr>
               <w:spacing w:after="160" w:line="278" w:lineRule="auto"/>
               <w:rPr>
+                <w:rFonts w:ascii="Times New Roman" w:hAnsi="Times New Roman" w:cs="Times New Roman"/>
                 <w:b/>
                 <w:bCs/>
               </w:rPr>
             </w:pPr>
             <w:r>
               <w:rPr>
+                <w:rFonts w:ascii="Times New Roman" w:hAnsi="Times New Roman" w:cs="Times New Roman"/>
                 <w:b/>
                 <w:bCs/>
               </w:rPr>
@@ -2153,12 +3498,14 @@
             <w:pPr>
               <w:spacing w:after="160" w:line="278" w:lineRule="auto"/>
               <w:rPr>
+                <w:rFonts w:ascii="Times New Roman" w:hAnsi="Times New Roman" w:cs="Times New Roman"/>
                 <w:b/>
                 <w:bCs/>
               </w:rPr>
             </w:pPr>
             <w:r>
               <w:rPr>
+                <w:rFonts w:ascii="Times New Roman" w:hAnsi="Times New Roman" w:cs="Times New Roman"/>
                 <w:b/>
                 <w:bCs/>
               </w:rPr>
@@ -2174,8 +3521,14 @@
           <w:p>
             <w:pPr>
               <w:spacing w:after="160" w:line="278" w:lineRule="auto"/>
+              <w:rPr>
+                <w:rFonts w:ascii="Times New Roman" w:hAnsi="Times New Roman" w:cs="Times New Roman"/>
+              </w:rPr>
             </w:pPr>
             <w:r>
+              <w:rPr>
+                <w:rFonts w:ascii="Times New Roman" w:hAnsi="Times New Roman" w:cs="Times New Roman"/>
+              </w:rPr>
               <w:t>Requisito crítico de desempenho para garantir resposta em tempo real.</w:t>
             </w:r>
           </w:p>
@@ -2191,16 +3544,17 @@
             <w:pPr>
               <w:spacing w:after="160" w:line="278" w:lineRule="auto"/>
               <w:rPr>
+                <w:rFonts w:ascii="Times New Roman" w:hAnsi="Times New Roman" w:cs="Times New Roman"/>
                 <w:b/>
                 <w:bCs/>
               </w:rPr>
             </w:pPr>
             <w:r>
               <w:rPr>
+                <w:rFonts w:ascii="Times New Roman" w:hAnsi="Times New Roman" w:cs="Times New Roman"/>
                 <w:b/>
                 <w:bCs/>
               </w:rPr>
-              <w:lastRenderedPageBreak/>
               <w:t>RNF2 – Disponibilidade de 99%</w:t>
             </w:r>
           </w:p>
@@ -2214,12 +3568,14 @@
             <w:pPr>
               <w:spacing w:after="160" w:line="278" w:lineRule="auto"/>
               <w:rPr>
+                <w:rFonts w:ascii="Times New Roman" w:hAnsi="Times New Roman" w:cs="Times New Roman"/>
                 <w:b/>
                 <w:bCs/>
               </w:rPr>
             </w:pPr>
             <w:r>
               <w:rPr>
+                <w:rFonts w:ascii="Times New Roman" w:hAnsi="Times New Roman" w:cs="Times New Roman"/>
                 <w:b/>
                 <w:bCs/>
               </w:rPr>
@@ -2235,8 +3591,14 @@
           <w:p>
             <w:pPr>
               <w:spacing w:after="160" w:line="278" w:lineRule="auto"/>
+              <w:rPr>
+                <w:rFonts w:ascii="Times New Roman" w:hAnsi="Times New Roman" w:cs="Times New Roman"/>
+              </w:rPr>
             </w:pPr>
             <w:r>
+              <w:rPr>
+                <w:rFonts w:ascii="Times New Roman" w:hAnsi="Times New Roman" w:cs="Times New Roman"/>
+              </w:rPr>
               <w:t>Garante confiabilidade mínima para operação industrial.</w:t>
             </w:r>
           </w:p>
@@ -2252,12 +3614,14 @@
             <w:pPr>
               <w:spacing w:after="160" w:line="278" w:lineRule="auto"/>
               <w:rPr>
+                <w:rFonts w:ascii="Times New Roman" w:hAnsi="Times New Roman" w:cs="Times New Roman"/>
                 <w:b/>
                 <w:bCs/>
               </w:rPr>
             </w:pPr>
             <w:r>
               <w:rPr>
+                <w:rFonts w:ascii="Times New Roman" w:hAnsi="Times New Roman" w:cs="Times New Roman"/>
                 <w:b/>
                 <w:bCs/>
               </w:rPr>
@@ -2274,12 +3638,14 @@
             <w:pPr>
               <w:spacing w:after="160" w:line="278" w:lineRule="auto"/>
               <w:rPr>
+                <w:rFonts w:ascii="Times New Roman" w:hAnsi="Times New Roman" w:cs="Times New Roman"/>
                 <w:b/>
                 <w:bCs/>
               </w:rPr>
             </w:pPr>
             <w:r>
               <w:rPr>
+                <w:rFonts w:ascii="Times New Roman" w:hAnsi="Times New Roman" w:cs="Times New Roman"/>
                 <w:b/>
                 <w:bCs/>
               </w:rPr>
@@ -2295,8 +3661,14 @@
           <w:p>
             <w:pPr>
               <w:spacing w:after="160" w:line="278" w:lineRule="auto"/>
+              <w:rPr>
+                <w:rFonts w:ascii="Times New Roman" w:hAnsi="Times New Roman" w:cs="Times New Roman"/>
+              </w:rPr>
             </w:pPr>
             <w:r>
+              <w:rPr>
+                <w:rFonts w:ascii="Times New Roman" w:hAnsi="Times New Roman" w:cs="Times New Roman"/>
+              </w:rPr>
               <w:t>Requisito essencial de segurança da informação.</w:t>
             </w:r>
           </w:p>
@@ -2312,12 +3684,14 @@
             <w:pPr>
               <w:spacing w:after="160" w:line="278" w:lineRule="auto"/>
               <w:rPr>
+                <w:rFonts w:ascii="Times New Roman" w:hAnsi="Times New Roman" w:cs="Times New Roman"/>
                 <w:b/>
                 <w:bCs/>
               </w:rPr>
             </w:pPr>
             <w:r>
               <w:rPr>
+                <w:rFonts w:ascii="Times New Roman" w:hAnsi="Times New Roman" w:cs="Times New Roman"/>
                 <w:b/>
                 <w:bCs/>
               </w:rPr>
@@ -2334,12 +3708,14 @@
             <w:pPr>
               <w:spacing w:after="160" w:line="278" w:lineRule="auto"/>
               <w:rPr>
+                <w:rFonts w:ascii="Times New Roman" w:hAnsi="Times New Roman" w:cs="Times New Roman"/>
                 <w:b/>
                 <w:bCs/>
               </w:rPr>
             </w:pPr>
             <w:r>
               <w:rPr>
+                <w:rFonts w:ascii="Times New Roman" w:hAnsi="Times New Roman" w:cs="Times New Roman"/>
                 <w:b/>
                 <w:bCs/>
               </w:rPr>
@@ -2355,8 +3731,14 @@
           <w:p>
             <w:pPr>
               <w:spacing w:after="160" w:line="278" w:lineRule="auto"/>
+              <w:rPr>
+                <w:rFonts w:ascii="Times New Roman" w:hAnsi="Times New Roman" w:cs="Times New Roman"/>
+              </w:rPr>
             </w:pPr>
             <w:r>
+              <w:rPr>
+                <w:rFonts w:ascii="Times New Roman" w:hAnsi="Times New Roman" w:cs="Times New Roman"/>
+              </w:rPr>
               <w:t>Importante para escalabilidade inicial do sistema.</w:t>
             </w:r>
           </w:p>
@@ -2372,12 +3754,14 @@
             <w:pPr>
               <w:spacing w:after="160" w:line="278" w:lineRule="auto"/>
               <w:rPr>
+                <w:rFonts w:ascii="Times New Roman" w:hAnsi="Times New Roman" w:cs="Times New Roman"/>
                 <w:b/>
                 <w:bCs/>
               </w:rPr>
             </w:pPr>
             <w:r>
               <w:rPr>
+                <w:rFonts w:ascii="Times New Roman" w:hAnsi="Times New Roman" w:cs="Times New Roman"/>
                 <w:b/>
                 <w:bCs/>
               </w:rPr>
@@ -2394,12 +3778,14 @@
             <w:pPr>
               <w:spacing w:after="160" w:line="278" w:lineRule="auto"/>
               <w:rPr>
+                <w:rFonts w:ascii="Times New Roman" w:hAnsi="Times New Roman" w:cs="Times New Roman"/>
                 <w:b/>
                 <w:bCs/>
               </w:rPr>
             </w:pPr>
             <w:r>
               <w:rPr>
+                <w:rFonts w:ascii="Times New Roman" w:hAnsi="Times New Roman" w:cs="Times New Roman"/>
                 <w:b/>
                 <w:bCs/>
               </w:rPr>
@@ -2415,8 +3801,14 @@
           <w:p>
             <w:pPr>
               <w:spacing w:after="160" w:line="278" w:lineRule="auto"/>
+              <w:rPr>
+                <w:rFonts w:ascii="Times New Roman" w:hAnsi="Times New Roman" w:cs="Times New Roman"/>
+              </w:rPr>
             </w:pPr>
             <w:r>
+              <w:rPr>
+                <w:rFonts w:ascii="Times New Roman" w:hAnsi="Times New Roman" w:cs="Times New Roman"/>
+              </w:rPr>
               <w:t>Melhora adoção e reduz custos de capacitação.</w:t>
             </w:r>
           </w:p>
@@ -2432,12 +3824,14 @@
             <w:pPr>
               <w:spacing w:after="160" w:line="278" w:lineRule="auto"/>
               <w:rPr>
+                <w:rFonts w:ascii="Times New Roman" w:hAnsi="Times New Roman" w:cs="Times New Roman"/>
                 <w:b/>
                 <w:bCs/>
               </w:rPr>
             </w:pPr>
             <w:r>
               <w:rPr>
+                <w:rFonts w:ascii="Times New Roman" w:hAnsi="Times New Roman" w:cs="Times New Roman"/>
                 <w:b/>
                 <w:bCs/>
               </w:rPr>
@@ -2454,12 +3848,14 @@
             <w:pPr>
               <w:spacing w:after="160" w:line="278" w:lineRule="auto"/>
               <w:rPr>
+                <w:rFonts w:ascii="Times New Roman" w:hAnsi="Times New Roman" w:cs="Times New Roman"/>
                 <w:b/>
                 <w:bCs/>
               </w:rPr>
             </w:pPr>
             <w:r>
               <w:rPr>
+                <w:rFonts w:ascii="Times New Roman" w:hAnsi="Times New Roman" w:cs="Times New Roman"/>
                 <w:b/>
                 <w:bCs/>
               </w:rPr>
@@ -2475,8 +3871,14 @@
           <w:p>
             <w:pPr>
               <w:spacing w:after="160" w:line="278" w:lineRule="auto"/>
+              <w:rPr>
+                <w:rFonts w:ascii="Times New Roman" w:hAnsi="Times New Roman" w:cs="Times New Roman"/>
+              </w:rPr>
             </w:pPr>
             <w:r>
+              <w:rPr>
+                <w:rFonts w:ascii="Times New Roman" w:hAnsi="Times New Roman" w:cs="Times New Roman"/>
+              </w:rPr>
               <w:t>Essencial para garantir integridade e recuperação de dados.</w:t>
             </w:r>
           </w:p>
@@ -2492,12 +3894,14 @@
             <w:pPr>
               <w:spacing w:after="160" w:line="278" w:lineRule="auto"/>
               <w:rPr>
+                <w:rFonts w:ascii="Times New Roman" w:hAnsi="Times New Roman" w:cs="Times New Roman"/>
                 <w:b/>
                 <w:bCs/>
               </w:rPr>
             </w:pPr>
             <w:r>
               <w:rPr>
+                <w:rFonts w:ascii="Times New Roman" w:hAnsi="Times New Roman" w:cs="Times New Roman"/>
                 <w:b/>
                 <w:bCs/>
               </w:rPr>
@@ -2514,12 +3918,14 @@
             <w:pPr>
               <w:spacing w:after="160" w:line="278" w:lineRule="auto"/>
               <w:rPr>
+                <w:rFonts w:ascii="Times New Roman" w:hAnsi="Times New Roman" w:cs="Times New Roman"/>
                 <w:b/>
                 <w:bCs/>
               </w:rPr>
             </w:pPr>
             <w:r>
               <w:rPr>
+                <w:rFonts w:ascii="Times New Roman" w:hAnsi="Times New Roman" w:cs="Times New Roman"/>
                 <w:b/>
                 <w:bCs/>
               </w:rPr>
@@ -2535,8 +3941,14 @@
           <w:p>
             <w:pPr>
               <w:spacing w:after="160" w:line="278" w:lineRule="auto"/>
+              <w:rPr>
+                <w:rFonts w:ascii="Times New Roman" w:hAnsi="Times New Roman" w:cs="Times New Roman"/>
+              </w:rPr>
             </w:pPr>
             <w:r>
+              <w:rPr>
+                <w:rFonts w:ascii="Times New Roman" w:hAnsi="Times New Roman" w:cs="Times New Roman"/>
+              </w:rPr>
               <w:t>Importante para acessibilidade, mas não crítico na fase inicial.</w:t>
             </w:r>
           </w:p>
@@ -2552,12 +3964,14 @@
             <w:pPr>
               <w:spacing w:after="160" w:line="278" w:lineRule="auto"/>
               <w:rPr>
+                <w:rFonts w:ascii="Times New Roman" w:hAnsi="Times New Roman" w:cs="Times New Roman"/>
                 <w:b/>
                 <w:bCs/>
               </w:rPr>
             </w:pPr>
             <w:r>
               <w:rPr>
+                <w:rFonts w:ascii="Times New Roman" w:hAnsi="Times New Roman" w:cs="Times New Roman"/>
                 <w:b/>
                 <w:bCs/>
               </w:rPr>
@@ -2574,12 +3988,14 @@
             <w:pPr>
               <w:spacing w:after="160" w:line="278" w:lineRule="auto"/>
               <w:rPr>
+                <w:rFonts w:ascii="Times New Roman" w:hAnsi="Times New Roman" w:cs="Times New Roman"/>
                 <w:b/>
                 <w:bCs/>
               </w:rPr>
             </w:pPr>
             <w:r>
               <w:rPr>
+                <w:rFonts w:ascii="Times New Roman" w:hAnsi="Times New Roman" w:cs="Times New Roman"/>
                 <w:b/>
                 <w:bCs/>
               </w:rPr>
@@ -2595,8 +4011,14 @@
           <w:p>
             <w:pPr>
               <w:spacing w:after="160" w:line="278" w:lineRule="auto"/>
+              <w:rPr>
+                <w:rFonts w:ascii="Times New Roman" w:hAnsi="Times New Roman" w:cs="Times New Roman"/>
+              </w:rPr>
             </w:pPr>
             <w:r>
+              <w:rPr>
+                <w:rFonts w:ascii="Times New Roman" w:hAnsi="Times New Roman" w:cs="Times New Roman"/>
+              </w:rPr>
               <w:t>Desejável para continuidade operacional, mas pode ser evoluído posteriormente.</w:t>
             </w:r>
           </w:p>
@@ -2636,7 +4058,9 @@
           <w:lang w:val="en-US"/>
         </w:rPr>
       </w:pPr>
-      <w:r>
+    </w:p>
+    <w:p>
+      <w:pPr>
         <w:rPr>
           <w:b/>
           <w:bCs/>
@@ -2645,8 +4069,7 @@
           <w:u w:val="single"/>
           <w:lang w:val="en-US"/>
         </w:rPr>
-        <w:t xml:space="preserve">• MUST HAVE (DEVE TER) </w:t>
-      </w:r>
+      </w:pPr>
     </w:p>
     <w:p>
       <w:pPr>
@@ -2659,7 +4082,9 @@
           <w:lang w:val="en-US"/>
         </w:rPr>
       </w:pPr>
-      <w:r>
+    </w:p>
+    <w:p>
+      <w:pPr>
         <w:rPr>
           <w:b/>
           <w:bCs/>
@@ -2668,8 +4093,7 @@
           <w:u w:val="single"/>
           <w:lang w:val="en-US"/>
         </w:rPr>
-        <w:t xml:space="preserve">• SHOULD HAVE (DEVERIA TER) </w:t>
-      </w:r>
+      </w:pPr>
     </w:p>
     <w:p>
       <w:pPr>
@@ -2682,7 +4106,9 @@
           <w:lang w:val="en-US"/>
         </w:rPr>
       </w:pPr>
-      <w:r>
+    </w:p>
+    <w:p>
+      <w:pPr>
         <w:rPr>
           <w:b/>
           <w:bCs/>
@@ -2691,8 +4117,7 @@
           <w:u w:val="single"/>
           <w:lang w:val="en-US"/>
         </w:rPr>
-        <w:t xml:space="preserve">• COULD HAVE (PODERIA TER) </w:t>
-      </w:r>
+      </w:pPr>
     </w:p>
     <w:p>
       <w:pPr>
@@ -2702,18 +4127,21 @@
           <w:i/>
           <w:iCs/>
           <w:u w:val="single"/>
-        </w:rPr>
-      </w:pPr>
-      <w:r>
+          <w:lang w:val="en-US"/>
+        </w:rPr>
+      </w:pPr>
+    </w:p>
+    <w:p>
+      <w:pPr>
         <w:rPr>
           <w:b/>
           <w:bCs/>
           <w:i/>
           <w:iCs/>
           <w:u w:val="single"/>
-        </w:rPr>
-        <w:t>• WON´T HAVE (NÃO TERÁ)</w:t>
-      </w:r>
+          <w:lang w:val="en-US"/>
+        </w:rPr>
+      </w:pPr>
     </w:p>
     <w:p>
       <w:pPr>
@@ -2723,526 +4151,77 @@
           <w:i/>
           <w:iCs/>
           <w:u w:val="single"/>
-        </w:rPr>
-      </w:pPr>
-    </w:p>
-    <w:p>
-      <w:pPr>
-        <w:rPr>
-          <w:b/>
-          <w:bCs/>
-          <w:i/>
-          <w:iCs/>
-          <w:u w:val="single"/>
-        </w:rPr>
-      </w:pPr>
-    </w:p>
-    <w:p>
-      <w:pPr>
-        <w:rPr>
-          <w:b/>
-          <w:bCs/>
-          <w:i/>
-          <w:iCs/>
-          <w:u w:val="single"/>
-        </w:rPr>
-      </w:pPr>
-    </w:p>
-    <w:p>
-      <w:pPr>
-        <w:rPr>
-          <w:b/>
-          <w:bCs/>
-          <w:i/>
-          <w:iCs/>
-          <w:u w:val="single"/>
-        </w:rPr>
-      </w:pPr>
-    </w:p>
-    <w:p>
-      <w:pPr>
-        <w:rPr>
-          <w:b/>
-          <w:bCs/>
-          <w:i/>
-          <w:iCs/>
-          <w:u w:val="single"/>
-        </w:rPr>
-      </w:pPr>
-    </w:p>
-    <w:p>
-      <w:pPr>
-        <w:rPr>
-          <w:b/>
-          <w:bCs/>
-          <w:i/>
-          <w:iCs/>
-          <w:u w:val="single"/>
-        </w:rPr>
-      </w:pPr>
-    </w:p>
-    <w:p>
-      <w:pPr>
-        <w:rPr>
-          <w:b/>
-          <w:bCs/>
-          <w:i/>
-          <w:iCs/>
-          <w:u w:val="single"/>
-        </w:rPr>
-      </w:pPr>
-    </w:p>
-    <w:p>
-      <w:pPr>
-        <w:rPr>
-          <w:b/>
-          <w:bCs/>
-          <w:i/>
-          <w:iCs/>
-          <w:u w:val="single"/>
-        </w:rPr>
-      </w:pPr>
-    </w:p>
-    <w:p>
-      <w:pPr>
-        <w:rPr>
-          <w:b/>
-          <w:bCs/>
-          <w:i/>
-          <w:iCs/>
-          <w:u w:val="single"/>
-        </w:rPr>
-      </w:pPr>
-    </w:p>
-    <w:p>
-      <w:pPr>
-        <w:jc w:val="center"/>
-        <w:rPr>
-          <w:b/>
-          <w:bCs/>
-        </w:rPr>
-      </w:pPr>
-      <w:r>
-        <w:rPr>
-          <w:b/>
-          <w:bCs/>
+          <w:lang w:val="en-US"/>
+        </w:rPr>
+      </w:pPr>
+    </w:p>
+    <w:p>
+      <w:pPr>
+        <w:pStyle w:val="Ttulo1"/>
+        <w:numPr>
+          <w:ilvl w:val="0"/>
+          <w:numId w:val="27"/>
+        </w:numPr>
+        <w:rPr>
+          <w:rFonts w:ascii="Times New Roman" w:hAnsi="Times New Roman" w:cs="Times New Roman"/>
+          <w:b/>
+          <w:bCs/>
+          <w:color w:val="auto"/>
+          <w:sz w:val="32"/>
+          <w:szCs w:val="32"/>
+        </w:rPr>
+      </w:pPr>
+      <w:bookmarkStart w:id="12" w:name="_Toc224744518"/>
+      <w:r>
+        <w:rPr>
+          <w:rFonts w:ascii="Times New Roman" w:hAnsi="Times New Roman" w:cs="Times New Roman"/>
+          <w:b/>
+          <w:bCs/>
+          <w:color w:val="auto"/>
+          <w:sz w:val="32"/>
+          <w:szCs w:val="32"/>
         </w:rPr>
         <w:lastRenderedPageBreak/>
         <w:t>FIGMA</w:t>
       </w:r>
+      <w:bookmarkEnd w:id="12"/>
+    </w:p>
+    <w:p>
+      <w:pPr>
+        <w:rPr>
+          <w:rFonts w:ascii="Times New Roman" w:hAnsi="Times New Roman" w:cs="Times New Roman"/>
+        </w:rPr>
+      </w:pPr>
+      <w:r>
+        <w:rPr>
+          <w:rFonts w:ascii="Times New Roman" w:hAnsi="Times New Roman" w:cs="Times New Roman"/>
+        </w:rPr>
+        <w:t xml:space="preserve">Foi a peça-chave para validar a experiência do usuário (UX) e a interface (UI) antes do código. O protótipo de alta fidelidade no </w:t>
+      </w:r>
+      <w:proofErr w:type="spellStart"/>
+      <w:r>
+        <w:rPr>
+          <w:rFonts w:ascii="Times New Roman" w:hAnsi="Times New Roman" w:cs="Times New Roman"/>
+        </w:rPr>
+        <w:t>Figma</w:t>
+      </w:r>
+      <w:proofErr w:type="spellEnd"/>
+      <w:r>
+        <w:rPr>
+          <w:rFonts w:ascii="Times New Roman" w:hAnsi="Times New Roman" w:cs="Times New Roman"/>
+        </w:rPr>
+        <w:t xml:space="preserve"> garantiu o alinhamento visual com a marca SENAI, eliminou erros de usabilidade e acelerou o desenvolvimento ao servir como guia exato para a implementação técnica.</w:t>
+      </w:r>
     </w:p>
     <w:p>
       <w:pPr>
         <w:jc w:val="center"/>
-      </w:pPr>
-      <w:r>
-        <w:t>https://www.figma.com/site/klJakKOgXkbPfyMKsJv23Y/Sem-t%C3%ADtulo?node-id=0-1&amp;t=y2hrewZmHWLXgzry-1</w:t>
-      </w:r>
-    </w:p>
-    <w:p>
-      <w:pPr>
-        <w:rPr>
-          <w:b/>
-          <w:bCs/>
-          <w:i/>
-          <w:iCs/>
-          <w:u w:val="single"/>
-        </w:rPr>
-      </w:pPr>
-    </w:p>
-    <w:p>
-      <w:pPr>
-        <w:rPr>
-          <w:b/>
-          <w:bCs/>
-          <w:i/>
-          <w:iCs/>
-          <w:u w:val="single"/>
-        </w:rPr>
-      </w:pPr>
-    </w:p>
-    <w:p>
-      <w:pPr>
-        <w:rPr>
-          <w:b/>
-          <w:bCs/>
-          <w:i/>
-          <w:iCs/>
-          <w:u w:val="single"/>
-        </w:rPr>
-      </w:pPr>
-    </w:p>
-    <w:p>
-      <w:pPr>
-        <w:rPr>
-          <w:b/>
-          <w:bCs/>
-          <w:i/>
-          <w:iCs/>
-          <w:u w:val="single"/>
-        </w:rPr>
-      </w:pPr>
-    </w:p>
-    <w:p>
-      <w:pPr>
-        <w:rPr>
-          <w:b/>
-          <w:bCs/>
-          <w:i/>
-          <w:iCs/>
-          <w:u w:val="single"/>
-        </w:rPr>
-      </w:pPr>
-    </w:p>
-    <w:p>
-      <w:pPr>
-        <w:rPr>
-          <w:b/>
-          <w:bCs/>
-          <w:i/>
-          <w:iCs/>
-          <w:u w:val="single"/>
-        </w:rPr>
-      </w:pPr>
-    </w:p>
-    <w:p>
-      <w:pPr>
-        <w:rPr>
-          <w:b/>
-          <w:bCs/>
-          <w:i/>
-          <w:iCs/>
-          <w:u w:val="single"/>
-        </w:rPr>
-      </w:pPr>
-    </w:p>
-    <w:p>
-      <w:pPr>
-        <w:rPr>
-          <w:b/>
-          <w:bCs/>
-          <w:i/>
-          <w:iCs/>
-          <w:u w:val="single"/>
-        </w:rPr>
-      </w:pPr>
-    </w:p>
-    <w:p>
-      <w:pPr>
-        <w:rPr>
-          <w:b/>
-          <w:bCs/>
-          <w:i/>
-          <w:iCs/>
-          <w:u w:val="single"/>
-        </w:rPr>
-      </w:pPr>
-    </w:p>
-    <w:p>
-      <w:pPr>
-        <w:rPr>
-          <w:b/>
-          <w:bCs/>
-          <w:i/>
-          <w:iCs/>
-          <w:u w:val="single"/>
-        </w:rPr>
-      </w:pPr>
-    </w:p>
-    <w:p>
-      <w:pPr>
-        <w:rPr>
-          <w:b/>
-          <w:bCs/>
-          <w:i/>
-          <w:iCs/>
-          <w:u w:val="single"/>
-        </w:rPr>
-      </w:pPr>
-    </w:p>
-    <w:p>
-      <w:pPr>
-        <w:rPr>
-          <w:b/>
-          <w:bCs/>
-          <w:i/>
-          <w:iCs/>
-          <w:u w:val="single"/>
-        </w:rPr>
-      </w:pPr>
-    </w:p>
-    <w:p>
-      <w:pPr>
-        <w:rPr>
-          <w:b/>
-          <w:bCs/>
-          <w:i/>
-          <w:iCs/>
-          <w:u w:val="single"/>
-        </w:rPr>
-      </w:pPr>
-    </w:p>
-    <w:p>
-      <w:pPr>
-        <w:rPr>
-          <w:b/>
-          <w:bCs/>
-          <w:i/>
-          <w:iCs/>
-          <w:u w:val="single"/>
-        </w:rPr>
-      </w:pPr>
-    </w:p>
-    <w:p>
-      <w:pPr>
-        <w:rPr>
-          <w:b/>
-          <w:bCs/>
-          <w:i/>
-          <w:iCs/>
-          <w:u w:val="single"/>
-        </w:rPr>
-      </w:pPr>
-    </w:p>
-    <w:p>
-      <w:pPr>
-        <w:rPr>
-          <w:b/>
-          <w:bCs/>
-          <w:i/>
-          <w:iCs/>
-          <w:u w:val="single"/>
-        </w:rPr>
-      </w:pPr>
-    </w:p>
-    <w:p>
-      <w:pPr>
-        <w:rPr>
-          <w:b/>
-          <w:bCs/>
-          <w:i/>
-          <w:iCs/>
-          <w:u w:val="single"/>
-        </w:rPr>
-      </w:pPr>
-    </w:p>
-    <w:p>
-      <w:pPr>
-        <w:rPr>
-          <w:b/>
-          <w:bCs/>
-          <w:i/>
-          <w:iCs/>
-          <w:u w:val="single"/>
-        </w:rPr>
-      </w:pPr>
-    </w:p>
-    <w:p>
-      <w:pPr>
-        <w:rPr>
-          <w:b/>
-          <w:bCs/>
-          <w:i/>
-          <w:iCs/>
-          <w:u w:val="single"/>
-        </w:rPr>
-      </w:pPr>
-    </w:p>
-    <w:p>
-      <w:pPr>
-        <w:rPr>
-          <w:b/>
-          <w:bCs/>
-          <w:i/>
-          <w:iCs/>
-          <w:u w:val="single"/>
-        </w:rPr>
-      </w:pPr>
-    </w:p>
-    <w:p>
-      <w:pPr>
-        <w:rPr>
-          <w:b/>
-          <w:bCs/>
-          <w:i/>
-          <w:iCs/>
-          <w:u w:val="single"/>
-        </w:rPr>
-      </w:pPr>
-    </w:p>
-    <w:p>
-      <w:pPr>
-        <w:rPr>
-          <w:b/>
-          <w:bCs/>
-          <w:i/>
-          <w:iCs/>
-          <w:u w:val="single"/>
-        </w:rPr>
-      </w:pPr>
-    </w:p>
-    <w:p>
-      <w:pPr>
-        <w:rPr>
-          <w:b/>
-          <w:bCs/>
-          <w:i/>
-          <w:iCs/>
-          <w:u w:val="single"/>
-        </w:rPr>
-      </w:pPr>
-    </w:p>
-    <w:p>
-      <w:pPr>
-        <w:rPr>
-          <w:b/>
-          <w:bCs/>
-          <w:i/>
-          <w:iCs/>
-          <w:u w:val="single"/>
-        </w:rPr>
-      </w:pPr>
-    </w:p>
-    <w:p>
-      <w:pPr>
-        <w:rPr>
-          <w:b/>
-          <w:bCs/>
-          <w:i/>
-          <w:iCs/>
-          <w:u w:val="single"/>
-        </w:rPr>
-      </w:pPr>
-    </w:p>
-    <w:p>
-      <w:pPr>
-        <w:jc w:val="center"/>
-        <w:rPr>
-          <w:b/>
-          <w:bCs/>
-        </w:rPr>
-      </w:pPr>
-      <w:r>
-        <w:rPr>
-          <w:b/>
-          <w:bCs/>
-        </w:rPr>
-        <w:lastRenderedPageBreak/>
-        <w:t>METODOLOGIAS ÁGEIS</w:t>
-      </w:r>
-    </w:p>
-    <w:p>
-      <w:pPr>
-        <w:jc w:val="center"/>
-        <w:rPr>
-          <w:b/>
-          <w:bCs/>
-        </w:rPr>
-      </w:pPr>
-      <w:r>
-        <w:rPr>
-          <w:b/>
-          <w:bCs/>
-        </w:rPr>
-        <w:t xml:space="preserve">1. Metodologia </w:t>
-      </w:r>
-      <w:proofErr w:type="spellStart"/>
-      <w:r>
-        <w:rPr>
-          <w:b/>
-          <w:bCs/>
-        </w:rPr>
-        <w:t>Kanban</w:t>
-      </w:r>
-      <w:proofErr w:type="spellEnd"/>
-    </w:p>
-    <w:p>
-      <w:r>
-        <w:t xml:space="preserve">O </w:t>
-      </w:r>
-      <w:proofErr w:type="spellStart"/>
-      <w:r>
-        <w:t>Kanban</w:t>
-      </w:r>
-      <w:proofErr w:type="spellEnd"/>
-      <w:r>
-        <w:t xml:space="preserve"> é um método de gestão visual focado na eficiência do fluxo de trabalho.</w:t>
-      </w:r>
-    </w:p>
-    <w:p>
-      <w:r>
-        <w:t>Utilizando cartões e colunas (como "A Fazer", "Em Execução" e "Feito"), ele permite que a equipe visualize o status de cada tarefa em tempo real.</w:t>
-      </w:r>
-    </w:p>
-    <w:p>
-      <w:r>
-        <w:t>O grande diferencial é a aplicação de limites de WIP (</w:t>
-      </w:r>
-      <w:proofErr w:type="spellStart"/>
-      <w:r>
-        <w:t>Work</w:t>
-      </w:r>
-      <w:proofErr w:type="spellEnd"/>
-      <w:r>
-        <w:t xml:space="preserve"> In </w:t>
-      </w:r>
-      <w:proofErr w:type="spellStart"/>
-      <w:r>
-        <w:t>Progress</w:t>
-      </w:r>
-      <w:proofErr w:type="spellEnd"/>
-      <w:r>
-        <w:t>), que impedem a sobrecarga da equipe e garantem que o foco esteja na conclusão, não apenas no início de novas demandas.</w:t>
-      </w:r>
-    </w:p>
-    <w:p>
-      <w:pPr>
-        <w:numPr>
-          <w:ilvl w:val="0"/>
-          <w:numId w:val="2"/>
-        </w:numPr>
-      </w:pPr>
-      <w:r>
-        <w:rPr>
-          <w:b/>
-          <w:bCs/>
-        </w:rPr>
-        <w:t xml:space="preserve">Vantagens: </w:t>
-      </w:r>
-      <w:r>
-        <w:t>Alta flexibilidade para mudanças de prioridade e transparência total do processo, facilitando a identificação imediata de gargalos.</w:t>
-      </w:r>
-    </w:p>
-    <w:p>
-      <w:pPr>
-        <w:numPr>
-          <w:ilvl w:val="0"/>
-          <w:numId w:val="2"/>
-        </w:numPr>
-      </w:pPr>
-      <w:r>
-        <w:rPr>
-          <w:b/>
-          <w:bCs/>
-        </w:rPr>
-        <w:t>Desvantagens:</w:t>
-      </w:r>
-      <w:r>
-        <w:t xml:space="preserve"> A ausência de prazos rígidos (sprints) pode dificultar a estimativa de grandes projetos a longo prazo. Além disso, exige alta disciplina da equipe para que o quadro reflita a realidade.</w:t>
-      </w:r>
-    </w:p>
-    <w:p>
-      <w:pPr>
-        <w:jc w:val="center"/>
-        <w:rPr>
-          <w:b/>
-          <w:bCs/>
-          <w:i/>
-          <w:iCs/>
-          <w:u w:val="single"/>
-        </w:rPr>
-      </w:pPr>
-      <w:hyperlink r:id="rId7" w:history="1">
+        <w:rPr>
+          <w:b/>
+          <w:bCs/>
+        </w:rPr>
+      </w:pPr>
+      <w:hyperlink r:id="rId8" w:history="1">
         <w:r>
           <w:rPr>
             <w:rStyle w:val="Hyperlink"/>
@@ -3251,30 +4230,383 @@
             <w:i/>
             <w:iCs/>
           </w:rPr>
-          <w:t>https://trello.com/b/B8ZllI4b/manutencao-industrial-40</w:t>
+          <w:t>FIGMA</w:t>
         </w:r>
       </w:hyperlink>
     </w:p>
     <w:p>
       <w:pPr>
-        <w:jc w:val="center"/>
         <w:rPr>
           <w:b/>
           <w:bCs/>
           <w:i/>
           <w:iCs/>
           <w:u w:val="single"/>
-        </w:rPr>
-      </w:pPr>
-    </w:p>
-    <w:p>
-      <w:pPr>
-        <w:jc w:val="center"/>
+          <w:lang w:val="en-US"/>
+        </w:rPr>
+      </w:pPr>
+      <w:r>
         <w:rPr>
           <w:b/>
           <w:bCs/>
           <w:i/>
           <w:iCs/>
+          <w:u w:val="single"/>
+          <w:lang w:val="en-US"/>
+        </w:rPr>
+        <w:drawing>
+          <wp:inline distT="0" distB="0" distL="0" distR="0" wp14:anchorId="47531020" wp14:editId="297E218F">
+            <wp:extent cx="5400040" cy="2925400"/>
+            <wp:effectExtent l="0" t="0" r="0" b="8890"/>
+            <wp:docPr id="1891641505" name="Imagem 1"/>
+            <wp:cNvGraphicFramePr>
+              <a:graphicFrameLocks xmlns:a="http://schemas.openxmlformats.org/drawingml/2006/main" noChangeAspect="1"/>
+            </wp:cNvGraphicFramePr>
+            <a:graphic xmlns:a="http://schemas.openxmlformats.org/drawingml/2006/main">
+              <a:graphicData uri="http://schemas.openxmlformats.org/drawingml/2006/picture">
+                <pic:pic xmlns:pic="http://schemas.openxmlformats.org/drawingml/2006/picture">
+                  <pic:nvPicPr>
+                    <pic:cNvPr id="1891641505" name=""/>
+                    <pic:cNvPicPr/>
+                  </pic:nvPicPr>
+                  <pic:blipFill>
+                    <a:blip r:embed="rId9"/>
+                    <a:stretch>
+                      <a:fillRect/>
+                    </a:stretch>
+                  </pic:blipFill>
+                  <pic:spPr>
+                    <a:xfrm>
+                      <a:off x="0" y="0"/>
+                      <a:ext cx="5403445" cy="2927244"/>
+                    </a:xfrm>
+                    <a:prstGeom prst="rect">
+                      <a:avLst/>
+                    </a:prstGeom>
+                  </pic:spPr>
+                </pic:pic>
+              </a:graphicData>
+            </a:graphic>
+          </wp:inline>
+        </w:drawing>
+      </w:r>
+    </w:p>
+    <w:p>
+      <w:pPr>
+        <w:rPr>
+          <w:b/>
+          <w:bCs/>
+          <w:i/>
+          <w:iCs/>
+          <w:u w:val="single"/>
+          <w:lang w:val="en-US"/>
+        </w:rPr>
+      </w:pPr>
+      <w:r>
+        <w:rPr>
+          <w:b/>
+          <w:bCs/>
+          <w:i/>
+          <w:iCs/>
+          <w:u w:val="single"/>
+          <w:lang w:val="en-US"/>
+        </w:rPr>
+        <w:drawing>
+          <wp:inline distT="0" distB="0" distL="0" distR="0" wp14:anchorId="1E6B95A3" wp14:editId="58239430">
+            <wp:extent cx="5400040" cy="2567305"/>
+            <wp:effectExtent l="0" t="0" r="0" b="4445"/>
+            <wp:docPr id="1377462914" name="Imagem 1"/>
+            <wp:cNvGraphicFramePr>
+              <a:graphicFrameLocks xmlns:a="http://schemas.openxmlformats.org/drawingml/2006/main" noChangeAspect="1"/>
+            </wp:cNvGraphicFramePr>
+            <a:graphic xmlns:a="http://schemas.openxmlformats.org/drawingml/2006/main">
+              <a:graphicData uri="http://schemas.openxmlformats.org/drawingml/2006/picture">
+                <pic:pic xmlns:pic="http://schemas.openxmlformats.org/drawingml/2006/picture">
+                  <pic:nvPicPr>
+                    <pic:cNvPr id="1377462914" name=""/>
+                    <pic:cNvPicPr/>
+                  </pic:nvPicPr>
+                  <pic:blipFill>
+                    <a:blip r:embed="rId10"/>
+                    <a:stretch>
+                      <a:fillRect/>
+                    </a:stretch>
+                  </pic:blipFill>
+                  <pic:spPr>
+                    <a:xfrm>
+                      <a:off x="0" y="0"/>
+                      <a:ext cx="5400040" cy="2567305"/>
+                    </a:xfrm>
+                    <a:prstGeom prst="rect">
+                      <a:avLst/>
+                    </a:prstGeom>
+                  </pic:spPr>
+                </pic:pic>
+              </a:graphicData>
+            </a:graphic>
+          </wp:inline>
+        </w:drawing>
+      </w:r>
+    </w:p>
+    <w:p>
+      <w:pPr>
+        <w:rPr>
+          <w:b/>
+          <w:bCs/>
+          <w:i/>
+          <w:iCs/>
+          <w:u w:val="single"/>
+        </w:rPr>
+      </w:pPr>
+    </w:p>
+    <w:p>
+      <w:pPr>
+        <w:rPr>
+          <w:b/>
+          <w:bCs/>
+          <w:i/>
+          <w:iCs/>
+          <w:u w:val="single"/>
+        </w:rPr>
+      </w:pPr>
+    </w:p>
+    <w:p>
+      <w:pPr>
+        <w:rPr>
+          <w:b/>
+          <w:bCs/>
+          <w:i/>
+          <w:iCs/>
+          <w:u w:val="single"/>
+        </w:rPr>
+      </w:pPr>
+    </w:p>
+    <w:p>
+      <w:pPr>
+        <w:rPr>
+          <w:b/>
+          <w:bCs/>
+          <w:i/>
+          <w:iCs/>
+          <w:u w:val="single"/>
+        </w:rPr>
+      </w:pPr>
+    </w:p>
+    <w:p>
+      <w:pPr>
+        <w:pStyle w:val="Ttulo1"/>
+        <w:numPr>
+          <w:ilvl w:val="0"/>
+          <w:numId w:val="27"/>
+        </w:numPr>
+        <w:rPr>
+          <w:rFonts w:ascii="Times New Roman" w:hAnsi="Times New Roman" w:cs="Times New Roman"/>
+          <w:b/>
+          <w:bCs/>
+          <w:color w:val="auto"/>
+          <w:sz w:val="32"/>
+          <w:szCs w:val="32"/>
+        </w:rPr>
+      </w:pPr>
+      <w:bookmarkStart w:id="13" w:name="_Toc224744519"/>
+      <w:r>
+        <w:rPr>
+          <w:rFonts w:ascii="Times New Roman" w:hAnsi="Times New Roman" w:cs="Times New Roman"/>
+          <w:b/>
+          <w:bCs/>
+          <w:color w:val="auto"/>
+          <w:sz w:val="32"/>
+          <w:szCs w:val="32"/>
+        </w:rPr>
+        <w:lastRenderedPageBreak/>
+        <w:t>METODOLOGIAS ÁGEIS</w:t>
+      </w:r>
+      <w:bookmarkEnd w:id="13"/>
+    </w:p>
+    <w:p>
+      <w:pPr>
+        <w:jc w:val="center"/>
+        <w:rPr>
+          <w:rFonts w:ascii="Times New Roman" w:hAnsi="Times New Roman" w:cs="Times New Roman"/>
+          <w:b/>
+          <w:bCs/>
+        </w:rPr>
+      </w:pPr>
+      <w:r>
+        <w:rPr>
+          <w:rFonts w:ascii="Times New Roman" w:hAnsi="Times New Roman" w:cs="Times New Roman"/>
+          <w:b/>
+          <w:bCs/>
+        </w:rPr>
+        <w:t xml:space="preserve">Metodologia </w:t>
+      </w:r>
+      <w:proofErr w:type="spellStart"/>
+      <w:r>
+        <w:rPr>
+          <w:rFonts w:ascii="Times New Roman" w:hAnsi="Times New Roman" w:cs="Times New Roman"/>
+          <w:b/>
+          <w:bCs/>
+        </w:rPr>
+        <w:t>Kanban</w:t>
+      </w:r>
+      <w:proofErr w:type="spellEnd"/>
+    </w:p>
+    <w:p>
+      <w:pPr>
+        <w:rPr>
+          <w:rFonts w:ascii="Times New Roman" w:hAnsi="Times New Roman" w:cs="Times New Roman"/>
+        </w:rPr>
+      </w:pPr>
+      <w:r>
+        <w:rPr>
+          <w:rFonts w:ascii="Times New Roman" w:hAnsi="Times New Roman" w:cs="Times New Roman"/>
+        </w:rPr>
+        <w:t xml:space="preserve">O </w:t>
+      </w:r>
+      <w:proofErr w:type="spellStart"/>
+      <w:r>
+        <w:rPr>
+          <w:rFonts w:ascii="Times New Roman" w:hAnsi="Times New Roman" w:cs="Times New Roman"/>
+        </w:rPr>
+        <w:t>Kanban</w:t>
+      </w:r>
+      <w:proofErr w:type="spellEnd"/>
+      <w:r>
+        <w:rPr>
+          <w:rFonts w:ascii="Times New Roman" w:hAnsi="Times New Roman" w:cs="Times New Roman"/>
+        </w:rPr>
+        <w:t xml:space="preserve"> é um método de gestão visual focado na eficiência do fluxo de trabalho.</w:t>
+      </w:r>
+    </w:p>
+    <w:p>
+      <w:pPr>
+        <w:rPr>
+          <w:rFonts w:ascii="Times New Roman" w:hAnsi="Times New Roman" w:cs="Times New Roman"/>
+        </w:rPr>
+      </w:pPr>
+      <w:r>
+        <w:rPr>
+          <w:rFonts w:ascii="Times New Roman" w:hAnsi="Times New Roman" w:cs="Times New Roman"/>
+        </w:rPr>
+        <w:t>Utilizando cartões e colunas (como "A Fazer", "Em Execução" e "Feito"), ele permite que a equipe visualize o status de cada tarefa em tempo real.</w:t>
+      </w:r>
+    </w:p>
+    <w:p>
+      <w:pPr>
+        <w:rPr>
+          <w:rFonts w:ascii="Times New Roman" w:hAnsi="Times New Roman" w:cs="Times New Roman"/>
+        </w:rPr>
+      </w:pPr>
+      <w:r>
+        <w:rPr>
+          <w:rFonts w:ascii="Times New Roman" w:hAnsi="Times New Roman" w:cs="Times New Roman"/>
+        </w:rPr>
+        <w:t>O grande diferencial é a aplicação de limites de WIP (</w:t>
+      </w:r>
+      <w:proofErr w:type="spellStart"/>
+      <w:r>
+        <w:rPr>
+          <w:rFonts w:ascii="Times New Roman" w:hAnsi="Times New Roman" w:cs="Times New Roman"/>
+        </w:rPr>
+        <w:t>Work</w:t>
+      </w:r>
+      <w:proofErr w:type="spellEnd"/>
+      <w:r>
+        <w:rPr>
+          <w:rFonts w:ascii="Times New Roman" w:hAnsi="Times New Roman" w:cs="Times New Roman"/>
+        </w:rPr>
+        <w:t xml:space="preserve"> In </w:t>
+      </w:r>
+      <w:proofErr w:type="spellStart"/>
+      <w:r>
+        <w:rPr>
+          <w:rFonts w:ascii="Times New Roman" w:hAnsi="Times New Roman" w:cs="Times New Roman"/>
+        </w:rPr>
+        <w:t>Progress</w:t>
+      </w:r>
+      <w:proofErr w:type="spellEnd"/>
+      <w:r>
+        <w:rPr>
+          <w:rFonts w:ascii="Times New Roman" w:hAnsi="Times New Roman" w:cs="Times New Roman"/>
+        </w:rPr>
+        <w:t>), que impedem a sobrecarga da equipe e garantem que o foco esteja na conclusão, não apenas no início de novas demandas.</w:t>
+      </w:r>
+    </w:p>
+    <w:p>
+      <w:pPr>
+        <w:rPr>
+          <w:rFonts w:ascii="Times New Roman" w:hAnsi="Times New Roman" w:cs="Times New Roman"/>
+        </w:rPr>
+      </w:pPr>
+      <w:r>
+        <w:rPr>
+          <w:rFonts w:ascii="Times New Roman" w:hAnsi="Times New Roman" w:cs="Times New Roman"/>
+          <w:b/>
+          <w:bCs/>
+        </w:rPr>
+        <w:t>Vantagens:</w:t>
+      </w:r>
+      <w:r>
+        <w:rPr>
+          <w:rFonts w:ascii="Times New Roman" w:hAnsi="Times New Roman" w:cs="Times New Roman"/>
+        </w:rPr>
+        <w:t xml:space="preserve"> Alta flexibilidade para mudanças de prioridade e transparência total do processo, facilitando a identificação imediata de gargalos.</w:t>
+      </w:r>
+    </w:p>
+    <w:p>
+      <w:pPr>
+        <w:rPr>
+          <w:rFonts w:ascii="Times New Roman" w:hAnsi="Times New Roman" w:cs="Times New Roman"/>
+        </w:rPr>
+      </w:pPr>
+      <w:r>
+        <w:rPr>
+          <w:rFonts w:ascii="Times New Roman" w:hAnsi="Times New Roman" w:cs="Times New Roman"/>
+          <w:b/>
+          <w:bCs/>
+        </w:rPr>
+        <w:t>Desvantagens:</w:t>
+      </w:r>
+      <w:r>
+        <w:rPr>
+          <w:rFonts w:ascii="Times New Roman" w:hAnsi="Times New Roman" w:cs="Times New Roman"/>
+        </w:rPr>
+        <w:t xml:space="preserve"> A ausência de prazos rígidos (sprints) pode dificultar a estimativa de grandes projetos a longo prazo. Além disso, exige alta disciplina da equipe para que o quadro reflita a realidade.</w:t>
+      </w:r>
+    </w:p>
+    <w:p>
+      <w:pPr>
+        <w:jc w:val="center"/>
+        <w:rPr>
+          <w:b/>
+          <w:bCs/>
+          <w:i/>
+          <w:iCs/>
+          <w:u w:val="single"/>
+        </w:rPr>
+      </w:pPr>
+      <w:hyperlink r:id="rId11" w:history="1">
+        <w:r>
+          <w:rPr>
+            <w:rStyle w:val="Hyperlink"/>
+            <w:b/>
+            <w:bCs/>
+            <w:i/>
+            <w:iCs/>
+          </w:rPr>
+          <w:t>TRELLO</w:t>
+        </w:r>
+      </w:hyperlink>
+    </w:p>
+    <w:p>
+      <w:pPr>
+        <w:jc w:val="center"/>
+        <w:rPr>
+          <w:b/>
+          <w:bCs/>
+          <w:i/>
+          <w:iCs/>
+          <w:noProof/>
           <w:u w:val="single"/>
         </w:rPr>
       </w:pPr>
@@ -3303,7 +4635,7 @@
                     <pic:cNvPicPr/>
                   </pic:nvPicPr>
                   <pic:blipFill>
-                    <a:blip r:embed="rId8" cstate="print">
+                    <a:blip r:embed="rId12" cstate="print">
                       <a:extLst>
                         <a:ext uri="{28A0092B-C50C-407E-A947-70E740481C1C}">
                           <a14:useLocalDpi xmlns:a14="http://schemas.microsoft.com/office/drawing/2010/main" val="0"/>
@@ -3330,10 +4662,425 @@
         </w:drawing>
       </w:r>
     </w:p>
+    <w:p/>
+    <w:p/>
+    <w:p/>
+    <w:p>
+      <w:pPr>
+        <w:rPr>
+          <w:b/>
+          <w:bCs/>
+          <w:i/>
+          <w:iCs/>
+          <w:noProof/>
+          <w:u w:val="single"/>
+        </w:rPr>
+      </w:pPr>
+    </w:p>
+    <w:p>
+      <w:pPr>
+        <w:tabs>
+          <w:tab w:val="left" w:pos="3451"/>
+        </w:tabs>
+      </w:pPr>
+      <w:r>
+        <w:tab/>
+      </w:r>
+    </w:p>
+    <w:p>
+      <w:pPr>
+        <w:rPr>
+          <w:rFonts w:ascii="Times New Roman" w:hAnsi="Times New Roman" w:cs="Times New Roman"/>
+          <w:b/>
+          <w:bCs/>
+          <w:sz w:val="20"/>
+          <w:szCs w:val="20"/>
+        </w:rPr>
+      </w:pPr>
+      <w:r>
+        <w:br w:type="page"/>
+      </w:r>
+      <w:r>
+        <w:rPr>
+          <w:rFonts w:ascii="Times New Roman" w:hAnsi="Times New Roman" w:cs="Times New Roman"/>
+          <w:b/>
+          <w:bCs/>
+          <w:sz w:val="20"/>
+          <w:szCs w:val="20"/>
+        </w:rPr>
+        <w:lastRenderedPageBreak/>
+        <w:t xml:space="preserve">SPRINT </w:t>
+      </w:r>
+      <w:r>
+        <w:rPr>
+          <w:rFonts w:ascii="Times New Roman" w:hAnsi="Times New Roman" w:cs="Times New Roman"/>
+          <w:b/>
+          <w:bCs/>
+          <w:sz w:val="20"/>
+          <w:szCs w:val="20"/>
+        </w:rPr>
+        <w:t>–</w:t>
+      </w:r>
+      <w:r>
+        <w:rPr>
+          <w:rFonts w:ascii="Times New Roman" w:hAnsi="Times New Roman" w:cs="Times New Roman"/>
+          <w:b/>
+          <w:bCs/>
+          <w:sz w:val="20"/>
+          <w:szCs w:val="20"/>
+        </w:rPr>
+        <w:t xml:space="preserve"> </w:t>
+      </w:r>
+      <w:r>
+        <w:rPr>
+          <w:rFonts w:ascii="Times New Roman" w:hAnsi="Times New Roman" w:cs="Times New Roman"/>
+          <w:b/>
+          <w:bCs/>
+          <w:sz w:val="20"/>
+          <w:szCs w:val="20"/>
+        </w:rPr>
+        <w:t>18/03</w:t>
+      </w:r>
+      <w:r>
+        <w:rPr>
+          <w:rFonts w:ascii="Times New Roman" w:hAnsi="Times New Roman" w:cs="Times New Roman"/>
+          <w:b/>
+          <w:bCs/>
+          <w:sz w:val="20"/>
+          <w:szCs w:val="20"/>
+        </w:rPr>
+        <w:t>/2026</w:t>
+      </w:r>
+    </w:p>
+    <w:p>
+      <w:pPr>
+        <w:pStyle w:val="Ttulo1"/>
+        <w:numPr>
+          <w:ilvl w:val="0"/>
+          <w:numId w:val="27"/>
+        </w:numPr>
+        <w:rPr>
+          <w:rFonts w:ascii="Times New Roman" w:hAnsi="Times New Roman" w:cs="Times New Roman"/>
+          <w:b/>
+          <w:bCs/>
+          <w:color w:val="auto"/>
+          <w:sz w:val="32"/>
+          <w:szCs w:val="32"/>
+        </w:rPr>
+      </w:pPr>
+      <w:bookmarkStart w:id="14" w:name="_Toc224744520"/>
+      <w:r>
+        <w:rPr>
+          <w:rFonts w:ascii="Times New Roman" w:hAnsi="Times New Roman" w:cs="Times New Roman"/>
+          <w:b/>
+          <w:bCs/>
+          <w:color w:val="auto"/>
+          <w:sz w:val="32"/>
+          <w:szCs w:val="32"/>
+        </w:rPr>
+        <w:t>README e Versionamento</w:t>
+      </w:r>
+      <w:r>
+        <w:rPr>
+          <w:rFonts w:ascii="Times New Roman" w:hAnsi="Times New Roman" w:cs="Times New Roman"/>
+          <w:b/>
+          <w:bCs/>
+          <w:color w:val="auto"/>
+          <w:sz w:val="32"/>
+          <w:szCs w:val="32"/>
+        </w:rPr>
+        <w:t xml:space="preserve"> (GIT)</w:t>
+      </w:r>
+      <w:bookmarkEnd w:id="14"/>
+      <w:r>
+        <w:rPr>
+          <w:rFonts w:ascii="Times New Roman" w:hAnsi="Times New Roman" w:cs="Times New Roman"/>
+          <w:b/>
+          <w:bCs/>
+          <w:color w:val="auto"/>
+          <w:sz w:val="32"/>
+          <w:szCs w:val="32"/>
+        </w:rPr>
+        <w:br/>
+      </w:r>
+    </w:p>
+    <w:p>
+      <w:r>
+        <w:rPr>
+          <w:rFonts w:ascii="Times New Roman" w:hAnsi="Times New Roman" w:cs="Times New Roman"/>
+        </w:rPr>
+        <w:t>No desenvolvimento do sistema para o Senai, a transição do físico para o digital exige clareza e segurança. Para garantir que o projeto seja sustentável e profissional, utilizamos duas ferramentas fundamentais: o arquivo README e o Versionamento (</w:t>
+      </w:r>
+      <w:proofErr w:type="spellStart"/>
+      <w:r>
+        <w:rPr>
+          <w:rFonts w:ascii="Times New Roman" w:hAnsi="Times New Roman" w:cs="Times New Roman"/>
+        </w:rPr>
+        <w:t>Git</w:t>
+      </w:r>
+      <w:proofErr w:type="spellEnd"/>
+      <w:r>
+        <w:rPr>
+          <w:rFonts w:ascii="Times New Roman" w:hAnsi="Times New Roman" w:cs="Times New Roman"/>
+        </w:rPr>
+        <w:t>).</w:t>
+      </w:r>
+    </w:p>
+    <w:p/>
+    <w:p>
+      <w:r>
+        <w:drawing>
+          <wp:inline distT="0" distB="0" distL="0" distR="0" wp14:anchorId="29BD4DFE" wp14:editId="255E2D07">
+            <wp:extent cx="5400040" cy="6574790"/>
+            <wp:effectExtent l="0" t="0" r="0" b="0"/>
+            <wp:docPr id="1014426743" name="Imagem 1"/>
+            <wp:cNvGraphicFramePr>
+              <a:graphicFrameLocks xmlns:a="http://schemas.openxmlformats.org/drawingml/2006/main" noChangeAspect="1"/>
+            </wp:cNvGraphicFramePr>
+            <a:graphic xmlns:a="http://schemas.openxmlformats.org/drawingml/2006/main">
+              <a:graphicData uri="http://schemas.openxmlformats.org/drawingml/2006/picture">
+                <pic:pic xmlns:pic="http://schemas.openxmlformats.org/drawingml/2006/picture">
+                  <pic:nvPicPr>
+                    <pic:cNvPr id="1014426743" name=""/>
+                    <pic:cNvPicPr/>
+                  </pic:nvPicPr>
+                  <pic:blipFill>
+                    <a:blip r:embed="rId13"/>
+                    <a:stretch>
+                      <a:fillRect/>
+                    </a:stretch>
+                  </pic:blipFill>
+                  <pic:spPr>
+                    <a:xfrm>
+                      <a:off x="0" y="0"/>
+                      <a:ext cx="5400040" cy="6574790"/>
+                    </a:xfrm>
+                    <a:prstGeom prst="rect">
+                      <a:avLst/>
+                    </a:prstGeom>
+                  </pic:spPr>
+                </pic:pic>
+              </a:graphicData>
+            </a:graphic>
+          </wp:inline>
+        </w:drawing>
+      </w:r>
+    </w:p>
+    <w:p>
+      <w:pPr>
+        <w:pStyle w:val="Ttulo1"/>
+        <w:numPr>
+          <w:ilvl w:val="0"/>
+          <w:numId w:val="27"/>
+        </w:numPr>
+        <w:rPr>
+          <w:rFonts w:ascii="Times New Roman" w:hAnsi="Times New Roman" w:cs="Times New Roman"/>
+          <w:b/>
+          <w:bCs/>
+          <w:color w:val="auto"/>
+          <w:sz w:val="32"/>
+          <w:szCs w:val="32"/>
+        </w:rPr>
+      </w:pPr>
+      <w:bookmarkStart w:id="15" w:name="_Toc224744521"/>
+      <w:r>
+        <w:rPr>
+          <w:rFonts w:ascii="Times New Roman" w:hAnsi="Times New Roman" w:cs="Times New Roman"/>
+          <w:b/>
+          <w:bCs/>
+          <w:color w:val="auto"/>
+          <w:sz w:val="32"/>
+          <w:szCs w:val="32"/>
+        </w:rPr>
+        <w:lastRenderedPageBreak/>
+        <w:t>DIAGRAMA DE CLASSE</w:t>
+      </w:r>
+      <w:bookmarkEnd w:id="15"/>
+    </w:p>
+    <w:p/>
+    <w:p>
+      <w:r>
+        <w:rPr>
+          <w:rFonts w:ascii="Times New Roman" w:hAnsi="Times New Roman" w:cs="Times New Roman"/>
+        </w:rPr>
+        <w:t>Este diagrama representa o ecossistema da solução, ilustrando o fluxo de dados desde a captura física nos sensores até a tomada de decisão gerencial.</w:t>
+      </w:r>
+    </w:p>
+    <w:p>
+      <w:r>
+        <w:rPr>
+          <w:noProof/>
+        </w:rPr>
+        <w:drawing>
+          <wp:inline distT="0" distB="0" distL="0" distR="0" wp14:anchorId="41D5E5B1" wp14:editId="44DEDD8A">
+            <wp:extent cx="5400040" cy="4866640"/>
+            <wp:effectExtent l="0" t="0" r="0" b="0"/>
+            <wp:docPr id="75603538" name="Imagem 1"/>
+            <wp:cNvGraphicFramePr>
+              <a:graphicFrameLocks xmlns:a="http://schemas.openxmlformats.org/drawingml/2006/main" noChangeAspect="1"/>
+            </wp:cNvGraphicFramePr>
+            <a:graphic xmlns:a="http://schemas.openxmlformats.org/drawingml/2006/main">
+              <a:graphicData uri="http://schemas.openxmlformats.org/drawingml/2006/picture">
+                <pic:pic xmlns:pic="http://schemas.openxmlformats.org/drawingml/2006/picture">
+                  <pic:nvPicPr>
+                    <pic:cNvPr id="75603538" name="Imagem 75603538"/>
+                    <pic:cNvPicPr/>
+                  </pic:nvPicPr>
+                  <pic:blipFill>
+                    <a:blip r:embed="rId14" cstate="print">
+                      <a:extLst>
+                        <a:ext uri="{28A0092B-C50C-407E-A947-70E740481C1C}">
+                          <a14:useLocalDpi xmlns:a14="http://schemas.microsoft.com/office/drawing/2010/main" val="0"/>
+                        </a:ext>
+                      </a:extLst>
+                    </a:blip>
+                    <a:stretch>
+                      <a:fillRect/>
+                    </a:stretch>
+                  </pic:blipFill>
+                  <pic:spPr>
+                    <a:xfrm>
+                      <a:off x="0" y="0"/>
+                      <a:ext cx="5400040" cy="4866640"/>
+                    </a:xfrm>
+                    <a:prstGeom prst="rect">
+                      <a:avLst/>
+                    </a:prstGeom>
+                  </pic:spPr>
+                </pic:pic>
+              </a:graphicData>
+            </a:graphic>
+          </wp:inline>
+        </w:drawing>
+      </w:r>
+    </w:p>
+    <w:p/>
+    <w:p/>
+    <w:p/>
+    <w:p/>
+    <w:p/>
+    <w:p/>
+    <w:p/>
+    <w:p>
+      <w:pPr>
+        <w:pStyle w:val="Ttulo1"/>
+        <w:numPr>
+          <w:ilvl w:val="0"/>
+          <w:numId w:val="27"/>
+        </w:numPr>
+        <w:rPr>
+          <w:rFonts w:ascii="Times New Roman" w:hAnsi="Times New Roman" w:cs="Times New Roman"/>
+          <w:b/>
+          <w:bCs/>
+          <w:color w:val="auto"/>
+          <w:sz w:val="32"/>
+          <w:szCs w:val="32"/>
+        </w:rPr>
+      </w:pPr>
+      <w:bookmarkStart w:id="16" w:name="_Toc224744522"/>
+      <w:r>
+        <w:rPr>
+          <w:rFonts w:ascii="Times New Roman" w:hAnsi="Times New Roman" w:cs="Times New Roman"/>
+          <w:b/>
+          <w:bCs/>
+          <w:color w:val="auto"/>
+          <w:sz w:val="32"/>
+          <w:szCs w:val="32"/>
+        </w:rPr>
+        <w:lastRenderedPageBreak/>
+        <w:t>DIAGRAMA DE SEQUÊNCIA</w:t>
+      </w:r>
+      <w:bookmarkEnd w:id="16"/>
+    </w:p>
+    <w:p/>
+    <w:p>
+      <w:pPr>
+        <w:rPr>
+          <w:rFonts w:ascii="Times New Roman" w:hAnsi="Times New Roman" w:cs="Times New Roman"/>
+        </w:rPr>
+      </w:pPr>
+      <w:r>
+        <w:rPr>
+          <w:rFonts w:ascii="Times New Roman" w:hAnsi="Times New Roman" w:cs="Times New Roman"/>
+        </w:rPr>
+        <w:t xml:space="preserve">O diagrama detalha a estrutura interna do sistema, definindo as propriedades e responsabilidades de cada objeto dentro da aplicação </w:t>
+      </w:r>
+      <w:proofErr w:type="spellStart"/>
+      <w:r>
+        <w:rPr>
+          <w:rFonts w:ascii="Times New Roman" w:hAnsi="Times New Roman" w:cs="Times New Roman"/>
+        </w:rPr>
+        <w:t>Laravel</w:t>
+      </w:r>
+      <w:proofErr w:type="spellEnd"/>
+      <w:r>
+        <w:rPr>
+          <w:rFonts w:ascii="Times New Roman" w:hAnsi="Times New Roman" w:cs="Times New Roman"/>
+        </w:rPr>
+        <w:t>.</w:t>
+      </w:r>
+    </w:p>
+    <w:p>
+      <w:pPr>
+        <w:rPr>
+          <w:rFonts w:ascii="Times New Roman" w:hAnsi="Times New Roman" w:cs="Times New Roman"/>
+        </w:rPr>
+      </w:pPr>
+    </w:p>
+    <w:p>
+      <w:r>
+        <w:rPr>
+          <w:noProof/>
+        </w:rPr>
+        <w:drawing>
+          <wp:inline distT="0" distB="0" distL="0" distR="0" wp14:anchorId="3A904CC7" wp14:editId="31632DC0">
+            <wp:extent cx="5400040" cy="5799455"/>
+            <wp:effectExtent l="0" t="0" r="0" b="0"/>
+            <wp:docPr id="2052110581" name="Imagem 2"/>
+            <wp:cNvGraphicFramePr>
+              <a:graphicFrameLocks xmlns:a="http://schemas.openxmlformats.org/drawingml/2006/main" noChangeAspect="1"/>
+            </wp:cNvGraphicFramePr>
+            <a:graphic xmlns:a="http://schemas.openxmlformats.org/drawingml/2006/main">
+              <a:graphicData uri="http://schemas.openxmlformats.org/drawingml/2006/picture">
+                <pic:pic xmlns:pic="http://schemas.openxmlformats.org/drawingml/2006/picture">
+                  <pic:nvPicPr>
+                    <pic:cNvPr id="2052110581" name="Imagem 2052110581"/>
+                    <pic:cNvPicPr/>
+                  </pic:nvPicPr>
+                  <pic:blipFill>
+                    <a:blip r:embed="rId15" cstate="print">
+                      <a:extLst>
+                        <a:ext uri="{28A0092B-C50C-407E-A947-70E740481C1C}">
+                          <a14:useLocalDpi xmlns:a14="http://schemas.microsoft.com/office/drawing/2010/main" val="0"/>
+                        </a:ext>
+                      </a:extLst>
+                    </a:blip>
+                    <a:stretch>
+                      <a:fillRect/>
+                    </a:stretch>
+                  </pic:blipFill>
+                  <pic:spPr>
+                    <a:xfrm>
+                      <a:off x="0" y="0"/>
+                      <a:ext cx="5400040" cy="5799455"/>
+                    </a:xfrm>
+                    <a:prstGeom prst="rect">
+                      <a:avLst/>
+                    </a:prstGeom>
+                  </pic:spPr>
+                </pic:pic>
+              </a:graphicData>
+            </a:graphic>
+          </wp:inline>
+        </w:drawing>
+      </w:r>
+    </w:p>
     <w:sectPr>
+      <w:footerReference w:type="default" r:id="rId16"/>
       <w:pgSz w:w="11906" w:h="16838"/>
       <w:pgMar w:top="1417" w:right="1701" w:bottom="1417" w:left="1701" w:header="708" w:footer="708" w:gutter="0"/>
       <w:cols w:space="708"/>
+      <w:titlePg/>
       <w:docGrid w:linePitch="360"/>
     </w:sectPr>
   </w:body>
@@ -3363,6 +5110,48 @@
     </w:p>
   </w:endnote>
 </w:endnotes>
+</file>
+
+<file path=word/footer1.xml><?xml version="1.0" encoding="utf-8"?>
+<w:ftr xmlns:wpc="http://schemas.microsoft.com/office/word/2010/wordprocessingCanvas" xmlns:cx="http://schemas.microsoft.com/office/drawing/2014/chartex" xmlns:cx1="http://schemas.microsoft.com/office/drawing/2015/9/8/chartex" xmlns:cx2="http://schemas.microsoft.com/office/drawing/2015/10/21/chartex" xmlns:cx3="http://schemas.microsoft.com/office/drawing/2016/5/9/chartex" xmlns:cx4="http://schemas.microsoft.com/office/drawing/2016/5/10/chartex" xmlns:cx5="http://schemas.microsoft.com/office/drawing/2016/5/11/chartex" xmlns:cx6="http://schemas.microsoft.com/office/drawing/2016/5/12/chartex" xmlns:cx7="http://schemas.microsoft.com/office/drawing/2016/5/13/chartex" xmlns:cx8="http://schemas.microsoft.com/office/drawing/2016/5/14/chartex" xmlns:mc="http://schemas.openxmlformats.org/markup-compatibility/2006" xmlns:aink="http://schemas.microsoft.com/office/drawing/2016/ink" xmlns:am3d="http://schemas.microsoft.com/office/drawing/2017/model3d" xmlns:o="urn:schemas-microsoft-com:office:office" xmlns:oel="http://schemas.microsoft.com/office/2019/extlst" xmlns:r="http://schemas.openxmlformats.org/officeDocument/2006/relationships" xmlns:m="http://schemas.openxmlformats.org/officeDocument/2006/math" xmlns:v="urn:schemas-microsoft-com:vml" xmlns:wp14="http://schemas.microsoft.com/office/word/2010/wordprocessingDrawing" xmlns:wp="http://schemas.openxmlformats.org/drawingml/2006/wordprocessingDrawing" xmlns:w10="urn:schemas-microsoft-com:office:word" xmlns:w="http://schemas.openxmlformats.org/wordprocessingml/2006/main" xmlns:w14="http://schemas.microsoft.com/office/word/2010/wordml" xmlns:w15="http://schemas.microsoft.com/office/word/2012/wordml" xmlns:w16cex="http://schemas.microsoft.com/office/word/2018/wordml/cex" xmlns:w16cid="http://schemas.microsoft.com/office/word/2016/wordml/cid" xmlns:w16="http://schemas.microsoft.com/office/word/2018/wordml" xmlns:w16du="http://schemas.microsoft.com/office/word/2023/wordml/word16du" xmlns:w16sdtdh="http://schemas.microsoft.com/office/word/2020/wordml/sdtdatahash" xmlns:w16sdtfl="http://schemas.microsoft.com/office/word/2024/wordml/sdtformatlock" xmlns:w16se="http://schemas.microsoft.com/office/word/2015/wordml/symex" xmlns:wpg="http://schemas.microsoft.com/office/word/2010/wordprocessingGroup" xmlns:wpi="http://schemas.microsoft.com/office/word/2010/wordprocessingInk" xmlns:wne="http://schemas.microsoft.com/office/word/2006/wordml" xmlns:wps="http://schemas.microsoft.com/office/word/2010/wordprocessingShape" mc:Ignorable="w14 w15 w16se w16cid w16 w16cex w16sdtdh w16sdtfl w16du wp14">
+  <w:sdt>
+    <w:sdtPr>
+      <w:id w:val="-1674866820"/>
+      <w:docPartObj>
+        <w:docPartGallery w:val="Page Numbers (Bottom of Page)"/>
+        <w:docPartUnique/>
+      </w:docPartObj>
+    </w:sdtPr>
+    <w:sdtContent>
+      <w:p>
+        <w:pPr>
+          <w:pStyle w:val="Rodap"/>
+          <w:jc w:val="right"/>
+        </w:pPr>
+        <w:r>
+          <w:fldChar w:fldCharType="begin"/>
+        </w:r>
+        <w:r>
+          <w:instrText>PAGE   \* MERGEFORMAT</w:instrText>
+        </w:r>
+        <w:r>
+          <w:fldChar w:fldCharType="separate"/>
+        </w:r>
+        <w:r>
+          <w:t>2</w:t>
+        </w:r>
+        <w:r>
+          <w:fldChar w:fldCharType="end"/>
+        </w:r>
+      </w:p>
+    </w:sdtContent>
+  </w:sdt>
+  <w:p>
+    <w:pPr>
+      <w:pStyle w:val="Rodap"/>
+    </w:pPr>
+  </w:p>
+</w:ftr>
 </file>
 
 <file path=word/footnotes.xml><?xml version="1.0" encoding="utf-8"?>
@@ -3542,6 +5331,612 @@
     </w:lvl>
   </w:abstractNum>
   <w:abstractNum w:abstractNumId="1" w15:restartNumberingAfterBreak="0">
+    <w:nsid w:val="07254DC0"/>
+    <w:multiLevelType w:val="multilevel"/>
+    <w:tmpl w:val="0416001F"/>
+    <w:lvl w:ilvl="0">
+      <w:start w:val="1"/>
+      <w:numFmt w:val="decimal"/>
+      <w:lvlText w:val="%1."/>
+      <w:lvlJc w:val="left"/>
+      <w:pPr>
+        <w:ind w:left="360" w:hanging="360"/>
+      </w:pPr>
+    </w:lvl>
+    <w:lvl w:ilvl="1">
+      <w:start w:val="1"/>
+      <w:numFmt w:val="decimal"/>
+      <w:lvlText w:val="%1.%2."/>
+      <w:lvlJc w:val="left"/>
+      <w:pPr>
+        <w:ind w:left="792" w:hanging="432"/>
+      </w:pPr>
+    </w:lvl>
+    <w:lvl w:ilvl="2">
+      <w:start w:val="1"/>
+      <w:numFmt w:val="decimal"/>
+      <w:lvlText w:val="%1.%2.%3."/>
+      <w:lvlJc w:val="left"/>
+      <w:pPr>
+        <w:ind w:left="1224" w:hanging="504"/>
+      </w:pPr>
+    </w:lvl>
+    <w:lvl w:ilvl="3">
+      <w:start w:val="1"/>
+      <w:numFmt w:val="decimal"/>
+      <w:lvlText w:val="%1.%2.%3.%4."/>
+      <w:lvlJc w:val="left"/>
+      <w:pPr>
+        <w:ind w:left="1728" w:hanging="648"/>
+      </w:pPr>
+    </w:lvl>
+    <w:lvl w:ilvl="4">
+      <w:start w:val="1"/>
+      <w:numFmt w:val="decimal"/>
+      <w:lvlText w:val="%1.%2.%3.%4.%5."/>
+      <w:lvlJc w:val="left"/>
+      <w:pPr>
+        <w:ind w:left="2232" w:hanging="792"/>
+      </w:pPr>
+    </w:lvl>
+    <w:lvl w:ilvl="5">
+      <w:start w:val="1"/>
+      <w:numFmt w:val="decimal"/>
+      <w:lvlText w:val="%1.%2.%3.%4.%5.%6."/>
+      <w:lvlJc w:val="left"/>
+      <w:pPr>
+        <w:ind w:left="2736" w:hanging="936"/>
+      </w:pPr>
+    </w:lvl>
+    <w:lvl w:ilvl="6">
+      <w:start w:val="1"/>
+      <w:numFmt w:val="decimal"/>
+      <w:lvlText w:val="%1.%2.%3.%4.%5.%6.%7."/>
+      <w:lvlJc w:val="left"/>
+      <w:pPr>
+        <w:ind w:left="3240" w:hanging="1080"/>
+      </w:pPr>
+    </w:lvl>
+    <w:lvl w:ilvl="7">
+      <w:start w:val="1"/>
+      <w:numFmt w:val="decimal"/>
+      <w:lvlText w:val="%1.%2.%3.%4.%5.%6.%7.%8."/>
+      <w:lvlJc w:val="left"/>
+      <w:pPr>
+        <w:ind w:left="3744" w:hanging="1224"/>
+      </w:pPr>
+    </w:lvl>
+    <w:lvl w:ilvl="8">
+      <w:start w:val="1"/>
+      <w:numFmt w:val="decimal"/>
+      <w:lvlText w:val="%1.%2.%3.%4.%5.%6.%7.%8.%9."/>
+      <w:lvlJc w:val="left"/>
+      <w:pPr>
+        <w:ind w:left="4320" w:hanging="1440"/>
+      </w:pPr>
+    </w:lvl>
+  </w:abstractNum>
+  <w:abstractNum w:abstractNumId="2" w15:restartNumberingAfterBreak="0">
+    <w:nsid w:val="098B4AFE"/>
+    <w:multiLevelType w:val="multilevel"/>
+    <w:tmpl w:val="9028F00E"/>
+    <w:lvl w:ilvl="0">
+      <w:start w:val="1"/>
+      <w:numFmt w:val="decimal"/>
+      <w:lvlText w:val="%1"/>
+      <w:lvlJc w:val="left"/>
+      <w:pPr>
+        <w:ind w:left="375" w:hanging="375"/>
+      </w:pPr>
+      <w:rPr>
+        <w:rFonts w:hint="default"/>
+      </w:rPr>
+    </w:lvl>
+    <w:lvl w:ilvl="1">
+      <w:start w:val="1"/>
+      <w:numFmt w:val="decimal"/>
+      <w:lvlText w:val="%1.%2"/>
+      <w:lvlJc w:val="left"/>
+      <w:pPr>
+        <w:ind w:left="1095" w:hanging="375"/>
+      </w:pPr>
+      <w:rPr>
+        <w:rFonts w:hint="default"/>
+      </w:rPr>
+    </w:lvl>
+    <w:lvl w:ilvl="2">
+      <w:start w:val="1"/>
+      <w:numFmt w:val="decimal"/>
+      <w:lvlText w:val="%1.%2.%3"/>
+      <w:lvlJc w:val="left"/>
+      <w:pPr>
+        <w:ind w:left="2160" w:hanging="720"/>
+      </w:pPr>
+      <w:rPr>
+        <w:rFonts w:hint="default"/>
+      </w:rPr>
+    </w:lvl>
+    <w:lvl w:ilvl="3">
+      <w:start w:val="1"/>
+      <w:numFmt w:val="decimal"/>
+      <w:lvlText w:val="%1.%2.%3.%4"/>
+      <w:lvlJc w:val="left"/>
+      <w:pPr>
+        <w:ind w:left="3240" w:hanging="1080"/>
+      </w:pPr>
+      <w:rPr>
+        <w:rFonts w:hint="default"/>
+      </w:rPr>
+    </w:lvl>
+    <w:lvl w:ilvl="4">
+      <w:start w:val="1"/>
+      <w:numFmt w:val="decimal"/>
+      <w:lvlText w:val="%1.%2.%3.%4.%5"/>
+      <w:lvlJc w:val="left"/>
+      <w:pPr>
+        <w:ind w:left="3960" w:hanging="1080"/>
+      </w:pPr>
+      <w:rPr>
+        <w:rFonts w:hint="default"/>
+      </w:rPr>
+    </w:lvl>
+    <w:lvl w:ilvl="5">
+      <w:start w:val="1"/>
+      <w:numFmt w:val="decimal"/>
+      <w:lvlText w:val="%1.%2.%3.%4.%5.%6"/>
+      <w:lvlJc w:val="left"/>
+      <w:pPr>
+        <w:ind w:left="5040" w:hanging="1440"/>
+      </w:pPr>
+      <w:rPr>
+        <w:rFonts w:hint="default"/>
+      </w:rPr>
+    </w:lvl>
+    <w:lvl w:ilvl="6">
+      <w:start w:val="1"/>
+      <w:numFmt w:val="decimal"/>
+      <w:lvlText w:val="%1.%2.%3.%4.%5.%6.%7"/>
+      <w:lvlJc w:val="left"/>
+      <w:pPr>
+        <w:ind w:left="5760" w:hanging="1440"/>
+      </w:pPr>
+      <w:rPr>
+        <w:rFonts w:hint="default"/>
+      </w:rPr>
+    </w:lvl>
+    <w:lvl w:ilvl="7">
+      <w:start w:val="1"/>
+      <w:numFmt w:val="decimal"/>
+      <w:lvlText w:val="%1.%2.%3.%4.%5.%6.%7.%8"/>
+      <w:lvlJc w:val="left"/>
+      <w:pPr>
+        <w:ind w:left="6840" w:hanging="1800"/>
+      </w:pPr>
+      <w:rPr>
+        <w:rFonts w:hint="default"/>
+      </w:rPr>
+    </w:lvl>
+    <w:lvl w:ilvl="8">
+      <w:start w:val="1"/>
+      <w:numFmt w:val="decimal"/>
+      <w:lvlText w:val="%1.%2.%3.%4.%5.%6.%7.%8.%9"/>
+      <w:lvlJc w:val="left"/>
+      <w:pPr>
+        <w:ind w:left="7920" w:hanging="2160"/>
+      </w:pPr>
+      <w:rPr>
+        <w:rFonts w:hint="default"/>
+      </w:rPr>
+    </w:lvl>
+  </w:abstractNum>
+  <w:abstractNum w:abstractNumId="3" w15:restartNumberingAfterBreak="0">
+    <w:nsid w:val="0EF74005"/>
+    <w:multiLevelType w:val="multilevel"/>
+    <w:tmpl w:val="0416001F"/>
+    <w:lvl w:ilvl="0">
+      <w:start w:val="1"/>
+      <w:numFmt w:val="decimal"/>
+      <w:lvlText w:val="%1."/>
+      <w:lvlJc w:val="left"/>
+      <w:pPr>
+        <w:ind w:left="360" w:hanging="360"/>
+      </w:pPr>
+    </w:lvl>
+    <w:lvl w:ilvl="1">
+      <w:start w:val="1"/>
+      <w:numFmt w:val="decimal"/>
+      <w:lvlText w:val="%1.%2."/>
+      <w:lvlJc w:val="left"/>
+      <w:pPr>
+        <w:ind w:left="792" w:hanging="432"/>
+      </w:pPr>
+    </w:lvl>
+    <w:lvl w:ilvl="2">
+      <w:start w:val="1"/>
+      <w:numFmt w:val="decimal"/>
+      <w:lvlText w:val="%1.%2.%3."/>
+      <w:lvlJc w:val="left"/>
+      <w:pPr>
+        <w:ind w:left="1224" w:hanging="504"/>
+      </w:pPr>
+    </w:lvl>
+    <w:lvl w:ilvl="3">
+      <w:start w:val="1"/>
+      <w:numFmt w:val="decimal"/>
+      <w:lvlText w:val="%1.%2.%3.%4."/>
+      <w:lvlJc w:val="left"/>
+      <w:pPr>
+        <w:ind w:left="1728" w:hanging="648"/>
+      </w:pPr>
+    </w:lvl>
+    <w:lvl w:ilvl="4">
+      <w:start w:val="1"/>
+      <w:numFmt w:val="decimal"/>
+      <w:lvlText w:val="%1.%2.%3.%4.%5."/>
+      <w:lvlJc w:val="left"/>
+      <w:pPr>
+        <w:ind w:left="2232" w:hanging="792"/>
+      </w:pPr>
+    </w:lvl>
+    <w:lvl w:ilvl="5">
+      <w:start w:val="1"/>
+      <w:numFmt w:val="decimal"/>
+      <w:lvlText w:val="%1.%2.%3.%4.%5.%6."/>
+      <w:lvlJc w:val="left"/>
+      <w:pPr>
+        <w:ind w:left="2736" w:hanging="936"/>
+      </w:pPr>
+    </w:lvl>
+    <w:lvl w:ilvl="6">
+      <w:start w:val="1"/>
+      <w:numFmt w:val="decimal"/>
+      <w:lvlText w:val="%1.%2.%3.%4.%5.%6.%7."/>
+      <w:lvlJc w:val="left"/>
+      <w:pPr>
+        <w:ind w:left="3240" w:hanging="1080"/>
+      </w:pPr>
+    </w:lvl>
+    <w:lvl w:ilvl="7">
+      <w:start w:val="1"/>
+      <w:numFmt w:val="decimal"/>
+      <w:lvlText w:val="%1.%2.%3.%4.%5.%6.%7.%8."/>
+      <w:lvlJc w:val="left"/>
+      <w:pPr>
+        <w:ind w:left="3744" w:hanging="1224"/>
+      </w:pPr>
+    </w:lvl>
+    <w:lvl w:ilvl="8">
+      <w:start w:val="1"/>
+      <w:numFmt w:val="decimal"/>
+      <w:lvlText w:val="%1.%2.%3.%4.%5.%6.%7.%8.%9."/>
+      <w:lvlJc w:val="left"/>
+      <w:pPr>
+        <w:ind w:left="4320" w:hanging="1440"/>
+      </w:pPr>
+    </w:lvl>
+  </w:abstractNum>
+  <w:abstractNum w:abstractNumId="4" w15:restartNumberingAfterBreak="0">
+    <w:nsid w:val="10985AB6"/>
+    <w:multiLevelType w:val="multilevel"/>
+    <w:tmpl w:val="0416001F"/>
+    <w:lvl w:ilvl="0">
+      <w:start w:val="1"/>
+      <w:numFmt w:val="decimal"/>
+      <w:lvlText w:val="%1."/>
+      <w:lvlJc w:val="left"/>
+      <w:pPr>
+        <w:ind w:left="360" w:hanging="360"/>
+      </w:pPr>
+    </w:lvl>
+    <w:lvl w:ilvl="1">
+      <w:start w:val="1"/>
+      <w:numFmt w:val="decimal"/>
+      <w:lvlText w:val="%1.%2."/>
+      <w:lvlJc w:val="left"/>
+      <w:pPr>
+        <w:ind w:left="792" w:hanging="432"/>
+      </w:pPr>
+    </w:lvl>
+    <w:lvl w:ilvl="2">
+      <w:start w:val="1"/>
+      <w:numFmt w:val="decimal"/>
+      <w:lvlText w:val="%1.%2.%3."/>
+      <w:lvlJc w:val="left"/>
+      <w:pPr>
+        <w:ind w:left="1224" w:hanging="504"/>
+      </w:pPr>
+    </w:lvl>
+    <w:lvl w:ilvl="3">
+      <w:start w:val="1"/>
+      <w:numFmt w:val="decimal"/>
+      <w:lvlText w:val="%1.%2.%3.%4."/>
+      <w:lvlJc w:val="left"/>
+      <w:pPr>
+        <w:ind w:left="1728" w:hanging="648"/>
+      </w:pPr>
+    </w:lvl>
+    <w:lvl w:ilvl="4">
+      <w:start w:val="1"/>
+      <w:numFmt w:val="decimal"/>
+      <w:lvlText w:val="%1.%2.%3.%4.%5."/>
+      <w:lvlJc w:val="left"/>
+      <w:pPr>
+        <w:ind w:left="2232" w:hanging="792"/>
+      </w:pPr>
+    </w:lvl>
+    <w:lvl w:ilvl="5">
+      <w:start w:val="1"/>
+      <w:numFmt w:val="decimal"/>
+      <w:lvlText w:val="%1.%2.%3.%4.%5.%6."/>
+      <w:lvlJc w:val="left"/>
+      <w:pPr>
+        <w:ind w:left="2736" w:hanging="936"/>
+      </w:pPr>
+    </w:lvl>
+    <w:lvl w:ilvl="6">
+      <w:start w:val="1"/>
+      <w:numFmt w:val="decimal"/>
+      <w:lvlText w:val="%1.%2.%3.%4.%5.%6.%7."/>
+      <w:lvlJc w:val="left"/>
+      <w:pPr>
+        <w:ind w:left="3240" w:hanging="1080"/>
+      </w:pPr>
+    </w:lvl>
+    <w:lvl w:ilvl="7">
+      <w:start w:val="1"/>
+      <w:numFmt w:val="decimal"/>
+      <w:lvlText w:val="%1.%2.%3.%4.%5.%6.%7.%8."/>
+      <w:lvlJc w:val="left"/>
+      <w:pPr>
+        <w:ind w:left="3744" w:hanging="1224"/>
+      </w:pPr>
+    </w:lvl>
+    <w:lvl w:ilvl="8">
+      <w:start w:val="1"/>
+      <w:numFmt w:val="decimal"/>
+      <w:lvlText w:val="%1.%2.%3.%4.%5.%6.%7.%8.%9."/>
+      <w:lvlJc w:val="left"/>
+      <w:pPr>
+        <w:ind w:left="4320" w:hanging="1440"/>
+      </w:pPr>
+    </w:lvl>
+  </w:abstractNum>
+  <w:abstractNum w:abstractNumId="5" w15:restartNumberingAfterBreak="0">
+    <w:nsid w:val="147F00D8"/>
+    <w:multiLevelType w:val="multilevel"/>
+    <w:tmpl w:val="0416001F"/>
+    <w:lvl w:ilvl="0">
+      <w:start w:val="1"/>
+      <w:numFmt w:val="decimal"/>
+      <w:lvlText w:val="%1."/>
+      <w:lvlJc w:val="left"/>
+      <w:pPr>
+        <w:ind w:left="360" w:hanging="360"/>
+      </w:pPr>
+    </w:lvl>
+    <w:lvl w:ilvl="1">
+      <w:start w:val="1"/>
+      <w:numFmt w:val="decimal"/>
+      <w:lvlText w:val="%1.%2."/>
+      <w:lvlJc w:val="left"/>
+      <w:pPr>
+        <w:ind w:left="792" w:hanging="432"/>
+      </w:pPr>
+    </w:lvl>
+    <w:lvl w:ilvl="2">
+      <w:start w:val="1"/>
+      <w:numFmt w:val="decimal"/>
+      <w:lvlText w:val="%1.%2.%3."/>
+      <w:lvlJc w:val="left"/>
+      <w:pPr>
+        <w:ind w:left="1224" w:hanging="504"/>
+      </w:pPr>
+    </w:lvl>
+    <w:lvl w:ilvl="3">
+      <w:start w:val="1"/>
+      <w:numFmt w:val="decimal"/>
+      <w:lvlText w:val="%1.%2.%3.%4."/>
+      <w:lvlJc w:val="left"/>
+      <w:pPr>
+        <w:ind w:left="1728" w:hanging="648"/>
+      </w:pPr>
+    </w:lvl>
+    <w:lvl w:ilvl="4">
+      <w:start w:val="1"/>
+      <w:numFmt w:val="decimal"/>
+      <w:lvlText w:val="%1.%2.%3.%4.%5."/>
+      <w:lvlJc w:val="left"/>
+      <w:pPr>
+        <w:ind w:left="2232" w:hanging="792"/>
+      </w:pPr>
+    </w:lvl>
+    <w:lvl w:ilvl="5">
+      <w:start w:val="1"/>
+      <w:numFmt w:val="decimal"/>
+      <w:lvlText w:val="%1.%2.%3.%4.%5.%6."/>
+      <w:lvlJc w:val="left"/>
+      <w:pPr>
+        <w:ind w:left="2736" w:hanging="936"/>
+      </w:pPr>
+    </w:lvl>
+    <w:lvl w:ilvl="6">
+      <w:start w:val="1"/>
+      <w:numFmt w:val="decimal"/>
+      <w:lvlText w:val="%1.%2.%3.%4.%5.%6.%7."/>
+      <w:lvlJc w:val="left"/>
+      <w:pPr>
+        <w:ind w:left="3240" w:hanging="1080"/>
+      </w:pPr>
+    </w:lvl>
+    <w:lvl w:ilvl="7">
+      <w:start w:val="1"/>
+      <w:numFmt w:val="decimal"/>
+      <w:lvlText w:val="%1.%2.%3.%4.%5.%6.%7.%8."/>
+      <w:lvlJc w:val="left"/>
+      <w:pPr>
+        <w:ind w:left="3744" w:hanging="1224"/>
+      </w:pPr>
+    </w:lvl>
+    <w:lvl w:ilvl="8">
+      <w:start w:val="1"/>
+      <w:numFmt w:val="decimal"/>
+      <w:lvlText w:val="%1.%2.%3.%4.%5.%6.%7.%8.%9."/>
+      <w:lvlJc w:val="left"/>
+      <w:pPr>
+        <w:ind w:left="4320" w:hanging="1440"/>
+      </w:pPr>
+    </w:lvl>
+  </w:abstractNum>
+  <w:abstractNum w:abstractNumId="6" w15:restartNumberingAfterBreak="0">
+    <w:nsid w:val="16724836"/>
+    <w:multiLevelType w:val="multilevel"/>
+    <w:tmpl w:val="F432EB10"/>
+    <w:lvl w:ilvl="0">
+      <w:start w:val="1"/>
+      <w:numFmt w:val="bullet"/>
+      <w:lvlText w:val=""/>
+      <w:lvlJc w:val="left"/>
+      <w:pPr>
+        <w:tabs>
+          <w:tab w:val="num" w:pos="720"/>
+        </w:tabs>
+        <w:ind w:left="720" w:hanging="360"/>
+      </w:pPr>
+      <w:rPr>
+        <w:rFonts w:ascii="Symbol" w:hAnsi="Symbol" w:hint="default"/>
+        <w:sz w:val="20"/>
+      </w:rPr>
+    </w:lvl>
+    <w:lvl w:ilvl="1" w:tentative="1">
+      <w:start w:val="1"/>
+      <w:numFmt w:val="bullet"/>
+      <w:lvlText w:val="o"/>
+      <w:lvlJc w:val="left"/>
+      <w:pPr>
+        <w:tabs>
+          <w:tab w:val="num" w:pos="1440"/>
+        </w:tabs>
+        <w:ind w:left="1440" w:hanging="360"/>
+      </w:pPr>
+      <w:rPr>
+        <w:rFonts w:ascii="Courier New" w:hAnsi="Courier New" w:hint="default"/>
+        <w:sz w:val="20"/>
+      </w:rPr>
+    </w:lvl>
+    <w:lvl w:ilvl="2" w:tentative="1">
+      <w:start w:val="1"/>
+      <w:numFmt w:val="bullet"/>
+      <w:lvlText w:val=""/>
+      <w:lvlJc w:val="left"/>
+      <w:pPr>
+        <w:tabs>
+          <w:tab w:val="num" w:pos="2160"/>
+        </w:tabs>
+        <w:ind w:left="2160" w:hanging="360"/>
+      </w:pPr>
+      <w:rPr>
+        <w:rFonts w:ascii="Wingdings" w:hAnsi="Wingdings" w:hint="default"/>
+        <w:sz w:val="20"/>
+      </w:rPr>
+    </w:lvl>
+    <w:lvl w:ilvl="3" w:tentative="1">
+      <w:start w:val="1"/>
+      <w:numFmt w:val="bullet"/>
+      <w:lvlText w:val=""/>
+      <w:lvlJc w:val="left"/>
+      <w:pPr>
+        <w:tabs>
+          <w:tab w:val="num" w:pos="2880"/>
+        </w:tabs>
+        <w:ind w:left="2880" w:hanging="360"/>
+      </w:pPr>
+      <w:rPr>
+        <w:rFonts w:ascii="Wingdings" w:hAnsi="Wingdings" w:hint="default"/>
+        <w:sz w:val="20"/>
+      </w:rPr>
+    </w:lvl>
+    <w:lvl w:ilvl="4" w:tentative="1">
+      <w:start w:val="1"/>
+      <w:numFmt w:val="bullet"/>
+      <w:lvlText w:val=""/>
+      <w:lvlJc w:val="left"/>
+      <w:pPr>
+        <w:tabs>
+          <w:tab w:val="num" w:pos="3600"/>
+        </w:tabs>
+        <w:ind w:left="3600" w:hanging="360"/>
+      </w:pPr>
+      <w:rPr>
+        <w:rFonts w:ascii="Wingdings" w:hAnsi="Wingdings" w:hint="default"/>
+        <w:sz w:val="20"/>
+      </w:rPr>
+    </w:lvl>
+    <w:lvl w:ilvl="5" w:tentative="1">
+      <w:start w:val="1"/>
+      <w:numFmt w:val="bullet"/>
+      <w:lvlText w:val=""/>
+      <w:lvlJc w:val="left"/>
+      <w:pPr>
+        <w:tabs>
+          <w:tab w:val="num" w:pos="4320"/>
+        </w:tabs>
+        <w:ind w:left="4320" w:hanging="360"/>
+      </w:pPr>
+      <w:rPr>
+        <w:rFonts w:ascii="Wingdings" w:hAnsi="Wingdings" w:hint="default"/>
+        <w:sz w:val="20"/>
+      </w:rPr>
+    </w:lvl>
+    <w:lvl w:ilvl="6" w:tentative="1">
+      <w:start w:val="1"/>
+      <w:numFmt w:val="bullet"/>
+      <w:lvlText w:val=""/>
+      <w:lvlJc w:val="left"/>
+      <w:pPr>
+        <w:tabs>
+          <w:tab w:val="num" w:pos="5040"/>
+        </w:tabs>
+        <w:ind w:left="5040" w:hanging="360"/>
+      </w:pPr>
+      <w:rPr>
+        <w:rFonts w:ascii="Wingdings" w:hAnsi="Wingdings" w:hint="default"/>
+        <w:sz w:val="20"/>
+      </w:rPr>
+    </w:lvl>
+    <w:lvl w:ilvl="7" w:tentative="1">
+      <w:start w:val="1"/>
+      <w:numFmt w:val="bullet"/>
+      <w:lvlText w:val=""/>
+      <w:lvlJc w:val="left"/>
+      <w:pPr>
+        <w:tabs>
+          <w:tab w:val="num" w:pos="5760"/>
+        </w:tabs>
+        <w:ind w:left="5760" w:hanging="360"/>
+      </w:pPr>
+      <w:rPr>
+        <w:rFonts w:ascii="Wingdings" w:hAnsi="Wingdings" w:hint="default"/>
+        <w:sz w:val="20"/>
+      </w:rPr>
+    </w:lvl>
+    <w:lvl w:ilvl="8" w:tentative="1">
+      <w:start w:val="1"/>
+      <w:numFmt w:val="bullet"/>
+      <w:lvlText w:val=""/>
+      <w:lvlJc w:val="left"/>
+      <w:pPr>
+        <w:tabs>
+          <w:tab w:val="num" w:pos="6480"/>
+        </w:tabs>
+        <w:ind w:left="6480" w:hanging="360"/>
+      </w:pPr>
+      <w:rPr>
+        <w:rFonts w:ascii="Wingdings" w:hAnsi="Wingdings" w:hint="default"/>
+        <w:sz w:val="20"/>
+      </w:rPr>
+    </w:lvl>
+  </w:abstractNum>
+  <w:abstractNum w:abstractNumId="7" w15:restartNumberingAfterBreak="0">
     <w:nsid w:val="1A805120"/>
     <w:multiLevelType w:val="multilevel"/>
     <w:tmpl w:val="EA6CAED2"/>
@@ -3690,7 +6085,179 @@
       </w:rPr>
     </w:lvl>
   </w:abstractNum>
-  <w:abstractNum w:abstractNumId="2" w15:restartNumberingAfterBreak="0">
+  <w:abstractNum w:abstractNumId="8" w15:restartNumberingAfterBreak="0">
+    <w:nsid w:val="1CDE1CA1"/>
+    <w:multiLevelType w:val="multilevel"/>
+    <w:tmpl w:val="0416001F"/>
+    <w:lvl w:ilvl="0">
+      <w:start w:val="1"/>
+      <w:numFmt w:val="decimal"/>
+      <w:lvlText w:val="%1."/>
+      <w:lvlJc w:val="left"/>
+      <w:pPr>
+        <w:ind w:left="360" w:hanging="360"/>
+      </w:pPr>
+    </w:lvl>
+    <w:lvl w:ilvl="1">
+      <w:start w:val="1"/>
+      <w:numFmt w:val="decimal"/>
+      <w:lvlText w:val="%1.%2."/>
+      <w:lvlJc w:val="left"/>
+      <w:pPr>
+        <w:ind w:left="792" w:hanging="432"/>
+      </w:pPr>
+    </w:lvl>
+    <w:lvl w:ilvl="2">
+      <w:start w:val="1"/>
+      <w:numFmt w:val="decimal"/>
+      <w:lvlText w:val="%1.%2.%3."/>
+      <w:lvlJc w:val="left"/>
+      <w:pPr>
+        <w:ind w:left="1224" w:hanging="504"/>
+      </w:pPr>
+    </w:lvl>
+    <w:lvl w:ilvl="3">
+      <w:start w:val="1"/>
+      <w:numFmt w:val="decimal"/>
+      <w:lvlText w:val="%1.%2.%3.%4."/>
+      <w:lvlJc w:val="left"/>
+      <w:pPr>
+        <w:ind w:left="1728" w:hanging="648"/>
+      </w:pPr>
+    </w:lvl>
+    <w:lvl w:ilvl="4">
+      <w:start w:val="1"/>
+      <w:numFmt w:val="decimal"/>
+      <w:lvlText w:val="%1.%2.%3.%4.%5."/>
+      <w:lvlJc w:val="left"/>
+      <w:pPr>
+        <w:ind w:left="2232" w:hanging="792"/>
+      </w:pPr>
+    </w:lvl>
+    <w:lvl w:ilvl="5">
+      <w:start w:val="1"/>
+      <w:numFmt w:val="decimal"/>
+      <w:lvlText w:val="%1.%2.%3.%4.%5.%6."/>
+      <w:lvlJc w:val="left"/>
+      <w:pPr>
+        <w:ind w:left="2736" w:hanging="936"/>
+      </w:pPr>
+    </w:lvl>
+    <w:lvl w:ilvl="6">
+      <w:start w:val="1"/>
+      <w:numFmt w:val="decimal"/>
+      <w:lvlText w:val="%1.%2.%3.%4.%5.%6.%7."/>
+      <w:lvlJc w:val="left"/>
+      <w:pPr>
+        <w:ind w:left="3240" w:hanging="1080"/>
+      </w:pPr>
+    </w:lvl>
+    <w:lvl w:ilvl="7">
+      <w:start w:val="1"/>
+      <w:numFmt w:val="decimal"/>
+      <w:lvlText w:val="%1.%2.%3.%4.%5.%6.%7.%8."/>
+      <w:lvlJc w:val="left"/>
+      <w:pPr>
+        <w:ind w:left="3744" w:hanging="1224"/>
+      </w:pPr>
+    </w:lvl>
+    <w:lvl w:ilvl="8">
+      <w:start w:val="1"/>
+      <w:numFmt w:val="decimal"/>
+      <w:lvlText w:val="%1.%2.%3.%4.%5.%6.%7.%8.%9."/>
+      <w:lvlJc w:val="left"/>
+      <w:pPr>
+        <w:ind w:left="4320" w:hanging="1440"/>
+      </w:pPr>
+    </w:lvl>
+  </w:abstractNum>
+  <w:abstractNum w:abstractNumId="9" w15:restartNumberingAfterBreak="0">
+    <w:nsid w:val="2B4F2443"/>
+    <w:multiLevelType w:val="multilevel"/>
+    <w:tmpl w:val="0416001F"/>
+    <w:lvl w:ilvl="0">
+      <w:start w:val="1"/>
+      <w:numFmt w:val="decimal"/>
+      <w:lvlText w:val="%1."/>
+      <w:lvlJc w:val="left"/>
+      <w:pPr>
+        <w:ind w:left="360" w:hanging="360"/>
+      </w:pPr>
+    </w:lvl>
+    <w:lvl w:ilvl="1">
+      <w:start w:val="1"/>
+      <w:numFmt w:val="decimal"/>
+      <w:lvlText w:val="%1.%2."/>
+      <w:lvlJc w:val="left"/>
+      <w:pPr>
+        <w:ind w:left="792" w:hanging="432"/>
+      </w:pPr>
+    </w:lvl>
+    <w:lvl w:ilvl="2">
+      <w:start w:val="1"/>
+      <w:numFmt w:val="decimal"/>
+      <w:lvlText w:val="%1.%2.%3."/>
+      <w:lvlJc w:val="left"/>
+      <w:pPr>
+        <w:ind w:left="1224" w:hanging="504"/>
+      </w:pPr>
+    </w:lvl>
+    <w:lvl w:ilvl="3">
+      <w:start w:val="1"/>
+      <w:numFmt w:val="decimal"/>
+      <w:lvlText w:val="%1.%2.%3.%4."/>
+      <w:lvlJc w:val="left"/>
+      <w:pPr>
+        <w:ind w:left="1728" w:hanging="648"/>
+      </w:pPr>
+    </w:lvl>
+    <w:lvl w:ilvl="4">
+      <w:start w:val="1"/>
+      <w:numFmt w:val="decimal"/>
+      <w:lvlText w:val="%1.%2.%3.%4.%5."/>
+      <w:lvlJc w:val="left"/>
+      <w:pPr>
+        <w:ind w:left="2232" w:hanging="792"/>
+      </w:pPr>
+    </w:lvl>
+    <w:lvl w:ilvl="5">
+      <w:start w:val="1"/>
+      <w:numFmt w:val="decimal"/>
+      <w:lvlText w:val="%1.%2.%3.%4.%5.%6."/>
+      <w:lvlJc w:val="left"/>
+      <w:pPr>
+        <w:ind w:left="2736" w:hanging="936"/>
+      </w:pPr>
+    </w:lvl>
+    <w:lvl w:ilvl="6">
+      <w:start w:val="1"/>
+      <w:numFmt w:val="decimal"/>
+      <w:lvlText w:val="%1.%2.%3.%4.%5.%6.%7."/>
+      <w:lvlJc w:val="left"/>
+      <w:pPr>
+        <w:ind w:left="3240" w:hanging="1080"/>
+      </w:pPr>
+    </w:lvl>
+    <w:lvl w:ilvl="7">
+      <w:start w:val="1"/>
+      <w:numFmt w:val="decimal"/>
+      <w:lvlText w:val="%1.%2.%3.%4.%5.%6.%7.%8."/>
+      <w:lvlJc w:val="left"/>
+      <w:pPr>
+        <w:ind w:left="3744" w:hanging="1224"/>
+      </w:pPr>
+    </w:lvl>
+    <w:lvl w:ilvl="8">
+      <w:start w:val="1"/>
+      <w:numFmt w:val="decimal"/>
+      <w:lvlText w:val="%1.%2.%3.%4.%5.%6.%7.%8.%9."/>
+      <w:lvlJc w:val="left"/>
+      <w:pPr>
+        <w:ind w:left="4320" w:hanging="1440"/>
+      </w:pPr>
+    </w:lvl>
+  </w:abstractNum>
+  <w:abstractNum w:abstractNumId="10" w15:restartNumberingAfterBreak="0">
     <w:nsid w:val="2C863C17"/>
     <w:multiLevelType w:val="multilevel"/>
     <w:tmpl w:val="1292ED1C"/>
@@ -3839,7 +6406,179 @@
       </w:rPr>
     </w:lvl>
   </w:abstractNum>
-  <w:abstractNum w:abstractNumId="3" w15:restartNumberingAfterBreak="0">
+  <w:abstractNum w:abstractNumId="11" w15:restartNumberingAfterBreak="0">
+    <w:nsid w:val="32647170"/>
+    <w:multiLevelType w:val="multilevel"/>
+    <w:tmpl w:val="0416001F"/>
+    <w:lvl w:ilvl="0">
+      <w:start w:val="1"/>
+      <w:numFmt w:val="decimal"/>
+      <w:lvlText w:val="%1."/>
+      <w:lvlJc w:val="left"/>
+      <w:pPr>
+        <w:ind w:left="360" w:hanging="360"/>
+      </w:pPr>
+    </w:lvl>
+    <w:lvl w:ilvl="1">
+      <w:start w:val="1"/>
+      <w:numFmt w:val="decimal"/>
+      <w:lvlText w:val="%1.%2."/>
+      <w:lvlJc w:val="left"/>
+      <w:pPr>
+        <w:ind w:left="792" w:hanging="432"/>
+      </w:pPr>
+    </w:lvl>
+    <w:lvl w:ilvl="2">
+      <w:start w:val="1"/>
+      <w:numFmt w:val="decimal"/>
+      <w:lvlText w:val="%1.%2.%3."/>
+      <w:lvlJc w:val="left"/>
+      <w:pPr>
+        <w:ind w:left="1224" w:hanging="504"/>
+      </w:pPr>
+    </w:lvl>
+    <w:lvl w:ilvl="3">
+      <w:start w:val="1"/>
+      <w:numFmt w:val="decimal"/>
+      <w:lvlText w:val="%1.%2.%3.%4."/>
+      <w:lvlJc w:val="left"/>
+      <w:pPr>
+        <w:ind w:left="1728" w:hanging="648"/>
+      </w:pPr>
+    </w:lvl>
+    <w:lvl w:ilvl="4">
+      <w:start w:val="1"/>
+      <w:numFmt w:val="decimal"/>
+      <w:lvlText w:val="%1.%2.%3.%4.%5."/>
+      <w:lvlJc w:val="left"/>
+      <w:pPr>
+        <w:ind w:left="2232" w:hanging="792"/>
+      </w:pPr>
+    </w:lvl>
+    <w:lvl w:ilvl="5">
+      <w:start w:val="1"/>
+      <w:numFmt w:val="decimal"/>
+      <w:lvlText w:val="%1.%2.%3.%4.%5.%6."/>
+      <w:lvlJc w:val="left"/>
+      <w:pPr>
+        <w:ind w:left="2736" w:hanging="936"/>
+      </w:pPr>
+    </w:lvl>
+    <w:lvl w:ilvl="6">
+      <w:start w:val="1"/>
+      <w:numFmt w:val="decimal"/>
+      <w:lvlText w:val="%1.%2.%3.%4.%5.%6.%7."/>
+      <w:lvlJc w:val="left"/>
+      <w:pPr>
+        <w:ind w:left="3240" w:hanging="1080"/>
+      </w:pPr>
+    </w:lvl>
+    <w:lvl w:ilvl="7">
+      <w:start w:val="1"/>
+      <w:numFmt w:val="decimal"/>
+      <w:lvlText w:val="%1.%2.%3.%4.%5.%6.%7.%8."/>
+      <w:lvlJc w:val="left"/>
+      <w:pPr>
+        <w:ind w:left="3744" w:hanging="1224"/>
+      </w:pPr>
+    </w:lvl>
+    <w:lvl w:ilvl="8">
+      <w:start w:val="1"/>
+      <w:numFmt w:val="decimal"/>
+      <w:lvlText w:val="%1.%2.%3.%4.%5.%6.%7.%8.%9."/>
+      <w:lvlJc w:val="left"/>
+      <w:pPr>
+        <w:ind w:left="4320" w:hanging="1440"/>
+      </w:pPr>
+    </w:lvl>
+  </w:abstractNum>
+  <w:abstractNum w:abstractNumId="12" w15:restartNumberingAfterBreak="0">
+    <w:nsid w:val="329239BA"/>
+    <w:multiLevelType w:val="multilevel"/>
+    <w:tmpl w:val="0416001F"/>
+    <w:lvl w:ilvl="0">
+      <w:start w:val="1"/>
+      <w:numFmt w:val="decimal"/>
+      <w:lvlText w:val="%1."/>
+      <w:lvlJc w:val="left"/>
+      <w:pPr>
+        <w:ind w:left="360" w:hanging="360"/>
+      </w:pPr>
+    </w:lvl>
+    <w:lvl w:ilvl="1">
+      <w:start w:val="1"/>
+      <w:numFmt w:val="decimal"/>
+      <w:lvlText w:val="%1.%2."/>
+      <w:lvlJc w:val="left"/>
+      <w:pPr>
+        <w:ind w:left="792" w:hanging="432"/>
+      </w:pPr>
+    </w:lvl>
+    <w:lvl w:ilvl="2">
+      <w:start w:val="1"/>
+      <w:numFmt w:val="decimal"/>
+      <w:lvlText w:val="%1.%2.%3."/>
+      <w:lvlJc w:val="left"/>
+      <w:pPr>
+        <w:ind w:left="1224" w:hanging="504"/>
+      </w:pPr>
+    </w:lvl>
+    <w:lvl w:ilvl="3">
+      <w:start w:val="1"/>
+      <w:numFmt w:val="decimal"/>
+      <w:lvlText w:val="%1.%2.%3.%4."/>
+      <w:lvlJc w:val="left"/>
+      <w:pPr>
+        <w:ind w:left="1728" w:hanging="648"/>
+      </w:pPr>
+    </w:lvl>
+    <w:lvl w:ilvl="4">
+      <w:start w:val="1"/>
+      <w:numFmt w:val="decimal"/>
+      <w:lvlText w:val="%1.%2.%3.%4.%5."/>
+      <w:lvlJc w:val="left"/>
+      <w:pPr>
+        <w:ind w:left="2232" w:hanging="792"/>
+      </w:pPr>
+    </w:lvl>
+    <w:lvl w:ilvl="5">
+      <w:start w:val="1"/>
+      <w:numFmt w:val="decimal"/>
+      <w:lvlText w:val="%1.%2.%3.%4.%5.%6."/>
+      <w:lvlJc w:val="left"/>
+      <w:pPr>
+        <w:ind w:left="2736" w:hanging="936"/>
+      </w:pPr>
+    </w:lvl>
+    <w:lvl w:ilvl="6">
+      <w:start w:val="1"/>
+      <w:numFmt w:val="decimal"/>
+      <w:lvlText w:val="%1.%2.%3.%4.%5.%6.%7."/>
+      <w:lvlJc w:val="left"/>
+      <w:pPr>
+        <w:ind w:left="3240" w:hanging="1080"/>
+      </w:pPr>
+    </w:lvl>
+    <w:lvl w:ilvl="7">
+      <w:start w:val="1"/>
+      <w:numFmt w:val="decimal"/>
+      <w:lvlText w:val="%1.%2.%3.%4.%5.%6.%7.%8."/>
+      <w:lvlJc w:val="left"/>
+      <w:pPr>
+        <w:ind w:left="3744" w:hanging="1224"/>
+      </w:pPr>
+    </w:lvl>
+    <w:lvl w:ilvl="8">
+      <w:start w:val="1"/>
+      <w:numFmt w:val="decimal"/>
+      <w:lvlText w:val="%1.%2.%3.%4.%5.%6.%7.%8.%9."/>
+      <w:lvlJc w:val="left"/>
+      <w:pPr>
+        <w:ind w:left="4320" w:hanging="1440"/>
+      </w:pPr>
+    </w:lvl>
+  </w:abstractNum>
+  <w:abstractNum w:abstractNumId="13" w15:restartNumberingAfterBreak="0">
     <w:nsid w:val="32D13450"/>
     <w:multiLevelType w:val="multilevel"/>
     <w:tmpl w:val="1E948556"/>
@@ -3988,7 +6727,179 @@
       </w:rPr>
     </w:lvl>
   </w:abstractNum>
-  <w:abstractNum w:abstractNumId="4" w15:restartNumberingAfterBreak="0">
+  <w:abstractNum w:abstractNumId="14" w15:restartNumberingAfterBreak="0">
+    <w:nsid w:val="33A50550"/>
+    <w:multiLevelType w:val="multilevel"/>
+    <w:tmpl w:val="0416001F"/>
+    <w:lvl w:ilvl="0">
+      <w:start w:val="1"/>
+      <w:numFmt w:val="decimal"/>
+      <w:lvlText w:val="%1."/>
+      <w:lvlJc w:val="left"/>
+      <w:pPr>
+        <w:ind w:left="360" w:hanging="360"/>
+      </w:pPr>
+    </w:lvl>
+    <w:lvl w:ilvl="1">
+      <w:start w:val="1"/>
+      <w:numFmt w:val="decimal"/>
+      <w:lvlText w:val="%1.%2."/>
+      <w:lvlJc w:val="left"/>
+      <w:pPr>
+        <w:ind w:left="792" w:hanging="432"/>
+      </w:pPr>
+    </w:lvl>
+    <w:lvl w:ilvl="2">
+      <w:start w:val="1"/>
+      <w:numFmt w:val="decimal"/>
+      <w:lvlText w:val="%1.%2.%3."/>
+      <w:lvlJc w:val="left"/>
+      <w:pPr>
+        <w:ind w:left="1224" w:hanging="504"/>
+      </w:pPr>
+    </w:lvl>
+    <w:lvl w:ilvl="3">
+      <w:start w:val="1"/>
+      <w:numFmt w:val="decimal"/>
+      <w:lvlText w:val="%1.%2.%3.%4."/>
+      <w:lvlJc w:val="left"/>
+      <w:pPr>
+        <w:ind w:left="1728" w:hanging="648"/>
+      </w:pPr>
+    </w:lvl>
+    <w:lvl w:ilvl="4">
+      <w:start w:val="1"/>
+      <w:numFmt w:val="decimal"/>
+      <w:lvlText w:val="%1.%2.%3.%4.%5."/>
+      <w:lvlJc w:val="left"/>
+      <w:pPr>
+        <w:ind w:left="2232" w:hanging="792"/>
+      </w:pPr>
+    </w:lvl>
+    <w:lvl w:ilvl="5">
+      <w:start w:val="1"/>
+      <w:numFmt w:val="decimal"/>
+      <w:lvlText w:val="%1.%2.%3.%4.%5.%6."/>
+      <w:lvlJc w:val="left"/>
+      <w:pPr>
+        <w:ind w:left="2736" w:hanging="936"/>
+      </w:pPr>
+    </w:lvl>
+    <w:lvl w:ilvl="6">
+      <w:start w:val="1"/>
+      <w:numFmt w:val="decimal"/>
+      <w:lvlText w:val="%1.%2.%3.%4.%5.%6.%7."/>
+      <w:lvlJc w:val="left"/>
+      <w:pPr>
+        <w:ind w:left="3240" w:hanging="1080"/>
+      </w:pPr>
+    </w:lvl>
+    <w:lvl w:ilvl="7">
+      <w:start w:val="1"/>
+      <w:numFmt w:val="decimal"/>
+      <w:lvlText w:val="%1.%2.%3.%4.%5.%6.%7.%8."/>
+      <w:lvlJc w:val="left"/>
+      <w:pPr>
+        <w:ind w:left="3744" w:hanging="1224"/>
+      </w:pPr>
+    </w:lvl>
+    <w:lvl w:ilvl="8">
+      <w:start w:val="1"/>
+      <w:numFmt w:val="decimal"/>
+      <w:lvlText w:val="%1.%2.%3.%4.%5.%6.%7.%8.%9."/>
+      <w:lvlJc w:val="left"/>
+      <w:pPr>
+        <w:ind w:left="4320" w:hanging="1440"/>
+      </w:pPr>
+    </w:lvl>
+  </w:abstractNum>
+  <w:abstractNum w:abstractNumId="15" w15:restartNumberingAfterBreak="0">
+    <w:nsid w:val="429C1B59"/>
+    <w:multiLevelType w:val="multilevel"/>
+    <w:tmpl w:val="0416001F"/>
+    <w:lvl w:ilvl="0">
+      <w:start w:val="1"/>
+      <w:numFmt w:val="decimal"/>
+      <w:lvlText w:val="%1."/>
+      <w:lvlJc w:val="left"/>
+      <w:pPr>
+        <w:ind w:left="360" w:hanging="360"/>
+      </w:pPr>
+    </w:lvl>
+    <w:lvl w:ilvl="1">
+      <w:start w:val="1"/>
+      <w:numFmt w:val="decimal"/>
+      <w:lvlText w:val="%1.%2."/>
+      <w:lvlJc w:val="left"/>
+      <w:pPr>
+        <w:ind w:left="792" w:hanging="432"/>
+      </w:pPr>
+    </w:lvl>
+    <w:lvl w:ilvl="2">
+      <w:start w:val="1"/>
+      <w:numFmt w:val="decimal"/>
+      <w:lvlText w:val="%1.%2.%3."/>
+      <w:lvlJc w:val="left"/>
+      <w:pPr>
+        <w:ind w:left="1224" w:hanging="504"/>
+      </w:pPr>
+    </w:lvl>
+    <w:lvl w:ilvl="3">
+      <w:start w:val="1"/>
+      <w:numFmt w:val="decimal"/>
+      <w:lvlText w:val="%1.%2.%3.%4."/>
+      <w:lvlJc w:val="left"/>
+      <w:pPr>
+        <w:ind w:left="1728" w:hanging="648"/>
+      </w:pPr>
+    </w:lvl>
+    <w:lvl w:ilvl="4">
+      <w:start w:val="1"/>
+      <w:numFmt w:val="decimal"/>
+      <w:lvlText w:val="%1.%2.%3.%4.%5."/>
+      <w:lvlJc w:val="left"/>
+      <w:pPr>
+        <w:ind w:left="2232" w:hanging="792"/>
+      </w:pPr>
+    </w:lvl>
+    <w:lvl w:ilvl="5">
+      <w:start w:val="1"/>
+      <w:numFmt w:val="decimal"/>
+      <w:lvlText w:val="%1.%2.%3.%4.%5.%6."/>
+      <w:lvlJc w:val="left"/>
+      <w:pPr>
+        <w:ind w:left="2736" w:hanging="936"/>
+      </w:pPr>
+    </w:lvl>
+    <w:lvl w:ilvl="6">
+      <w:start w:val="1"/>
+      <w:numFmt w:val="decimal"/>
+      <w:lvlText w:val="%1.%2.%3.%4.%5.%6.%7."/>
+      <w:lvlJc w:val="left"/>
+      <w:pPr>
+        <w:ind w:left="3240" w:hanging="1080"/>
+      </w:pPr>
+    </w:lvl>
+    <w:lvl w:ilvl="7">
+      <w:start w:val="1"/>
+      <w:numFmt w:val="decimal"/>
+      <w:lvlText w:val="%1.%2.%3.%4.%5.%6.%7.%8."/>
+      <w:lvlJc w:val="left"/>
+      <w:pPr>
+        <w:ind w:left="3744" w:hanging="1224"/>
+      </w:pPr>
+    </w:lvl>
+    <w:lvl w:ilvl="8">
+      <w:start w:val="1"/>
+      <w:numFmt w:val="decimal"/>
+      <w:lvlText w:val="%1.%2.%3.%4.%5.%6.%7.%8.%9."/>
+      <w:lvlJc w:val="left"/>
+      <w:pPr>
+        <w:ind w:left="4320" w:hanging="1440"/>
+      </w:pPr>
+    </w:lvl>
+  </w:abstractNum>
+  <w:abstractNum w:abstractNumId="16" w15:restartNumberingAfterBreak="0">
     <w:nsid w:val="462D72C9"/>
     <w:multiLevelType w:val="multilevel"/>
     <w:tmpl w:val="A9B89A52"/>
@@ -4137,7 +7048,7 @@
       </w:rPr>
     </w:lvl>
   </w:abstractNum>
-  <w:abstractNum w:abstractNumId="5" w15:restartNumberingAfterBreak="0">
+  <w:abstractNum w:abstractNumId="17" w15:restartNumberingAfterBreak="0">
     <w:nsid w:val="4E735932"/>
     <w:multiLevelType w:val="multilevel"/>
     <w:tmpl w:val="28826342"/>
@@ -4286,7 +7197,93 @@
       </w:rPr>
     </w:lvl>
   </w:abstractNum>
-  <w:abstractNum w:abstractNumId="6" w15:restartNumberingAfterBreak="0">
+  <w:abstractNum w:abstractNumId="18" w15:restartNumberingAfterBreak="0">
+    <w:nsid w:val="526D6BE6"/>
+    <w:multiLevelType w:val="multilevel"/>
+    <w:tmpl w:val="0416001F"/>
+    <w:lvl w:ilvl="0">
+      <w:start w:val="1"/>
+      <w:numFmt w:val="decimal"/>
+      <w:lvlText w:val="%1."/>
+      <w:lvlJc w:val="left"/>
+      <w:pPr>
+        <w:ind w:left="360" w:hanging="360"/>
+      </w:pPr>
+    </w:lvl>
+    <w:lvl w:ilvl="1">
+      <w:start w:val="1"/>
+      <w:numFmt w:val="decimal"/>
+      <w:lvlText w:val="%1.%2."/>
+      <w:lvlJc w:val="left"/>
+      <w:pPr>
+        <w:ind w:left="792" w:hanging="432"/>
+      </w:pPr>
+    </w:lvl>
+    <w:lvl w:ilvl="2">
+      <w:start w:val="1"/>
+      <w:numFmt w:val="decimal"/>
+      <w:lvlText w:val="%1.%2.%3."/>
+      <w:lvlJc w:val="left"/>
+      <w:pPr>
+        <w:ind w:left="1224" w:hanging="504"/>
+      </w:pPr>
+    </w:lvl>
+    <w:lvl w:ilvl="3">
+      <w:start w:val="1"/>
+      <w:numFmt w:val="decimal"/>
+      <w:lvlText w:val="%1.%2.%3.%4."/>
+      <w:lvlJc w:val="left"/>
+      <w:pPr>
+        <w:ind w:left="1728" w:hanging="648"/>
+      </w:pPr>
+    </w:lvl>
+    <w:lvl w:ilvl="4">
+      <w:start w:val="1"/>
+      <w:numFmt w:val="decimal"/>
+      <w:lvlText w:val="%1.%2.%3.%4.%5."/>
+      <w:lvlJc w:val="left"/>
+      <w:pPr>
+        <w:ind w:left="2232" w:hanging="792"/>
+      </w:pPr>
+    </w:lvl>
+    <w:lvl w:ilvl="5">
+      <w:start w:val="1"/>
+      <w:numFmt w:val="decimal"/>
+      <w:lvlText w:val="%1.%2.%3.%4.%5.%6."/>
+      <w:lvlJc w:val="left"/>
+      <w:pPr>
+        <w:ind w:left="2736" w:hanging="936"/>
+      </w:pPr>
+    </w:lvl>
+    <w:lvl w:ilvl="6">
+      <w:start w:val="1"/>
+      <w:numFmt w:val="decimal"/>
+      <w:lvlText w:val="%1.%2.%3.%4.%5.%6.%7."/>
+      <w:lvlJc w:val="left"/>
+      <w:pPr>
+        <w:ind w:left="3240" w:hanging="1080"/>
+      </w:pPr>
+    </w:lvl>
+    <w:lvl w:ilvl="7">
+      <w:start w:val="1"/>
+      <w:numFmt w:val="decimal"/>
+      <w:lvlText w:val="%1.%2.%3.%4.%5.%6.%7.%8."/>
+      <w:lvlJc w:val="left"/>
+      <w:pPr>
+        <w:ind w:left="3744" w:hanging="1224"/>
+      </w:pPr>
+    </w:lvl>
+    <w:lvl w:ilvl="8">
+      <w:start w:val="1"/>
+      <w:numFmt w:val="decimal"/>
+      <w:lvlText w:val="%1.%2.%3.%4.%5.%6.%7.%8.%9."/>
+      <w:lvlJc w:val="left"/>
+      <w:pPr>
+        <w:ind w:left="4320" w:hanging="1440"/>
+      </w:pPr>
+    </w:lvl>
+  </w:abstractNum>
+  <w:abstractNum w:abstractNumId="19" w15:restartNumberingAfterBreak="0">
     <w:nsid w:val="559F0CDD"/>
     <w:multiLevelType w:val="multilevel"/>
     <w:tmpl w:val="3496E5D4"/>
@@ -4435,7 +7432,206 @@
       </w:rPr>
     </w:lvl>
   </w:abstractNum>
-  <w:abstractNum w:abstractNumId="7" w15:restartNumberingAfterBreak="0">
+  <w:abstractNum w:abstractNumId="20" w15:restartNumberingAfterBreak="0">
+    <w:nsid w:val="571F7A7C"/>
+    <w:multiLevelType w:val="multilevel"/>
+    <w:tmpl w:val="0416001F"/>
+    <w:lvl w:ilvl="0">
+      <w:start w:val="1"/>
+      <w:numFmt w:val="decimal"/>
+      <w:lvlText w:val="%1."/>
+      <w:lvlJc w:val="left"/>
+      <w:pPr>
+        <w:ind w:left="360" w:hanging="360"/>
+      </w:pPr>
+    </w:lvl>
+    <w:lvl w:ilvl="1">
+      <w:start w:val="1"/>
+      <w:numFmt w:val="decimal"/>
+      <w:lvlText w:val="%1.%2."/>
+      <w:lvlJc w:val="left"/>
+      <w:pPr>
+        <w:ind w:left="792" w:hanging="432"/>
+      </w:pPr>
+    </w:lvl>
+    <w:lvl w:ilvl="2">
+      <w:start w:val="1"/>
+      <w:numFmt w:val="decimal"/>
+      <w:lvlText w:val="%1.%2.%3."/>
+      <w:lvlJc w:val="left"/>
+      <w:pPr>
+        <w:ind w:left="1224" w:hanging="504"/>
+      </w:pPr>
+    </w:lvl>
+    <w:lvl w:ilvl="3">
+      <w:start w:val="1"/>
+      <w:numFmt w:val="decimal"/>
+      <w:lvlText w:val="%1.%2.%3.%4."/>
+      <w:lvlJc w:val="left"/>
+      <w:pPr>
+        <w:ind w:left="1728" w:hanging="648"/>
+      </w:pPr>
+    </w:lvl>
+    <w:lvl w:ilvl="4">
+      <w:start w:val="1"/>
+      <w:numFmt w:val="decimal"/>
+      <w:lvlText w:val="%1.%2.%3.%4.%5."/>
+      <w:lvlJc w:val="left"/>
+      <w:pPr>
+        <w:ind w:left="2232" w:hanging="792"/>
+      </w:pPr>
+    </w:lvl>
+    <w:lvl w:ilvl="5">
+      <w:start w:val="1"/>
+      <w:numFmt w:val="decimal"/>
+      <w:lvlText w:val="%1.%2.%3.%4.%5.%6."/>
+      <w:lvlJc w:val="left"/>
+      <w:pPr>
+        <w:ind w:left="2736" w:hanging="936"/>
+      </w:pPr>
+    </w:lvl>
+    <w:lvl w:ilvl="6">
+      <w:start w:val="1"/>
+      <w:numFmt w:val="decimal"/>
+      <w:lvlText w:val="%1.%2.%3.%4.%5.%6.%7."/>
+      <w:lvlJc w:val="left"/>
+      <w:pPr>
+        <w:ind w:left="3240" w:hanging="1080"/>
+      </w:pPr>
+    </w:lvl>
+    <w:lvl w:ilvl="7">
+      <w:start w:val="1"/>
+      <w:numFmt w:val="decimal"/>
+      <w:lvlText w:val="%1.%2.%3.%4.%5.%6.%7.%8."/>
+      <w:lvlJc w:val="left"/>
+      <w:pPr>
+        <w:ind w:left="3744" w:hanging="1224"/>
+      </w:pPr>
+    </w:lvl>
+    <w:lvl w:ilvl="8">
+      <w:start w:val="1"/>
+      <w:numFmt w:val="decimal"/>
+      <w:lvlText w:val="%1.%2.%3.%4.%5.%6.%7.%8.%9."/>
+      <w:lvlJc w:val="left"/>
+      <w:pPr>
+        <w:ind w:left="4320" w:hanging="1440"/>
+      </w:pPr>
+    </w:lvl>
+  </w:abstractNum>
+  <w:abstractNum w:abstractNumId="21" w15:restartNumberingAfterBreak="0">
+    <w:nsid w:val="57AB137B"/>
+    <w:multiLevelType w:val="hybridMultilevel"/>
+    <w:tmpl w:val="F11E9966"/>
+    <w:lvl w:ilvl="0" w:tplc="04160001">
+      <w:start w:val="1"/>
+      <w:numFmt w:val="bullet"/>
+      <w:lvlText w:val=""/>
+      <w:lvlJc w:val="left"/>
+      <w:pPr>
+        <w:ind w:left="720" w:hanging="360"/>
+      </w:pPr>
+      <w:rPr>
+        <w:rFonts w:ascii="Symbol" w:hAnsi="Symbol" w:hint="default"/>
+      </w:rPr>
+    </w:lvl>
+    <w:lvl w:ilvl="1" w:tplc="04160003" w:tentative="1">
+      <w:start w:val="1"/>
+      <w:numFmt w:val="bullet"/>
+      <w:lvlText w:val="o"/>
+      <w:lvlJc w:val="left"/>
+      <w:pPr>
+        <w:ind w:left="1440" w:hanging="360"/>
+      </w:pPr>
+      <w:rPr>
+        <w:rFonts w:ascii="Courier New" w:hAnsi="Courier New" w:cs="Courier New" w:hint="default"/>
+      </w:rPr>
+    </w:lvl>
+    <w:lvl w:ilvl="2" w:tplc="04160005" w:tentative="1">
+      <w:start w:val="1"/>
+      <w:numFmt w:val="bullet"/>
+      <w:lvlText w:val=""/>
+      <w:lvlJc w:val="left"/>
+      <w:pPr>
+        <w:ind w:left="2160" w:hanging="360"/>
+      </w:pPr>
+      <w:rPr>
+        <w:rFonts w:ascii="Wingdings" w:hAnsi="Wingdings" w:hint="default"/>
+      </w:rPr>
+    </w:lvl>
+    <w:lvl w:ilvl="3" w:tplc="04160001" w:tentative="1">
+      <w:start w:val="1"/>
+      <w:numFmt w:val="bullet"/>
+      <w:lvlText w:val=""/>
+      <w:lvlJc w:val="left"/>
+      <w:pPr>
+        <w:ind w:left="2880" w:hanging="360"/>
+      </w:pPr>
+      <w:rPr>
+        <w:rFonts w:ascii="Symbol" w:hAnsi="Symbol" w:hint="default"/>
+      </w:rPr>
+    </w:lvl>
+    <w:lvl w:ilvl="4" w:tplc="04160003" w:tentative="1">
+      <w:start w:val="1"/>
+      <w:numFmt w:val="bullet"/>
+      <w:lvlText w:val="o"/>
+      <w:lvlJc w:val="left"/>
+      <w:pPr>
+        <w:ind w:left="3600" w:hanging="360"/>
+      </w:pPr>
+      <w:rPr>
+        <w:rFonts w:ascii="Courier New" w:hAnsi="Courier New" w:cs="Courier New" w:hint="default"/>
+      </w:rPr>
+    </w:lvl>
+    <w:lvl w:ilvl="5" w:tplc="04160005" w:tentative="1">
+      <w:start w:val="1"/>
+      <w:numFmt w:val="bullet"/>
+      <w:lvlText w:val=""/>
+      <w:lvlJc w:val="left"/>
+      <w:pPr>
+        <w:ind w:left="4320" w:hanging="360"/>
+      </w:pPr>
+      <w:rPr>
+        <w:rFonts w:ascii="Wingdings" w:hAnsi="Wingdings" w:hint="default"/>
+      </w:rPr>
+    </w:lvl>
+    <w:lvl w:ilvl="6" w:tplc="04160001" w:tentative="1">
+      <w:start w:val="1"/>
+      <w:numFmt w:val="bullet"/>
+      <w:lvlText w:val=""/>
+      <w:lvlJc w:val="left"/>
+      <w:pPr>
+        <w:ind w:left="5040" w:hanging="360"/>
+      </w:pPr>
+      <w:rPr>
+        <w:rFonts w:ascii="Symbol" w:hAnsi="Symbol" w:hint="default"/>
+      </w:rPr>
+    </w:lvl>
+    <w:lvl w:ilvl="7" w:tplc="04160003" w:tentative="1">
+      <w:start w:val="1"/>
+      <w:numFmt w:val="bullet"/>
+      <w:lvlText w:val="o"/>
+      <w:lvlJc w:val="left"/>
+      <w:pPr>
+        <w:ind w:left="5760" w:hanging="360"/>
+      </w:pPr>
+      <w:rPr>
+        <w:rFonts w:ascii="Courier New" w:hAnsi="Courier New" w:cs="Courier New" w:hint="default"/>
+      </w:rPr>
+    </w:lvl>
+    <w:lvl w:ilvl="8" w:tplc="04160005" w:tentative="1">
+      <w:start w:val="1"/>
+      <w:numFmt w:val="bullet"/>
+      <w:lvlText w:val=""/>
+      <w:lvlJc w:val="left"/>
+      <w:pPr>
+        <w:ind w:left="6480" w:hanging="360"/>
+      </w:pPr>
+      <w:rPr>
+        <w:rFonts w:ascii="Wingdings" w:hAnsi="Wingdings" w:hint="default"/>
+      </w:rPr>
+    </w:lvl>
+  </w:abstractNum>
+  <w:abstractNum w:abstractNumId="22" w15:restartNumberingAfterBreak="0">
     <w:nsid w:val="581E3EEE"/>
     <w:multiLevelType w:val="multilevel"/>
     <w:tmpl w:val="E1A6612C"/>
@@ -4584,7 +7780,7 @@
       </w:rPr>
     </w:lvl>
   </w:abstractNum>
-  <w:abstractNum w:abstractNumId="8" w15:restartNumberingAfterBreak="0">
+  <w:abstractNum w:abstractNumId="23" w15:restartNumberingAfterBreak="0">
     <w:nsid w:val="5C352E61"/>
     <w:multiLevelType w:val="hybridMultilevel"/>
     <w:tmpl w:val="DC1231B6"/>
@@ -4697,7 +7893,7 @@
       </w:rPr>
     </w:lvl>
   </w:abstractNum>
-  <w:abstractNum w:abstractNumId="9" w15:restartNumberingAfterBreak="0">
+  <w:abstractNum w:abstractNumId="24" w15:restartNumberingAfterBreak="0">
     <w:nsid w:val="5E8719F8"/>
     <w:multiLevelType w:val="multilevel"/>
     <w:tmpl w:val="DC6A682E"/>
@@ -4846,7 +8042,120 @@
       </w:rPr>
     </w:lvl>
   </w:abstractNum>
-  <w:abstractNum w:abstractNumId="10" w15:restartNumberingAfterBreak="0">
+  <w:abstractNum w:abstractNumId="25" w15:restartNumberingAfterBreak="0">
+    <w:nsid w:val="5E954835"/>
+    <w:multiLevelType w:val="hybridMultilevel"/>
+    <w:tmpl w:val="B9185A28"/>
+    <w:lvl w:ilvl="0" w:tplc="04160001">
+      <w:start w:val="1"/>
+      <w:numFmt w:val="bullet"/>
+      <w:lvlText w:val=""/>
+      <w:lvlJc w:val="left"/>
+      <w:pPr>
+        <w:ind w:left="1080" w:hanging="360"/>
+      </w:pPr>
+      <w:rPr>
+        <w:rFonts w:ascii="Symbol" w:hAnsi="Symbol" w:hint="default"/>
+      </w:rPr>
+    </w:lvl>
+    <w:lvl w:ilvl="1" w:tplc="04160003" w:tentative="1">
+      <w:start w:val="1"/>
+      <w:numFmt w:val="bullet"/>
+      <w:lvlText w:val="o"/>
+      <w:lvlJc w:val="left"/>
+      <w:pPr>
+        <w:ind w:left="1800" w:hanging="360"/>
+      </w:pPr>
+      <w:rPr>
+        <w:rFonts w:ascii="Courier New" w:hAnsi="Courier New" w:cs="Courier New" w:hint="default"/>
+      </w:rPr>
+    </w:lvl>
+    <w:lvl w:ilvl="2" w:tplc="04160005" w:tentative="1">
+      <w:start w:val="1"/>
+      <w:numFmt w:val="bullet"/>
+      <w:lvlText w:val=""/>
+      <w:lvlJc w:val="left"/>
+      <w:pPr>
+        <w:ind w:left="2520" w:hanging="360"/>
+      </w:pPr>
+      <w:rPr>
+        <w:rFonts w:ascii="Wingdings" w:hAnsi="Wingdings" w:hint="default"/>
+      </w:rPr>
+    </w:lvl>
+    <w:lvl w:ilvl="3" w:tplc="04160001" w:tentative="1">
+      <w:start w:val="1"/>
+      <w:numFmt w:val="bullet"/>
+      <w:lvlText w:val=""/>
+      <w:lvlJc w:val="left"/>
+      <w:pPr>
+        <w:ind w:left="3240" w:hanging="360"/>
+      </w:pPr>
+      <w:rPr>
+        <w:rFonts w:ascii="Symbol" w:hAnsi="Symbol" w:hint="default"/>
+      </w:rPr>
+    </w:lvl>
+    <w:lvl w:ilvl="4" w:tplc="04160003" w:tentative="1">
+      <w:start w:val="1"/>
+      <w:numFmt w:val="bullet"/>
+      <w:lvlText w:val="o"/>
+      <w:lvlJc w:val="left"/>
+      <w:pPr>
+        <w:ind w:left="3960" w:hanging="360"/>
+      </w:pPr>
+      <w:rPr>
+        <w:rFonts w:ascii="Courier New" w:hAnsi="Courier New" w:cs="Courier New" w:hint="default"/>
+      </w:rPr>
+    </w:lvl>
+    <w:lvl w:ilvl="5" w:tplc="04160005" w:tentative="1">
+      <w:start w:val="1"/>
+      <w:numFmt w:val="bullet"/>
+      <w:lvlText w:val=""/>
+      <w:lvlJc w:val="left"/>
+      <w:pPr>
+        <w:ind w:left="4680" w:hanging="360"/>
+      </w:pPr>
+      <w:rPr>
+        <w:rFonts w:ascii="Wingdings" w:hAnsi="Wingdings" w:hint="default"/>
+      </w:rPr>
+    </w:lvl>
+    <w:lvl w:ilvl="6" w:tplc="04160001" w:tentative="1">
+      <w:start w:val="1"/>
+      <w:numFmt w:val="bullet"/>
+      <w:lvlText w:val=""/>
+      <w:lvlJc w:val="left"/>
+      <w:pPr>
+        <w:ind w:left="5400" w:hanging="360"/>
+      </w:pPr>
+      <w:rPr>
+        <w:rFonts w:ascii="Symbol" w:hAnsi="Symbol" w:hint="default"/>
+      </w:rPr>
+    </w:lvl>
+    <w:lvl w:ilvl="7" w:tplc="04160003" w:tentative="1">
+      <w:start w:val="1"/>
+      <w:numFmt w:val="bullet"/>
+      <w:lvlText w:val="o"/>
+      <w:lvlJc w:val="left"/>
+      <w:pPr>
+        <w:ind w:left="6120" w:hanging="360"/>
+      </w:pPr>
+      <w:rPr>
+        <w:rFonts w:ascii="Courier New" w:hAnsi="Courier New" w:cs="Courier New" w:hint="default"/>
+      </w:rPr>
+    </w:lvl>
+    <w:lvl w:ilvl="8" w:tplc="04160005" w:tentative="1">
+      <w:start w:val="1"/>
+      <w:numFmt w:val="bullet"/>
+      <w:lvlText w:val=""/>
+      <w:lvlJc w:val="left"/>
+      <w:pPr>
+        <w:ind w:left="6840" w:hanging="360"/>
+      </w:pPr>
+      <w:rPr>
+        <w:rFonts w:ascii="Wingdings" w:hAnsi="Wingdings" w:hint="default"/>
+      </w:rPr>
+    </w:lvl>
+  </w:abstractNum>
+  <w:abstractNum w:abstractNumId="26" w15:restartNumberingAfterBreak="0">
     <w:nsid w:val="620F2314"/>
     <w:multiLevelType w:val="multilevel"/>
     <w:tmpl w:val="C07E450A"/>
@@ -4995,38 +8304,442 @@
       </w:rPr>
     </w:lvl>
   </w:abstractNum>
+  <w:abstractNum w:abstractNumId="27" w15:restartNumberingAfterBreak="0">
+    <w:nsid w:val="662608A6"/>
+    <w:multiLevelType w:val="hybridMultilevel"/>
+    <w:tmpl w:val="D5408040"/>
+    <w:lvl w:ilvl="0" w:tplc="0416000F">
+      <w:start w:val="1"/>
+      <w:numFmt w:val="decimal"/>
+      <w:lvlText w:val="%1."/>
+      <w:lvlJc w:val="left"/>
+      <w:pPr>
+        <w:ind w:left="1440" w:hanging="360"/>
+      </w:pPr>
+    </w:lvl>
+    <w:lvl w:ilvl="1" w:tplc="04160019" w:tentative="1">
+      <w:start w:val="1"/>
+      <w:numFmt w:val="lowerLetter"/>
+      <w:lvlText w:val="%2."/>
+      <w:lvlJc w:val="left"/>
+      <w:pPr>
+        <w:ind w:left="2160" w:hanging="360"/>
+      </w:pPr>
+    </w:lvl>
+    <w:lvl w:ilvl="2" w:tplc="0416001B" w:tentative="1">
+      <w:start w:val="1"/>
+      <w:numFmt w:val="lowerRoman"/>
+      <w:lvlText w:val="%3."/>
+      <w:lvlJc w:val="right"/>
+      <w:pPr>
+        <w:ind w:left="2880" w:hanging="180"/>
+      </w:pPr>
+    </w:lvl>
+    <w:lvl w:ilvl="3" w:tplc="0416000F" w:tentative="1">
+      <w:start w:val="1"/>
+      <w:numFmt w:val="decimal"/>
+      <w:lvlText w:val="%4."/>
+      <w:lvlJc w:val="left"/>
+      <w:pPr>
+        <w:ind w:left="3600" w:hanging="360"/>
+      </w:pPr>
+    </w:lvl>
+    <w:lvl w:ilvl="4" w:tplc="04160019" w:tentative="1">
+      <w:start w:val="1"/>
+      <w:numFmt w:val="lowerLetter"/>
+      <w:lvlText w:val="%5."/>
+      <w:lvlJc w:val="left"/>
+      <w:pPr>
+        <w:ind w:left="4320" w:hanging="360"/>
+      </w:pPr>
+    </w:lvl>
+    <w:lvl w:ilvl="5" w:tplc="0416001B" w:tentative="1">
+      <w:start w:val="1"/>
+      <w:numFmt w:val="lowerRoman"/>
+      <w:lvlText w:val="%6."/>
+      <w:lvlJc w:val="right"/>
+      <w:pPr>
+        <w:ind w:left="5040" w:hanging="180"/>
+      </w:pPr>
+    </w:lvl>
+    <w:lvl w:ilvl="6" w:tplc="0416000F" w:tentative="1">
+      <w:start w:val="1"/>
+      <w:numFmt w:val="decimal"/>
+      <w:lvlText w:val="%7."/>
+      <w:lvlJc w:val="left"/>
+      <w:pPr>
+        <w:ind w:left="5760" w:hanging="360"/>
+      </w:pPr>
+    </w:lvl>
+    <w:lvl w:ilvl="7" w:tplc="04160019" w:tentative="1">
+      <w:start w:val="1"/>
+      <w:numFmt w:val="lowerLetter"/>
+      <w:lvlText w:val="%8."/>
+      <w:lvlJc w:val="left"/>
+      <w:pPr>
+        <w:ind w:left="6480" w:hanging="360"/>
+      </w:pPr>
+    </w:lvl>
+    <w:lvl w:ilvl="8" w:tplc="0416001B" w:tentative="1">
+      <w:start w:val="1"/>
+      <w:numFmt w:val="lowerRoman"/>
+      <w:lvlText w:val="%9."/>
+      <w:lvlJc w:val="right"/>
+      <w:pPr>
+        <w:ind w:left="7200" w:hanging="180"/>
+      </w:pPr>
+    </w:lvl>
+  </w:abstractNum>
+  <w:abstractNum w:abstractNumId="28" w15:restartNumberingAfterBreak="0">
+    <w:nsid w:val="6DAA69B2"/>
+    <w:multiLevelType w:val="multilevel"/>
+    <w:tmpl w:val="0416001F"/>
+    <w:lvl w:ilvl="0">
+      <w:start w:val="1"/>
+      <w:numFmt w:val="decimal"/>
+      <w:lvlText w:val="%1."/>
+      <w:lvlJc w:val="left"/>
+      <w:pPr>
+        <w:ind w:left="360" w:hanging="360"/>
+      </w:pPr>
+    </w:lvl>
+    <w:lvl w:ilvl="1">
+      <w:start w:val="1"/>
+      <w:numFmt w:val="decimal"/>
+      <w:lvlText w:val="%1.%2."/>
+      <w:lvlJc w:val="left"/>
+      <w:pPr>
+        <w:ind w:left="792" w:hanging="432"/>
+      </w:pPr>
+    </w:lvl>
+    <w:lvl w:ilvl="2">
+      <w:start w:val="1"/>
+      <w:numFmt w:val="decimal"/>
+      <w:lvlText w:val="%1.%2.%3."/>
+      <w:lvlJc w:val="left"/>
+      <w:pPr>
+        <w:ind w:left="1224" w:hanging="504"/>
+      </w:pPr>
+    </w:lvl>
+    <w:lvl w:ilvl="3">
+      <w:start w:val="1"/>
+      <w:numFmt w:val="decimal"/>
+      <w:lvlText w:val="%1.%2.%3.%4."/>
+      <w:lvlJc w:val="left"/>
+      <w:pPr>
+        <w:ind w:left="1728" w:hanging="648"/>
+      </w:pPr>
+    </w:lvl>
+    <w:lvl w:ilvl="4">
+      <w:start w:val="1"/>
+      <w:numFmt w:val="decimal"/>
+      <w:lvlText w:val="%1.%2.%3.%4.%5."/>
+      <w:lvlJc w:val="left"/>
+      <w:pPr>
+        <w:ind w:left="2232" w:hanging="792"/>
+      </w:pPr>
+    </w:lvl>
+    <w:lvl w:ilvl="5">
+      <w:start w:val="1"/>
+      <w:numFmt w:val="decimal"/>
+      <w:lvlText w:val="%1.%2.%3.%4.%5.%6."/>
+      <w:lvlJc w:val="left"/>
+      <w:pPr>
+        <w:ind w:left="2736" w:hanging="936"/>
+      </w:pPr>
+    </w:lvl>
+    <w:lvl w:ilvl="6">
+      <w:start w:val="1"/>
+      <w:numFmt w:val="decimal"/>
+      <w:lvlText w:val="%1.%2.%3.%4.%5.%6.%7."/>
+      <w:lvlJc w:val="left"/>
+      <w:pPr>
+        <w:ind w:left="3240" w:hanging="1080"/>
+      </w:pPr>
+    </w:lvl>
+    <w:lvl w:ilvl="7">
+      <w:start w:val="1"/>
+      <w:numFmt w:val="decimal"/>
+      <w:lvlText w:val="%1.%2.%3.%4.%5.%6.%7.%8."/>
+      <w:lvlJc w:val="left"/>
+      <w:pPr>
+        <w:ind w:left="3744" w:hanging="1224"/>
+      </w:pPr>
+    </w:lvl>
+    <w:lvl w:ilvl="8">
+      <w:start w:val="1"/>
+      <w:numFmt w:val="decimal"/>
+      <w:lvlText w:val="%1.%2.%3.%4.%5.%6.%7.%8.%9."/>
+      <w:lvlJc w:val="left"/>
+      <w:pPr>
+        <w:ind w:left="4320" w:hanging="1440"/>
+      </w:pPr>
+    </w:lvl>
+  </w:abstractNum>
+  <w:abstractNum w:abstractNumId="29" w15:restartNumberingAfterBreak="0">
+    <w:nsid w:val="71DA1B48"/>
+    <w:multiLevelType w:val="multilevel"/>
+    <w:tmpl w:val="6EF8B436"/>
+    <w:lvl w:ilvl="0">
+      <w:start w:val="1"/>
+      <w:numFmt w:val="decimal"/>
+      <w:lvlText w:val="%1."/>
+      <w:lvlJc w:val="left"/>
+      <w:pPr>
+        <w:ind w:left="360" w:hanging="360"/>
+      </w:pPr>
+    </w:lvl>
+    <w:lvl w:ilvl="1">
+      <w:start w:val="1"/>
+      <w:numFmt w:val="decimal"/>
+      <w:lvlText w:val="%1.%2."/>
+      <w:lvlJc w:val="left"/>
+      <w:pPr>
+        <w:ind w:left="792" w:hanging="432"/>
+      </w:pPr>
+    </w:lvl>
+    <w:lvl w:ilvl="2">
+      <w:start w:val="1"/>
+      <w:numFmt w:val="decimal"/>
+      <w:lvlText w:val="%3."/>
+      <w:lvlJc w:val="left"/>
+      <w:pPr>
+        <w:ind w:left="1080" w:hanging="360"/>
+      </w:pPr>
+    </w:lvl>
+    <w:lvl w:ilvl="3">
+      <w:start w:val="1"/>
+      <w:numFmt w:val="decimal"/>
+      <w:lvlText w:val="%1.%2.%3.%4."/>
+      <w:lvlJc w:val="left"/>
+      <w:pPr>
+        <w:ind w:left="1728" w:hanging="648"/>
+      </w:pPr>
+    </w:lvl>
+    <w:lvl w:ilvl="4">
+      <w:start w:val="1"/>
+      <w:numFmt w:val="decimal"/>
+      <w:lvlText w:val="%1.%2.%3.%4.%5."/>
+      <w:lvlJc w:val="left"/>
+      <w:pPr>
+        <w:ind w:left="2232" w:hanging="792"/>
+      </w:pPr>
+    </w:lvl>
+    <w:lvl w:ilvl="5">
+      <w:start w:val="1"/>
+      <w:numFmt w:val="decimal"/>
+      <w:lvlText w:val="%1.%2.%3.%4.%5.%6."/>
+      <w:lvlJc w:val="left"/>
+      <w:pPr>
+        <w:ind w:left="2736" w:hanging="936"/>
+      </w:pPr>
+    </w:lvl>
+    <w:lvl w:ilvl="6">
+      <w:start w:val="1"/>
+      <w:numFmt w:val="decimal"/>
+      <w:lvlText w:val="%1.%2.%3.%4.%5.%6.%7."/>
+      <w:lvlJc w:val="left"/>
+      <w:pPr>
+        <w:ind w:left="3240" w:hanging="1080"/>
+      </w:pPr>
+    </w:lvl>
+    <w:lvl w:ilvl="7">
+      <w:start w:val="1"/>
+      <w:numFmt w:val="decimal"/>
+      <w:lvlText w:val="%1.%2.%3.%4.%5.%6.%7.%8."/>
+      <w:lvlJc w:val="left"/>
+      <w:pPr>
+        <w:ind w:left="3744" w:hanging="1224"/>
+      </w:pPr>
+    </w:lvl>
+    <w:lvl w:ilvl="8">
+      <w:start w:val="1"/>
+      <w:numFmt w:val="decimal"/>
+      <w:lvlText w:val="%1.%2.%3.%4.%5.%6.%7.%8.%9."/>
+      <w:lvlJc w:val="left"/>
+      <w:pPr>
+        <w:ind w:left="4320" w:hanging="1440"/>
+      </w:pPr>
+    </w:lvl>
+  </w:abstractNum>
+  <w:abstractNum w:abstractNumId="30" w15:restartNumberingAfterBreak="0">
+    <w:nsid w:val="71FD508A"/>
+    <w:multiLevelType w:val="multilevel"/>
+    <w:tmpl w:val="0416001F"/>
+    <w:lvl w:ilvl="0">
+      <w:start w:val="1"/>
+      <w:numFmt w:val="decimal"/>
+      <w:lvlText w:val="%1."/>
+      <w:lvlJc w:val="left"/>
+      <w:pPr>
+        <w:ind w:left="360" w:hanging="360"/>
+      </w:pPr>
+    </w:lvl>
+    <w:lvl w:ilvl="1">
+      <w:start w:val="1"/>
+      <w:numFmt w:val="decimal"/>
+      <w:lvlText w:val="%1.%2."/>
+      <w:lvlJc w:val="left"/>
+      <w:pPr>
+        <w:ind w:left="792" w:hanging="432"/>
+      </w:pPr>
+    </w:lvl>
+    <w:lvl w:ilvl="2">
+      <w:start w:val="1"/>
+      <w:numFmt w:val="decimal"/>
+      <w:lvlText w:val="%1.%2.%3."/>
+      <w:lvlJc w:val="left"/>
+      <w:pPr>
+        <w:ind w:left="1224" w:hanging="504"/>
+      </w:pPr>
+    </w:lvl>
+    <w:lvl w:ilvl="3">
+      <w:start w:val="1"/>
+      <w:numFmt w:val="decimal"/>
+      <w:lvlText w:val="%1.%2.%3.%4."/>
+      <w:lvlJc w:val="left"/>
+      <w:pPr>
+        <w:ind w:left="1728" w:hanging="648"/>
+      </w:pPr>
+    </w:lvl>
+    <w:lvl w:ilvl="4">
+      <w:start w:val="1"/>
+      <w:numFmt w:val="decimal"/>
+      <w:lvlText w:val="%1.%2.%3.%4.%5."/>
+      <w:lvlJc w:val="left"/>
+      <w:pPr>
+        <w:ind w:left="2232" w:hanging="792"/>
+      </w:pPr>
+    </w:lvl>
+    <w:lvl w:ilvl="5">
+      <w:start w:val="1"/>
+      <w:numFmt w:val="decimal"/>
+      <w:lvlText w:val="%1.%2.%3.%4.%5.%6."/>
+      <w:lvlJc w:val="left"/>
+      <w:pPr>
+        <w:ind w:left="2736" w:hanging="936"/>
+      </w:pPr>
+    </w:lvl>
+    <w:lvl w:ilvl="6">
+      <w:start w:val="1"/>
+      <w:numFmt w:val="decimal"/>
+      <w:lvlText w:val="%1.%2.%3.%4.%5.%6.%7."/>
+      <w:lvlJc w:val="left"/>
+      <w:pPr>
+        <w:ind w:left="3240" w:hanging="1080"/>
+      </w:pPr>
+    </w:lvl>
+    <w:lvl w:ilvl="7">
+      <w:start w:val="1"/>
+      <w:numFmt w:val="decimal"/>
+      <w:lvlText w:val="%1.%2.%3.%4.%5.%6.%7.%8."/>
+      <w:lvlJc w:val="left"/>
+      <w:pPr>
+        <w:ind w:left="3744" w:hanging="1224"/>
+      </w:pPr>
+    </w:lvl>
+    <w:lvl w:ilvl="8">
+      <w:start w:val="1"/>
+      <w:numFmt w:val="decimal"/>
+      <w:lvlText w:val="%1.%2.%3.%4.%5.%6.%7.%8.%9."/>
+      <w:lvlJc w:val="left"/>
+      <w:pPr>
+        <w:ind w:left="4320" w:hanging="1440"/>
+      </w:pPr>
+    </w:lvl>
+  </w:abstractNum>
   <w:num w:numId="1" w16cid:durableId="666518214">
-    <w:abstractNumId w:val="8"/>
+    <w:abstractNumId w:val="23"/>
   </w:num>
   <w:num w:numId="2" w16cid:durableId="1845977769">
-    <w:abstractNumId w:val="10"/>
+    <w:abstractNumId w:val="26"/>
   </w:num>
   <w:num w:numId="3" w16cid:durableId="820386503">
-    <w:abstractNumId w:val="5"/>
+    <w:abstractNumId w:val="17"/>
   </w:num>
   <w:num w:numId="4" w16cid:durableId="1730686184">
-    <w:abstractNumId w:val="2"/>
+    <w:abstractNumId w:val="10"/>
   </w:num>
   <w:num w:numId="5" w16cid:durableId="1568540165">
     <w:abstractNumId w:val="0"/>
   </w:num>
   <w:num w:numId="6" w16cid:durableId="707947999">
+    <w:abstractNumId w:val="7"/>
+  </w:num>
+  <w:num w:numId="7" w16cid:durableId="582757924">
+    <w:abstractNumId w:val="24"/>
+  </w:num>
+  <w:num w:numId="8" w16cid:durableId="1755668114">
+    <w:abstractNumId w:val="16"/>
+  </w:num>
+  <w:num w:numId="9" w16cid:durableId="795375208">
+    <w:abstractNumId w:val="22"/>
+  </w:num>
+  <w:num w:numId="10" w16cid:durableId="1253203281">
+    <w:abstractNumId w:val="19"/>
+  </w:num>
+  <w:num w:numId="11" w16cid:durableId="1689405870">
+    <w:abstractNumId w:val="13"/>
+  </w:num>
+  <w:num w:numId="12" w16cid:durableId="220751900">
+    <w:abstractNumId w:val="20"/>
+  </w:num>
+  <w:num w:numId="13" w16cid:durableId="675807458">
+    <w:abstractNumId w:val="3"/>
+  </w:num>
+  <w:num w:numId="14" w16cid:durableId="1086852390">
+    <w:abstractNumId w:val="8"/>
+  </w:num>
+  <w:num w:numId="15" w16cid:durableId="449670657">
+    <w:abstractNumId w:val="28"/>
+  </w:num>
+  <w:num w:numId="16" w16cid:durableId="498426636">
+    <w:abstractNumId w:val="5"/>
+  </w:num>
+  <w:num w:numId="17" w16cid:durableId="1622688718">
+    <w:abstractNumId w:val="29"/>
+  </w:num>
+  <w:num w:numId="18" w16cid:durableId="1791389374">
+    <w:abstractNumId w:val="2"/>
+  </w:num>
+  <w:num w:numId="19" w16cid:durableId="811413354">
+    <w:abstractNumId w:val="6"/>
+  </w:num>
+  <w:num w:numId="20" w16cid:durableId="1382750277">
+    <w:abstractNumId w:val="18"/>
+  </w:num>
+  <w:num w:numId="21" w16cid:durableId="588000256">
+    <w:abstractNumId w:val="12"/>
+  </w:num>
+  <w:num w:numId="22" w16cid:durableId="1718158605">
+    <w:abstractNumId w:val="30"/>
+  </w:num>
+  <w:num w:numId="23" w16cid:durableId="2055276248">
+    <w:abstractNumId w:val="15"/>
+  </w:num>
+  <w:num w:numId="24" w16cid:durableId="1204832662">
+    <w:abstractNumId w:val="11"/>
+  </w:num>
+  <w:num w:numId="25" w16cid:durableId="756680363">
+    <w:abstractNumId w:val="4"/>
+  </w:num>
+  <w:num w:numId="26" w16cid:durableId="1331448140">
+    <w:abstractNumId w:val="9"/>
+  </w:num>
+  <w:num w:numId="27" w16cid:durableId="1379935894">
     <w:abstractNumId w:val="1"/>
   </w:num>
-  <w:num w:numId="7" w16cid:durableId="582757924">
-    <w:abstractNumId w:val="9"/>
+  <w:num w:numId="28" w16cid:durableId="1095907075">
+    <w:abstractNumId w:val="14"/>
   </w:num>
-  <w:num w:numId="8" w16cid:durableId="1755668114">
-    <w:abstractNumId w:val="4"/>
+  <w:num w:numId="29" w16cid:durableId="1883636978">
+    <w:abstractNumId w:val="27"/>
   </w:num>
-  <w:num w:numId="9" w16cid:durableId="795375208">
-    <w:abstractNumId w:val="7"/>
+  <w:num w:numId="30" w16cid:durableId="1011762172">
+    <w:abstractNumId w:val="25"/>
   </w:num>
-  <w:num w:numId="10" w16cid:durableId="1253203281">
-    <w:abstractNumId w:val="6"/>
-  </w:num>
-  <w:num w:numId="11" w16cid:durableId="1689405870">
-    <w:abstractNumId w:val="3"/>
+  <w:num w:numId="31" w16cid:durableId="1692879214">
+    <w:abstractNumId w:val="21"/>
   </w:num>
 </w:numbering>
 </file>
@@ -5459,7 +9172,6 @@
     <w:next w:val="Normal"/>
     <w:link w:val="Ttulo2Char"/>
     <w:uiPriority w:val="9"/>
-    <w:semiHidden/>
     <w:unhideWhenUsed/>
     <w:qFormat/>
     <w:rsid w:val="00FD3818"/>
@@ -5675,7 +9387,6 @@
     <w:basedOn w:val="Fontepargpadro"/>
     <w:link w:val="Ttulo2"/>
     <w:uiPriority w:val="9"/>
-    <w:semiHidden/>
     <w:rsid w:val="00FD3818"/>
     <w:rPr>
       <w:rFonts w:asciiTheme="majorHAnsi" w:eastAsiaTheme="majorEastAsia" w:hAnsiTheme="majorHAnsi" w:cstheme="majorBidi"/>
@@ -6033,6 +9744,94 @@
       </w:tblBorders>
     </w:tblPr>
   </w:style>
+  <w:style w:type="paragraph" w:styleId="CabealhodoSumrio">
+    <w:name w:val="TOC Heading"/>
+    <w:basedOn w:val="Ttulo1"/>
+    <w:next w:val="Normal"/>
+    <w:uiPriority w:val="39"/>
+    <w:unhideWhenUsed/>
+    <w:qFormat/>
+    <w:rsid w:val="00700387"/>
+    <w:pPr>
+      <w:spacing w:before="320" w:after="0" w:line="240" w:lineRule="auto"/>
+      <w:outlineLvl w:val="9"/>
+    </w:pPr>
+    <w:rPr>
+      <w:kern w:val="0"/>
+      <w:sz w:val="32"/>
+      <w:szCs w:val="32"/>
+      <w14:ligatures w14:val="none"/>
+    </w:rPr>
+  </w:style>
+  <w:style w:type="paragraph" w:styleId="Sumrio2">
+    <w:name w:val="toc 2"/>
+    <w:basedOn w:val="Normal"/>
+    <w:next w:val="Normal"/>
+    <w:autoRedefine/>
+    <w:uiPriority w:val="39"/>
+    <w:unhideWhenUsed/>
+    <w:rsid w:val="00700387"/>
+    <w:pPr>
+      <w:spacing w:after="100" w:line="259" w:lineRule="auto"/>
+      <w:ind w:left="220"/>
+    </w:pPr>
+    <w:rPr>
+      <w:rFonts w:eastAsiaTheme="minorEastAsia" w:cs="Times New Roman"/>
+      <w:kern w:val="0"/>
+      <w:sz w:val="22"/>
+      <w:szCs w:val="22"/>
+      <w:lang w:eastAsia="pt-BR"/>
+      <w14:ligatures w14:val="none"/>
+    </w:rPr>
+  </w:style>
+  <w:style w:type="paragraph" w:styleId="Sumrio1">
+    <w:name w:val="toc 1"/>
+    <w:basedOn w:val="Normal"/>
+    <w:next w:val="Normal"/>
+    <w:autoRedefine/>
+    <w:uiPriority w:val="39"/>
+    <w:unhideWhenUsed/>
+    <w:rsid w:val="00700387"/>
+    <w:pPr>
+      <w:tabs>
+        <w:tab w:val="left" w:pos="720"/>
+        <w:tab w:val="right" w:leader="dot" w:pos="8494"/>
+      </w:tabs>
+      <w:spacing w:after="100" w:line="259" w:lineRule="auto"/>
+    </w:pPr>
+    <w:rPr>
+      <w:rFonts w:ascii="Times New Roman" w:eastAsiaTheme="minorEastAsia" w:hAnsi="Times New Roman" w:cs="Times New Roman"/>
+      <w:b/>
+      <w:bCs/>
+      <w:noProof/>
+      <w:kern w:val="0"/>
+      <w:sz w:val="22"/>
+      <w:szCs w:val="22"/>
+      <w:lang w:eastAsia="pt-BR"/>
+      <w14:ligatures w14:val="none"/>
+    </w:rPr>
+  </w:style>
+  <w:style w:type="paragraph" w:styleId="Sumrio3">
+    <w:name w:val="toc 3"/>
+    <w:basedOn w:val="Normal"/>
+    <w:next w:val="Normal"/>
+    <w:autoRedefine/>
+    <w:uiPriority w:val="39"/>
+    <w:unhideWhenUsed/>
+    <w:rsid w:val="006D4908"/>
+    <w:pPr>
+      <w:spacing w:after="100" w:line="259" w:lineRule="auto"/>
+      <w:ind w:left="440"/>
+    </w:pPr>
+    <w:rPr>
+      <w:rFonts w:eastAsiaTheme="minorEastAsia" w:cs="Times New Roman"/>
+      <w:kern w:val="0"/>
+      <w:sz w:val="22"/>
+      <w:szCs w:val="22"/>
+      <w:lang w:eastAsia="pt-BR"/>
+      <w14:ligatures w14:val="none"/>
+    </w:rPr>
+  </w:style>
 </w:styles>
 </file>
 
@@ -6349,4 +10148,16 @@
     </a:ext>
   </a:extLst>
 </a:theme>
+</file>
+
+<file path=customXml/item1.xml><?xml version="1.0" encoding="utf-8"?>
+<b:Sources xmlns:b="http://schemas.openxmlformats.org/officeDocument/2006/bibliography" xmlns="http://schemas.openxmlformats.org/officeDocument/2006/bibliography" SelectedStyle="\APASixthEditionOfficeOnline.xsl" StyleName="APA" Version="6"/>
+</file>
+
+<file path=customXml/itemProps1.xml><?xml version="1.0" encoding="utf-8"?>
+<ds:datastoreItem xmlns:ds="http://schemas.openxmlformats.org/officeDocument/2006/customXml" ds:itemID="{38CC9882-819C-4C1B-BB67-7738807BEFE7}">
+  <ds:schemaRefs>
+    <ds:schemaRef ds:uri="http://schemas.openxmlformats.org/officeDocument/2006/bibliography"/>
+  </ds:schemaRefs>
+</ds:datastoreItem>
 </file>